--- a/设计文档/使用说明.docx
+++ b/设计文档/使用说明.docx
@@ -30,23 +30,13 @@
           <w:szCs w:val="36"/>
         </w:rPr>
       </w:pPr>
-      <w:proofErr w:type="gramStart"/>
       <w:r>
         <w:rPr>
           <w:rFonts w:ascii="方正黑体_GBK" w:eastAsia="方正黑体_GBK" w:hint="eastAsia"/>
           <w:sz w:val="32"/>
           <w:szCs w:val="36"/>
         </w:rPr>
-        <w:t>一</w:t>
-      </w:r>
-      <w:proofErr w:type="gramEnd"/>
-      <w:r>
-        <w:rPr>
-          <w:rFonts w:ascii="方正黑体_GBK" w:eastAsia="方正黑体_GBK" w:hint="eastAsia"/>
-          <w:sz w:val="32"/>
-          <w:szCs w:val="36"/>
-        </w:rPr>
-        <w:t xml:space="preserve"> 编译环境</w:t>
+        <w:t>一 编译环境</w:t>
       </w:r>
     </w:p>
     <w:p>
@@ -144,59 +134,13 @@
         </w:rPr>
         <w:t>1750</w:t>
       </w:r>
-      <w:proofErr w:type="gramStart"/>
-      <w:r>
-        <w:rPr>
-          <w:rFonts w:ascii="方正仿宋_GBK" w:eastAsia="方正仿宋_GBK" w:hint="eastAsia"/>
-          <w:sz w:val="28"/>
-          <w:szCs w:val="28"/>
-        </w:rPr>
-        <w:t>光照强度</w:t>
-      </w:r>
-      <w:proofErr w:type="gramEnd"/>
-      <w:r>
-        <w:rPr>
-          <w:rFonts w:ascii="方正仿宋_GBK" w:eastAsia="方正仿宋_GBK" w:hint="eastAsia"/>
-          <w:sz w:val="28"/>
-          <w:szCs w:val="28"/>
-        </w:rPr>
-        <w:t>传感器，土</w:t>
-      </w:r>
-      <w:proofErr w:type="gramStart"/>
-      <w:r>
-        <w:rPr>
-          <w:rFonts w:ascii="方正仿宋_GBK" w:eastAsia="方正仿宋_GBK" w:hint="eastAsia"/>
-          <w:sz w:val="28"/>
-          <w:szCs w:val="28"/>
-        </w:rPr>
-        <w:t>壤</w:t>
-      </w:r>
-      <w:proofErr w:type="gramEnd"/>
-      <w:r>
-        <w:rPr>
-          <w:rFonts w:ascii="方正仿宋_GBK" w:eastAsia="方正仿宋_GBK" w:hint="eastAsia"/>
-          <w:sz w:val="28"/>
-          <w:szCs w:val="28"/>
-        </w:rPr>
-        <w:t xml:space="preserve">湿度传感器） </w:t>
-      </w:r>
-      <w:proofErr w:type="gramStart"/>
-      <w:r>
-        <w:rPr>
-          <w:rFonts w:ascii="方正仿宋_GBK" w:eastAsia="方正仿宋_GBK" w:hint="eastAsia"/>
-          <w:sz w:val="28"/>
-          <w:szCs w:val="28"/>
-        </w:rPr>
-        <w:t>外接控制设备</w:t>
-      </w:r>
-      <w:proofErr w:type="gramEnd"/>
-      <w:r>
-        <w:rPr>
-          <w:rFonts w:ascii="方正仿宋_GBK" w:eastAsia="方正仿宋_GBK" w:hint="eastAsia"/>
-          <w:sz w:val="28"/>
-          <w:szCs w:val="28"/>
-        </w:rPr>
-        <w:t>（水泵等）</w:t>
+      <w:r>
+        <w:rPr>
+          <w:rFonts w:ascii="方正仿宋_GBK" w:eastAsia="方正仿宋_GBK" w:hint="eastAsia"/>
+          <w:sz w:val="28"/>
+          <w:szCs w:val="28"/>
+        </w:rPr>
+        <w:t>光照强度传感器，土壤湿度传感器） 外接控制设备（水泵等）</w:t>
       </w:r>
     </w:p>
     <w:p>
@@ -436,10 +380,695 @@
       <w:pPr>
         <w:jc w:val="left"/>
         <w:rPr>
+          <w:rFonts w:ascii="方正黑体_GBK" w:eastAsia="方正黑体_GBK"/>
+          <w:sz w:val="32"/>
+          <w:szCs w:val="36"/>
+        </w:rPr>
+      </w:pPr>
+      <w:r>
+        <w:rPr>
           <w:rFonts w:ascii="方正黑体_GBK" w:eastAsia="方正黑体_GBK" w:hint="eastAsia"/>
           <w:sz w:val="32"/>
           <w:szCs w:val="36"/>
         </w:rPr>
+        <w:t>二 图形化库使用流程</w:t>
+      </w:r>
+    </w:p>
+    <w:p>
+      <w:pPr>
+        <w:ind w:firstLineChars="200" w:firstLine="560"/>
+        <w:jc w:val="left"/>
+        <w:rPr>
+          <w:rFonts w:ascii="方正仿宋_GBK" w:eastAsia="方正仿宋_GBK"/>
+          <w:sz w:val="28"/>
+          <w:szCs w:val="28"/>
+        </w:rPr>
+      </w:pPr>
+      <w:r>
+        <w:rPr>
+          <w:rFonts w:ascii="方正仿宋_GBK" w:eastAsia="方正仿宋_GBK" w:hint="eastAsia"/>
+          <w:sz w:val="28"/>
+          <w:szCs w:val="28"/>
+        </w:rPr>
+        <w:t>SFML图形化库</w:t>
+      </w:r>
+    </w:p>
+    <w:p>
+      <w:pPr>
+        <w:ind w:firstLine="560"/>
+        <w:jc w:val="left"/>
+        <w:rPr>
+          <w:rFonts w:ascii="方正仿宋_GBK" w:eastAsia="方正仿宋_GBK"/>
+          <w:sz w:val="28"/>
+          <w:szCs w:val="28"/>
+        </w:rPr>
+      </w:pPr>
+      <w:r>
+        <w:rPr>
+          <w:rFonts w:ascii="方正仿宋_GBK" w:eastAsia="方正仿宋_GBK" w:hint="eastAsia"/>
+          <w:sz w:val="28"/>
+          <w:szCs w:val="28"/>
+        </w:rPr>
+        <w:t>-</w:t>
+      </w:r>
+      <w:r>
+        <w:rPr>
+          <w:rFonts w:ascii="方正仿宋_GBK" w:eastAsia="方正仿宋_GBK" w:hint="eastAsia"/>
+          <w:sz w:val="28"/>
+          <w:szCs w:val="28"/>
+        </w:rPr>
+        <w:t xml:space="preserve"> </w:t>
+      </w:r>
+      <w:r>
+        <w:rPr>
+          <w:rFonts w:ascii="方正仿宋_GBK" w:eastAsia="方正仿宋_GBK" w:hint="eastAsia"/>
+          <w:sz w:val="28"/>
+          <w:szCs w:val="28"/>
+        </w:rPr>
+        <w:t>原因：</w:t>
+      </w:r>
+      <w:r>
+        <w:rPr>
+          <w:rFonts w:ascii="方正仿宋_GBK" w:eastAsia="方正仿宋_GBK" w:hint="eastAsia"/>
+          <w:sz w:val="28"/>
+          <w:szCs w:val="28"/>
+        </w:rPr>
+        <w:t>最初使用的是</w:t>
+      </w:r>
+      <w:proofErr w:type="spellStart"/>
+      <w:r>
+        <w:rPr>
+          <w:rFonts w:ascii="方正仿宋_GBK" w:eastAsia="方正仿宋_GBK" w:hint="eastAsia"/>
+          <w:sz w:val="28"/>
+          <w:szCs w:val="28"/>
+        </w:rPr>
+        <w:t>EasyX</w:t>
+      </w:r>
+      <w:proofErr w:type="spellEnd"/>
+      <w:r>
+        <w:rPr>
+          <w:rFonts w:ascii="方正仿宋_GBK" w:eastAsia="方正仿宋_GBK" w:hint="eastAsia"/>
+          <w:sz w:val="28"/>
+          <w:szCs w:val="28"/>
+        </w:rPr>
+        <w:t>，但是该图形化库对我当前使用的工具链并不友好，经常会因为各种原因造成编译错误。同时，使用SFML的图形化界面更加美观。</w:t>
+      </w:r>
+    </w:p>
+    <w:p>
+      <w:pPr>
+        <w:ind w:firstLine="560"/>
+        <w:jc w:val="left"/>
+        <w:rPr>
+          <w:rFonts w:ascii="方正仿宋_GBK" w:eastAsia="方正仿宋_GBK"/>
+          <w:sz w:val="28"/>
+          <w:szCs w:val="28"/>
+        </w:rPr>
+      </w:pPr>
+      <w:r>
+        <w:rPr>
+          <w:rFonts w:ascii="方正仿宋_GBK" w:eastAsia="方正仿宋_GBK" w:hint="eastAsia"/>
+          <w:sz w:val="28"/>
+          <w:szCs w:val="28"/>
+        </w:rPr>
+        <w:t>-</w:t>
+      </w:r>
+      <w:r>
+        <w:rPr>
+          <w:rFonts w:ascii="方正仿宋_GBK" w:eastAsia="方正仿宋_GBK"/>
+          <w:sz w:val="28"/>
+          <w:szCs w:val="28"/>
+        </w:rPr>
+        <w:t xml:space="preserve"> </w:t>
+      </w:r>
+      <w:r>
+        <w:rPr>
+          <w:rFonts w:ascii="方正仿宋_GBK" w:eastAsia="方正仿宋_GBK" w:hint="eastAsia"/>
+          <w:sz w:val="28"/>
+          <w:szCs w:val="28"/>
+        </w:rPr>
+        <w:t>配置方法：</w:t>
+      </w:r>
+    </w:p>
+    <w:p>
+      <w:pPr>
+        <w:ind w:firstLine="560"/>
+        <w:jc w:val="left"/>
+        <w:rPr>
+          <w:rFonts w:ascii="方正仿宋_GBK" w:eastAsia="方正仿宋_GBK"/>
+          <w:sz w:val="28"/>
+          <w:szCs w:val="28"/>
+        </w:rPr>
+      </w:pPr>
+      <w:r>
+        <w:rPr>
+          <w:rFonts w:ascii="方正仿宋_GBK" w:eastAsia="方正仿宋_GBK" w:hint="eastAsia"/>
+          <w:sz w:val="28"/>
+          <w:szCs w:val="28"/>
+        </w:rPr>
+        <w:t>1</w:t>
+      </w:r>
+      <w:r>
+        <w:rPr>
+          <w:rFonts w:ascii="方正仿宋_GBK" w:eastAsia="方正仿宋_GBK"/>
+          <w:sz w:val="28"/>
+          <w:szCs w:val="28"/>
+        </w:rPr>
+        <w:t>.</w:t>
+      </w:r>
+      <w:r>
+        <w:rPr>
+          <w:rFonts w:ascii="方正仿宋_GBK" w:eastAsia="方正仿宋_GBK" w:hint="eastAsia"/>
+          <w:sz w:val="28"/>
+          <w:szCs w:val="28"/>
+        </w:rPr>
+        <w:t>下载对应版本SFML解压到磁盘中</w:t>
+      </w:r>
+    </w:p>
+    <w:p>
+      <w:pPr>
+        <w:ind w:firstLine="560"/>
+        <w:jc w:val="left"/>
+        <w:rPr>
+          <w:rFonts w:ascii="方正仿宋_GBK" w:eastAsia="方正仿宋_GBK"/>
+          <w:sz w:val="28"/>
+          <w:szCs w:val="28"/>
+        </w:rPr>
+      </w:pPr>
+      <w:r>
+        <w:rPr>
+          <w:rFonts w:ascii="方正仿宋_GBK" w:eastAsia="方正仿宋_GBK" w:hint="eastAsia"/>
+          <w:sz w:val="28"/>
+          <w:szCs w:val="28"/>
+        </w:rPr>
+        <w:t>2</w:t>
+      </w:r>
+      <w:r>
+        <w:rPr>
+          <w:rFonts w:ascii="方正仿宋_GBK" w:eastAsia="方正仿宋_GBK"/>
+          <w:sz w:val="28"/>
+          <w:szCs w:val="28"/>
+        </w:rPr>
+        <w:t>.</w:t>
+      </w:r>
+      <w:r>
+        <w:rPr>
+          <w:rFonts w:ascii="方正仿宋_GBK" w:eastAsia="方正仿宋_GBK" w:hint="eastAsia"/>
+          <w:sz w:val="28"/>
+          <w:szCs w:val="28"/>
+        </w:rPr>
+        <w:t>在</w:t>
+      </w:r>
+      <w:proofErr w:type="spellStart"/>
+      <w:r>
+        <w:rPr>
+          <w:rFonts w:ascii="方正仿宋_GBK" w:eastAsia="方正仿宋_GBK" w:hint="eastAsia"/>
+          <w:sz w:val="28"/>
+          <w:szCs w:val="28"/>
+        </w:rPr>
+        <w:t>VScode</w:t>
+      </w:r>
+      <w:proofErr w:type="spellEnd"/>
+      <w:r>
+        <w:rPr>
+          <w:rFonts w:ascii="方正仿宋_GBK" w:eastAsia="方正仿宋_GBK" w:hint="eastAsia"/>
+          <w:sz w:val="28"/>
+          <w:szCs w:val="28"/>
+        </w:rPr>
+        <w:t>的配置文件中链接</w:t>
+      </w:r>
+      <w:proofErr w:type="spellStart"/>
+      <w:r>
+        <w:rPr>
+          <w:rFonts w:ascii="方正仿宋_GBK" w:eastAsia="方正仿宋_GBK" w:hint="eastAsia"/>
+          <w:sz w:val="28"/>
+          <w:szCs w:val="28"/>
+        </w:rPr>
+        <w:t>SFMl</w:t>
+      </w:r>
+      <w:proofErr w:type="spellEnd"/>
+      <w:r>
+        <w:rPr>
+          <w:rFonts w:ascii="方正仿宋_GBK" w:eastAsia="方正仿宋_GBK" w:hint="eastAsia"/>
+          <w:sz w:val="28"/>
+          <w:szCs w:val="28"/>
+        </w:rPr>
+        <w:t>的图形库</w:t>
+      </w:r>
+    </w:p>
+    <w:p>
+      <w:pPr>
+        <w:rPr>
+          <w:rFonts w:ascii="方正仿宋_GBK" w:eastAsia="方正仿宋_GBK"/>
+          <w:sz w:val="28"/>
+          <w:szCs w:val="28"/>
+        </w:rPr>
+      </w:pPr>
+      <w:r>
+        <w:rPr>
+          <w:rFonts w:ascii="方正仿宋_GBK" w:eastAsia="方正仿宋_GBK"/>
+          <w:sz w:val="28"/>
+          <w:szCs w:val="28"/>
+        </w:rPr>
+        <w:br w:type="page"/>
+      </w:r>
+    </w:p>
+    <w:p>
+      <w:pPr>
+        <w:ind w:firstLine="560"/>
+        <w:jc w:val="left"/>
+        <w:rPr>
+          <w:rFonts w:ascii="方正仿宋_GBK" w:eastAsia="方正仿宋_GBK"/>
+          <w:sz w:val="28"/>
+          <w:szCs w:val="28"/>
+        </w:rPr>
+      </w:pPr>
+      <w:bookmarkStart w:id="2" w:name="使用方法"/>
+      <w:bookmarkEnd w:id="2"/>
+      <w:r>
+        <w:rPr>
+          <w:rFonts w:ascii="方正仿宋_GBK" w:eastAsia="方正仿宋_GBK" w:hint="eastAsia"/>
+          <w:sz w:val="28"/>
+          <w:szCs w:val="28"/>
+        </w:rPr>
+        <w:lastRenderedPageBreak/>
+        <w:t>以下是SFML编译时链接的部分（位于</w:t>
+      </w:r>
+      <w:r>
+        <w:fldChar w:fldCharType="begin"/>
+      </w:r>
+      <w:r>
+        <w:instrText xml:space="preserve"> HYPERLINK "../.vscode/tasks.json" </w:instrText>
+      </w:r>
+      <w:r>
+        <w:fldChar w:fldCharType="separate"/>
+      </w:r>
+      <w:r>
+        <w:rPr>
+          <w:rStyle w:val="a8"/>
+          <w:rFonts w:ascii="方正仿宋_GBK" w:eastAsia="方正仿宋_GBK" w:hint="eastAsia"/>
+          <w:sz w:val="28"/>
+          <w:szCs w:val="28"/>
+        </w:rPr>
+        <w:t>tasks.</w:t>
+      </w:r>
+      <w:r>
+        <w:rPr>
+          <w:rStyle w:val="a8"/>
+          <w:rFonts w:ascii="方正仿宋_GBK" w:eastAsia="方正仿宋_GBK"/>
+          <w:sz w:val="28"/>
+          <w:szCs w:val="28"/>
+        </w:rPr>
+        <w:t>json</w:t>
+      </w:r>
+      <w:r>
+        <w:rPr>
+          <w:rStyle w:val="a8"/>
+          <w:rFonts w:ascii="方正仿宋_GBK" w:eastAsia="方正仿宋_GBK"/>
+          <w:sz w:val="28"/>
+          <w:szCs w:val="28"/>
+        </w:rPr>
+        <w:fldChar w:fldCharType="end"/>
+      </w:r>
+      <w:r>
+        <w:rPr>
+          <w:rFonts w:ascii="方正仿宋_GBK" w:eastAsia="方正仿宋_GBK" w:hint="eastAsia"/>
+          <w:sz w:val="28"/>
+          <w:szCs w:val="28"/>
+        </w:rPr>
+        <w:t>）</w:t>
+      </w:r>
+    </w:p>
+    <w:p>
+      <w:pPr>
+        <w:ind w:firstLine="560"/>
+        <w:jc w:val="left"/>
+        <w:rPr>
+          <w:rFonts w:ascii="方正仿宋_GBK" w:eastAsia="方正仿宋_GBK"/>
+          <w:sz w:val="28"/>
+          <w:szCs w:val="28"/>
+        </w:rPr>
+      </w:pPr>
+      <w:r>
+        <w:rPr>
+          <w:rFonts w:ascii="方正仿宋_GBK" w:eastAsia="方正仿宋_GBK"/>
+          <w:sz w:val="28"/>
+          <w:szCs w:val="28"/>
+        </w:rPr>
+        <w:t>"</w:t>
+      </w:r>
+      <w:proofErr w:type="spellStart"/>
+      <w:r>
+        <w:rPr>
+          <w:rFonts w:ascii="方正仿宋_GBK" w:eastAsia="方正仿宋_GBK"/>
+          <w:sz w:val="28"/>
+          <w:szCs w:val="28"/>
+        </w:rPr>
+        <w:t>args</w:t>
+      </w:r>
+      <w:proofErr w:type="spellEnd"/>
+      <w:r>
+        <w:rPr>
+          <w:rFonts w:ascii="方正仿宋_GBK" w:eastAsia="方正仿宋_GBK"/>
+          <w:sz w:val="28"/>
+          <w:szCs w:val="28"/>
+        </w:rPr>
+        <w:t>": [</w:t>
+      </w:r>
+    </w:p>
+    <w:p>
+      <w:pPr>
+        <w:ind w:firstLine="560"/>
+        <w:jc w:val="left"/>
+        <w:rPr>
+          <w:rFonts w:ascii="方正仿宋_GBK" w:eastAsia="方正仿宋_GBK"/>
+          <w:sz w:val="28"/>
+          <w:szCs w:val="28"/>
+        </w:rPr>
+      </w:pPr>
+      <w:r>
+        <w:rPr>
+          <w:rFonts w:ascii="方正仿宋_GBK" w:eastAsia="方正仿宋_GBK"/>
+          <w:sz w:val="28"/>
+          <w:szCs w:val="28"/>
+        </w:rPr>
+        <w:t>……</w:t>
+      </w:r>
+      <w:r>
+        <w:rPr>
+          <w:rFonts w:ascii="方正仿宋_GBK" w:eastAsia="方正仿宋_GBK"/>
+          <w:sz w:val="28"/>
+          <w:szCs w:val="28"/>
+        </w:rPr>
+        <w:t>(</w:t>
+      </w:r>
+      <w:r>
+        <w:rPr>
+          <w:rFonts w:ascii="方正仿宋_GBK" w:eastAsia="方正仿宋_GBK" w:hint="eastAsia"/>
+          <w:sz w:val="28"/>
+          <w:szCs w:val="28"/>
+        </w:rPr>
+        <w:t>其它链接文件</w:t>
+      </w:r>
+      <w:r>
+        <w:rPr>
+          <w:rFonts w:ascii="方正仿宋_GBK" w:eastAsia="方正仿宋_GBK"/>
+          <w:sz w:val="28"/>
+          <w:szCs w:val="28"/>
+        </w:rPr>
+        <w:t>)</w:t>
+      </w:r>
+    </w:p>
+    <w:p>
+      <w:pPr>
+        <w:ind w:firstLine="560"/>
+        <w:jc w:val="left"/>
+        <w:rPr>
+          <w:rFonts w:ascii="方正仿宋_GBK" w:eastAsia="方正仿宋_GBK"/>
+          <w:sz w:val="28"/>
+          <w:szCs w:val="28"/>
+        </w:rPr>
+      </w:pPr>
+      <w:r>
+        <w:rPr>
+          <w:rFonts w:ascii="方正仿宋_GBK" w:eastAsia="方正仿宋_GBK"/>
+          <w:sz w:val="28"/>
+          <w:szCs w:val="28"/>
+        </w:rPr>
+        <w:t>"-IC:/tool/SFML-2.6.2/include",</w:t>
+      </w:r>
+      <w:r>
+        <w:rPr>
+          <w:rFonts w:ascii="方正仿宋_GBK" w:eastAsia="方正仿宋_GBK" w:hint="eastAsia"/>
+          <w:sz w:val="28"/>
+          <w:szCs w:val="28"/>
+        </w:rPr>
+        <w:t>头文件路径</w:t>
+      </w:r>
+    </w:p>
+    <w:p>
+      <w:pPr>
+        <w:ind w:firstLine="560"/>
+        <w:jc w:val="left"/>
+        <w:rPr>
+          <w:rFonts w:ascii="方正仿宋_GBK" w:eastAsia="方正仿宋_GBK"/>
+          <w:sz w:val="28"/>
+          <w:szCs w:val="28"/>
+        </w:rPr>
+      </w:pPr>
+      <w:r>
+        <w:rPr>
+          <w:rFonts w:ascii="方正仿宋_GBK" w:eastAsia="方正仿宋_GBK"/>
+          <w:sz w:val="28"/>
+          <w:szCs w:val="28"/>
+        </w:rPr>
+        <w:t>"-LC:/tool/SFML-2.6.2/lib",</w:t>
+      </w:r>
+      <w:r>
+        <w:rPr>
+          <w:rFonts w:ascii="方正仿宋_GBK" w:eastAsia="方正仿宋_GBK" w:hint="eastAsia"/>
+          <w:sz w:val="28"/>
+          <w:szCs w:val="28"/>
+        </w:rPr>
+        <w:t>库文件</w:t>
+      </w:r>
+    </w:p>
+    <w:p>
+      <w:pPr>
+        <w:ind w:firstLine="560"/>
+        <w:jc w:val="left"/>
+        <w:rPr>
+          <w:rFonts w:ascii="方正仿宋_GBK" w:eastAsia="方正仿宋_GBK"/>
+          <w:sz w:val="28"/>
+          <w:szCs w:val="28"/>
+        </w:rPr>
+      </w:pPr>
+      <w:r>
+        <w:rPr>
+          <w:rFonts w:ascii="方正仿宋_GBK" w:eastAsia="方正仿宋_GBK"/>
+          <w:sz w:val="28"/>
+          <w:szCs w:val="28"/>
+        </w:rPr>
+        <w:t>"-</w:t>
+      </w:r>
+      <w:proofErr w:type="spellStart"/>
+      <w:r>
+        <w:rPr>
+          <w:rFonts w:ascii="方正仿宋_GBK" w:eastAsia="方正仿宋_GBK"/>
+          <w:sz w:val="28"/>
+          <w:szCs w:val="28"/>
+        </w:rPr>
+        <w:t>lsfml</w:t>
+      </w:r>
+      <w:proofErr w:type="spellEnd"/>
+      <w:r>
+        <w:rPr>
+          <w:rFonts w:ascii="方正仿宋_GBK" w:eastAsia="方正仿宋_GBK"/>
+          <w:sz w:val="28"/>
+          <w:szCs w:val="28"/>
+        </w:rPr>
+        <w:t>-graphics",</w:t>
+      </w:r>
+      <w:r>
+        <w:rPr>
+          <w:rFonts w:ascii="方正仿宋_GBK" w:eastAsia="方正仿宋_GBK" w:hint="eastAsia"/>
+          <w:sz w:val="28"/>
+          <w:szCs w:val="28"/>
+        </w:rPr>
+        <w:t>链接的库文件</w:t>
+      </w:r>
+    </w:p>
+    <w:p>
+      <w:pPr>
+        <w:ind w:firstLine="560"/>
+        <w:jc w:val="left"/>
+        <w:rPr>
+          <w:rFonts w:ascii="方正仿宋_GBK" w:eastAsia="方正仿宋_GBK"/>
+          <w:sz w:val="28"/>
+          <w:szCs w:val="28"/>
+        </w:rPr>
+      </w:pPr>
+      <w:r>
+        <w:rPr>
+          <w:rFonts w:ascii="方正仿宋_GBK" w:eastAsia="方正仿宋_GBK"/>
+          <w:sz w:val="28"/>
+          <w:szCs w:val="28"/>
+        </w:rPr>
+        <w:t>"-</w:t>
+      </w:r>
+      <w:proofErr w:type="spellStart"/>
+      <w:r>
+        <w:rPr>
+          <w:rFonts w:ascii="方正仿宋_GBK" w:eastAsia="方正仿宋_GBK"/>
+          <w:sz w:val="28"/>
+          <w:szCs w:val="28"/>
+        </w:rPr>
+        <w:t>lsfml</w:t>
+      </w:r>
+      <w:proofErr w:type="spellEnd"/>
+      <w:r>
+        <w:rPr>
+          <w:rFonts w:ascii="方正仿宋_GBK" w:eastAsia="方正仿宋_GBK"/>
+          <w:sz w:val="28"/>
+          <w:szCs w:val="28"/>
+        </w:rPr>
+        <w:t>-window",</w:t>
+      </w:r>
+    </w:p>
+    <w:p>
+      <w:pPr>
+        <w:ind w:firstLine="560"/>
+        <w:jc w:val="left"/>
+        <w:rPr>
+          <w:rFonts w:ascii="方正仿宋_GBK" w:eastAsia="方正仿宋_GBK"/>
+          <w:sz w:val="28"/>
+          <w:szCs w:val="28"/>
+        </w:rPr>
+      </w:pPr>
+      <w:r>
+        <w:rPr>
+          <w:rFonts w:ascii="方正仿宋_GBK" w:eastAsia="方正仿宋_GBK"/>
+          <w:sz w:val="28"/>
+          <w:szCs w:val="28"/>
+        </w:rPr>
+        <w:t>"-</w:t>
+      </w:r>
+      <w:proofErr w:type="spellStart"/>
+      <w:r>
+        <w:rPr>
+          <w:rFonts w:ascii="方正仿宋_GBK" w:eastAsia="方正仿宋_GBK"/>
+          <w:sz w:val="28"/>
+          <w:szCs w:val="28"/>
+        </w:rPr>
+        <w:t>lsfml</w:t>
+      </w:r>
+      <w:proofErr w:type="spellEnd"/>
+      <w:r>
+        <w:rPr>
+          <w:rFonts w:ascii="方正仿宋_GBK" w:eastAsia="方正仿宋_GBK"/>
+          <w:sz w:val="28"/>
+          <w:szCs w:val="28"/>
+        </w:rPr>
+        <w:t>-system",</w:t>
+      </w:r>
+    </w:p>
+    <w:p>
+      <w:pPr>
+        <w:ind w:firstLine="560"/>
+        <w:jc w:val="left"/>
+        <w:rPr>
+          <w:rFonts w:ascii="方正仿宋_GBK" w:eastAsia="方正仿宋_GBK"/>
+          <w:sz w:val="28"/>
+          <w:szCs w:val="28"/>
+        </w:rPr>
+      </w:pPr>
+      <w:r>
+        <w:rPr>
+          <w:rFonts w:ascii="方正仿宋_GBK" w:eastAsia="方正仿宋_GBK"/>
+          <w:sz w:val="28"/>
+          <w:szCs w:val="28"/>
+        </w:rPr>
+        <w:t>"-lopengl32",</w:t>
+      </w:r>
+      <w:r>
+        <w:rPr>
+          <w:rFonts w:ascii="方正仿宋_GBK" w:eastAsia="方正仿宋_GBK"/>
+          <w:sz w:val="28"/>
+          <w:szCs w:val="28"/>
+        </w:rPr>
+        <w:t xml:space="preserve"> </w:t>
+      </w:r>
+      <w:r>
+        <w:rPr>
+          <w:rFonts w:ascii="方正仿宋_GBK" w:eastAsia="方正仿宋_GBK" w:hint="eastAsia"/>
+          <w:sz w:val="28"/>
+          <w:szCs w:val="28"/>
+        </w:rPr>
+        <w:t>依赖的windows库</w:t>
+      </w:r>
+    </w:p>
+    <w:p>
+      <w:pPr>
+        <w:ind w:firstLine="560"/>
+        <w:jc w:val="left"/>
+        <w:rPr>
+          <w:rFonts w:ascii="方正仿宋_GBK" w:eastAsia="方正仿宋_GBK"/>
+          <w:sz w:val="28"/>
+          <w:szCs w:val="28"/>
+        </w:rPr>
+      </w:pPr>
+      <w:r>
+        <w:rPr>
+          <w:rFonts w:ascii="方正仿宋_GBK" w:eastAsia="方正仿宋_GBK"/>
+          <w:sz w:val="28"/>
+          <w:szCs w:val="28"/>
+        </w:rPr>
+        <w:t>"-lgdi32",</w:t>
+      </w:r>
+    </w:p>
+    <w:p>
+      <w:pPr>
+        <w:ind w:firstLine="560"/>
+        <w:jc w:val="left"/>
+        <w:rPr>
+          <w:rFonts w:ascii="方正仿宋_GBK" w:eastAsia="方正仿宋_GBK"/>
+          <w:sz w:val="28"/>
+          <w:szCs w:val="28"/>
+        </w:rPr>
+      </w:pPr>
+      <w:r>
+        <w:rPr>
+          <w:rFonts w:ascii="方正仿宋_GBK" w:eastAsia="方正仿宋_GBK"/>
+          <w:sz w:val="28"/>
+          <w:szCs w:val="28"/>
+        </w:rPr>
+        <w:t>"-</w:t>
+      </w:r>
+      <w:proofErr w:type="spellStart"/>
+      <w:r>
+        <w:rPr>
+          <w:rFonts w:ascii="方正仿宋_GBK" w:eastAsia="方正仿宋_GBK"/>
+          <w:sz w:val="28"/>
+          <w:szCs w:val="28"/>
+        </w:rPr>
+        <w:t>lwinmm</w:t>
+      </w:r>
+      <w:proofErr w:type="spellEnd"/>
+      <w:r>
+        <w:rPr>
+          <w:rFonts w:ascii="方正仿宋_GBK" w:eastAsia="方正仿宋_GBK"/>
+          <w:sz w:val="28"/>
+          <w:szCs w:val="28"/>
+        </w:rPr>
+        <w:t>",</w:t>
+      </w:r>
+    </w:p>
+    <w:p>
+      <w:pPr>
+        <w:ind w:firstLine="560"/>
+        <w:jc w:val="left"/>
+        <w:rPr>
+          <w:rFonts w:ascii="方正仿宋_GBK" w:eastAsia="方正仿宋_GBK"/>
+          <w:sz w:val="28"/>
+          <w:szCs w:val="28"/>
+        </w:rPr>
+      </w:pPr>
+      <w:r>
+        <w:rPr>
+          <w:rFonts w:ascii="方正仿宋_GBK" w:eastAsia="方正仿宋_GBK" w:hint="eastAsia"/>
+          <w:sz w:val="28"/>
+          <w:szCs w:val="28"/>
+        </w:rPr>
+        <w:t>]</w:t>
+      </w:r>
+    </w:p>
+    <w:p>
+      <w:pPr>
+        <w:jc w:val="left"/>
+        <w:rPr>
+          <w:rFonts w:ascii="方正黑体_GBK" w:eastAsia="方正黑体_GBK"/>
+          <w:sz w:val="32"/>
+          <w:szCs w:val="36"/>
+        </w:rPr>
       </w:pPr>
       <w:r>
         <w:rPr>
@@ -447,765 +1076,6 @@
           <w:sz w:val="32"/>
           <w:szCs w:val="36"/>
         </w:rPr>
-        <w:t xml:space="preserve">二 </w:t>
-      </w:r>
-      <w:proofErr w:type="gramStart"/>
-      <w:r>
-        <w:rPr>
-          <w:rFonts w:ascii="方正黑体_GBK" w:eastAsia="方正黑体_GBK" w:hint="eastAsia"/>
-          <w:sz w:val="32"/>
-          <w:szCs w:val="36"/>
-        </w:rPr>
-        <w:t>图形化库使用</w:t>
-      </w:r>
-      <w:proofErr w:type="gramEnd"/>
-      <w:r>
-        <w:rPr>
-          <w:rFonts w:ascii="方正黑体_GBK" w:eastAsia="方正黑体_GBK" w:hint="eastAsia"/>
-          <w:sz w:val="32"/>
-          <w:szCs w:val="36"/>
-        </w:rPr>
-        <w:t>流程</w:t>
-      </w:r>
-    </w:p>
-    <w:p>
-      <w:pPr>
-        <w:ind w:firstLineChars="200" w:firstLine="560"/>
-        <w:jc w:val="left"/>
-        <w:rPr>
-          <w:rFonts w:ascii="方正仿宋_GBK" w:eastAsia="方正仿宋_GBK"/>
-          <w:sz w:val="28"/>
-          <w:szCs w:val="28"/>
-        </w:rPr>
-      </w:pPr>
-      <w:r>
-        <w:rPr>
-          <w:rFonts w:ascii="方正仿宋_GBK" w:eastAsia="方正仿宋_GBK" w:hint="eastAsia"/>
-          <w:sz w:val="28"/>
-          <w:szCs w:val="28"/>
-        </w:rPr>
-        <w:t>SFML图形化库</w:t>
-      </w:r>
-    </w:p>
-    <w:p>
-      <w:pPr>
-        <w:ind w:firstLine="560"/>
-        <w:jc w:val="left"/>
-        <w:rPr>
-          <w:rFonts w:ascii="方正仿宋_GBK" w:eastAsia="方正仿宋_GBK"/>
-          <w:sz w:val="28"/>
-          <w:szCs w:val="28"/>
-        </w:rPr>
-      </w:pPr>
-      <w:r>
-        <w:rPr>
-          <w:rFonts w:ascii="方正仿宋_GBK" w:eastAsia="方正仿宋_GBK" w:hint="eastAsia"/>
-          <w:sz w:val="28"/>
-          <w:szCs w:val="28"/>
-        </w:rPr>
-        <w:t>-</w:t>
-      </w:r>
-      <w:r>
-        <w:rPr>
-          <w:rFonts w:ascii="方正仿宋_GBK" w:eastAsia="方正仿宋_GBK" w:hint="eastAsia"/>
-          <w:sz w:val="28"/>
-          <w:szCs w:val="28"/>
-        </w:rPr>
-        <w:t xml:space="preserve"> </w:t>
-      </w:r>
-      <w:r>
-        <w:rPr>
-          <w:rFonts w:ascii="方正仿宋_GBK" w:eastAsia="方正仿宋_GBK" w:hint="eastAsia"/>
-          <w:sz w:val="28"/>
-          <w:szCs w:val="28"/>
-        </w:rPr>
-        <w:t>原因：</w:t>
-      </w:r>
-      <w:r>
-        <w:rPr>
-          <w:rFonts w:ascii="方正仿宋_GBK" w:eastAsia="方正仿宋_GBK" w:hint="eastAsia"/>
-          <w:sz w:val="28"/>
-          <w:szCs w:val="28"/>
-        </w:rPr>
-        <w:t>最初使用的是</w:t>
-      </w:r>
-      <w:proofErr w:type="spellStart"/>
-      <w:r>
-        <w:rPr>
-          <w:rFonts w:ascii="方正仿宋_GBK" w:eastAsia="方正仿宋_GBK" w:hint="eastAsia"/>
-          <w:sz w:val="28"/>
-          <w:szCs w:val="28"/>
-        </w:rPr>
-        <w:t>EasyX</w:t>
-      </w:r>
-      <w:proofErr w:type="spellEnd"/>
-      <w:r>
-        <w:rPr>
-          <w:rFonts w:ascii="方正仿宋_GBK" w:eastAsia="方正仿宋_GBK" w:hint="eastAsia"/>
-          <w:sz w:val="28"/>
-          <w:szCs w:val="28"/>
-        </w:rPr>
-        <w:t>，但是该</w:t>
-      </w:r>
-      <w:proofErr w:type="gramStart"/>
-      <w:r>
-        <w:rPr>
-          <w:rFonts w:ascii="方正仿宋_GBK" w:eastAsia="方正仿宋_GBK" w:hint="eastAsia"/>
-          <w:sz w:val="28"/>
-          <w:szCs w:val="28"/>
-        </w:rPr>
-        <w:t>图形化库对</w:t>
-      </w:r>
-      <w:proofErr w:type="gramEnd"/>
-      <w:r>
-        <w:rPr>
-          <w:rFonts w:ascii="方正仿宋_GBK" w:eastAsia="方正仿宋_GBK" w:hint="eastAsia"/>
-          <w:sz w:val="28"/>
-          <w:szCs w:val="28"/>
-        </w:rPr>
-        <w:t>我当前使用的工具</w:t>
-      </w:r>
-      <w:proofErr w:type="gramStart"/>
-      <w:r>
-        <w:rPr>
-          <w:rFonts w:ascii="方正仿宋_GBK" w:eastAsia="方正仿宋_GBK" w:hint="eastAsia"/>
-          <w:sz w:val="28"/>
-          <w:szCs w:val="28"/>
-        </w:rPr>
-        <w:t>链并不</w:t>
-      </w:r>
-      <w:proofErr w:type="gramEnd"/>
-      <w:r>
-        <w:rPr>
-          <w:rFonts w:ascii="方正仿宋_GBK" w:eastAsia="方正仿宋_GBK" w:hint="eastAsia"/>
-          <w:sz w:val="28"/>
-          <w:szCs w:val="28"/>
-        </w:rPr>
-        <w:t>友好，经常会因为各种原因造成编译错误。同时，使用SFML的图形化界面更加美观。</w:t>
-      </w:r>
-    </w:p>
-    <w:p>
-      <w:pPr>
-        <w:ind w:firstLine="560"/>
-        <w:jc w:val="left"/>
-        <w:rPr>
-          <w:rFonts w:ascii="方正仿宋_GBK" w:eastAsia="方正仿宋_GBK"/>
-          <w:sz w:val="28"/>
-          <w:szCs w:val="28"/>
-        </w:rPr>
-      </w:pPr>
-      <w:r>
-        <w:rPr>
-          <w:rFonts w:ascii="方正仿宋_GBK" w:eastAsia="方正仿宋_GBK" w:hint="eastAsia"/>
-          <w:sz w:val="28"/>
-          <w:szCs w:val="28"/>
-        </w:rPr>
-        <w:t>-</w:t>
-      </w:r>
-      <w:r>
-        <w:rPr>
-          <w:rFonts w:ascii="方正仿宋_GBK" w:eastAsia="方正仿宋_GBK"/>
-          <w:sz w:val="28"/>
-          <w:szCs w:val="28"/>
-        </w:rPr>
-        <w:t xml:space="preserve"> </w:t>
-      </w:r>
-      <w:proofErr w:type="gramStart"/>
-      <w:r>
-        <w:rPr>
-          <w:rFonts w:ascii="方正仿宋_GBK" w:eastAsia="方正仿宋_GBK" w:hint="eastAsia"/>
-          <w:sz w:val="28"/>
-          <w:szCs w:val="28"/>
-        </w:rPr>
-        <w:t>配置方法</w:t>
-      </w:r>
-      <w:proofErr w:type="gramEnd"/>
-      <w:r>
-        <w:rPr>
-          <w:rFonts w:ascii="方正仿宋_GBK" w:eastAsia="方正仿宋_GBK" w:hint="eastAsia"/>
-          <w:sz w:val="28"/>
-          <w:szCs w:val="28"/>
-        </w:rPr>
-        <w:t>：</w:t>
-      </w:r>
-    </w:p>
-    <w:p>
-      <w:pPr>
-        <w:ind w:firstLine="560"/>
-        <w:jc w:val="left"/>
-        <w:rPr>
-          <w:rFonts w:ascii="方正仿宋_GBK" w:eastAsia="方正仿宋_GBK"/>
-          <w:sz w:val="28"/>
-          <w:szCs w:val="28"/>
-        </w:rPr>
-      </w:pPr>
-      <w:r>
-        <w:rPr>
-          <w:rFonts w:ascii="方正仿宋_GBK" w:eastAsia="方正仿宋_GBK" w:hint="eastAsia"/>
-          <w:sz w:val="28"/>
-          <w:szCs w:val="28"/>
-        </w:rPr>
-        <w:t>1</w:t>
-      </w:r>
-      <w:r>
-        <w:rPr>
-          <w:rFonts w:ascii="方正仿宋_GBK" w:eastAsia="方正仿宋_GBK"/>
-          <w:sz w:val="28"/>
-          <w:szCs w:val="28"/>
-        </w:rPr>
-        <w:t>.</w:t>
-      </w:r>
-      <w:r>
-        <w:rPr>
-          <w:rFonts w:ascii="方正仿宋_GBK" w:eastAsia="方正仿宋_GBK" w:hint="eastAsia"/>
-          <w:sz w:val="28"/>
-          <w:szCs w:val="28"/>
-        </w:rPr>
-        <w:t>下载对应版本SFML解压到磁盘中</w:t>
-      </w:r>
-    </w:p>
-    <w:p>
-      <w:pPr>
-        <w:ind w:firstLine="560"/>
-        <w:jc w:val="left"/>
-        <w:rPr>
-          <w:rFonts w:ascii="方正仿宋_GBK" w:eastAsia="方正仿宋_GBK"/>
-          <w:sz w:val="28"/>
-          <w:szCs w:val="28"/>
-        </w:rPr>
-      </w:pPr>
-      <w:r>
-        <w:rPr>
-          <w:rFonts w:ascii="方正仿宋_GBK" w:eastAsia="方正仿宋_GBK" w:hint="eastAsia"/>
-          <w:sz w:val="28"/>
-          <w:szCs w:val="28"/>
-        </w:rPr>
-        <w:t>2</w:t>
-      </w:r>
-      <w:r>
-        <w:rPr>
-          <w:rFonts w:ascii="方正仿宋_GBK" w:eastAsia="方正仿宋_GBK"/>
-          <w:sz w:val="28"/>
-          <w:szCs w:val="28"/>
-        </w:rPr>
-        <w:t>.</w:t>
-      </w:r>
-      <w:r>
-        <w:rPr>
-          <w:rFonts w:ascii="方正仿宋_GBK" w:eastAsia="方正仿宋_GBK" w:hint="eastAsia"/>
-          <w:sz w:val="28"/>
-          <w:szCs w:val="28"/>
-        </w:rPr>
-        <w:t>在</w:t>
-      </w:r>
-      <w:proofErr w:type="spellStart"/>
-      <w:r>
-        <w:rPr>
-          <w:rFonts w:ascii="方正仿宋_GBK" w:eastAsia="方正仿宋_GBK" w:hint="eastAsia"/>
-          <w:sz w:val="28"/>
-          <w:szCs w:val="28"/>
-        </w:rPr>
-        <w:t>VScode</w:t>
-      </w:r>
-      <w:proofErr w:type="spellEnd"/>
-      <w:r>
-        <w:rPr>
-          <w:rFonts w:ascii="方正仿宋_GBK" w:eastAsia="方正仿宋_GBK" w:hint="eastAsia"/>
-          <w:sz w:val="28"/>
-          <w:szCs w:val="28"/>
-        </w:rPr>
-        <w:t>的配置文件中链接</w:t>
-      </w:r>
-      <w:proofErr w:type="spellStart"/>
-      <w:r>
-        <w:rPr>
-          <w:rFonts w:ascii="方正仿宋_GBK" w:eastAsia="方正仿宋_GBK" w:hint="eastAsia"/>
-          <w:sz w:val="28"/>
-          <w:szCs w:val="28"/>
-        </w:rPr>
-        <w:t>SFMl</w:t>
-      </w:r>
-      <w:proofErr w:type="spellEnd"/>
-      <w:r>
-        <w:rPr>
-          <w:rFonts w:ascii="方正仿宋_GBK" w:eastAsia="方正仿宋_GBK" w:hint="eastAsia"/>
-          <w:sz w:val="28"/>
-          <w:szCs w:val="28"/>
-        </w:rPr>
-        <w:t>的</w:t>
-      </w:r>
-      <w:proofErr w:type="gramStart"/>
-      <w:r>
-        <w:rPr>
-          <w:rFonts w:ascii="方正仿宋_GBK" w:eastAsia="方正仿宋_GBK" w:hint="eastAsia"/>
-          <w:sz w:val="28"/>
-          <w:szCs w:val="28"/>
-        </w:rPr>
-        <w:t>图形库</w:t>
-      </w:r>
-      <w:proofErr w:type="gramEnd"/>
-    </w:p>
-    <w:p>
-      <w:pPr>
-        <w:rPr>
-          <w:rFonts w:ascii="方正仿宋_GBK" w:eastAsia="方正仿宋_GBK"/>
-          <w:sz w:val="28"/>
-          <w:szCs w:val="28"/>
-        </w:rPr>
-      </w:pPr>
-      <w:r>
-        <w:rPr>
-          <w:rFonts w:ascii="方正仿宋_GBK" w:eastAsia="方正仿宋_GBK"/>
-          <w:sz w:val="28"/>
-          <w:szCs w:val="28"/>
-        </w:rPr>
-        <w:br w:type="page"/>
-      </w:r>
-    </w:p>
-    <w:p>
-      <w:pPr>
-        <w:ind w:firstLine="560"/>
-        <w:jc w:val="left"/>
-        <w:rPr>
-          <w:rFonts w:ascii="方正仿宋_GBK" w:eastAsia="方正仿宋_GBK"/>
-          <w:sz w:val="28"/>
-          <w:szCs w:val="28"/>
-        </w:rPr>
-      </w:pPr>
-      <w:bookmarkStart w:id="2" w:name="使用方法"/>
-      <w:bookmarkEnd w:id="2"/>
-      <w:r>
-        <w:rPr>
-          <w:rFonts w:ascii="方正仿宋_GBK" w:eastAsia="方正仿宋_GBK" w:hint="eastAsia"/>
-          <w:sz w:val="28"/>
-          <w:szCs w:val="28"/>
-        </w:rPr>
-        <w:lastRenderedPageBreak/>
-        <w:t>以下是SFML编译时链接的部分（位于</w:t>
-      </w:r>
-      <w:r>
-        <w:fldChar w:fldCharType="begin"/>
-      </w:r>
-      <w:r>
-        <w:instrText xml:space="preserve"> HYPERLINK "../.vscode/tasks.json" </w:instrText>
-      </w:r>
-      <w:r>
-        <w:fldChar w:fldCharType="separate"/>
-      </w:r>
-      <w:r>
-        <w:rPr>
-          <w:rStyle w:val="a8"/>
-          <w:rFonts w:ascii="方正仿宋_GBK" w:eastAsia="方正仿宋_GBK" w:hint="eastAsia"/>
-          <w:sz w:val="28"/>
-          <w:szCs w:val="28"/>
-        </w:rPr>
-        <w:t>tasks.</w:t>
-      </w:r>
-      <w:r>
-        <w:rPr>
-          <w:rStyle w:val="a8"/>
-          <w:rFonts w:ascii="方正仿宋_GBK" w:eastAsia="方正仿宋_GBK"/>
-          <w:sz w:val="28"/>
-          <w:szCs w:val="28"/>
-        </w:rPr>
-        <w:t>json</w:t>
-      </w:r>
-      <w:r>
-        <w:rPr>
-          <w:rStyle w:val="a8"/>
-          <w:rFonts w:ascii="方正仿宋_GBK" w:eastAsia="方正仿宋_GBK"/>
-          <w:sz w:val="28"/>
-          <w:szCs w:val="28"/>
-        </w:rPr>
-        <w:fldChar w:fldCharType="end"/>
-      </w:r>
-      <w:r>
-        <w:rPr>
-          <w:rFonts w:ascii="方正仿宋_GBK" w:eastAsia="方正仿宋_GBK" w:hint="eastAsia"/>
-          <w:sz w:val="28"/>
-          <w:szCs w:val="28"/>
-        </w:rPr>
-        <w:t>）</w:t>
-      </w:r>
-    </w:p>
-    <w:p>
-      <w:pPr>
-        <w:ind w:firstLine="560"/>
-        <w:jc w:val="left"/>
-        <w:rPr>
-          <w:rFonts w:ascii="方正仿宋_GBK" w:eastAsia="方正仿宋_GBK"/>
-          <w:sz w:val="28"/>
-          <w:szCs w:val="28"/>
-        </w:rPr>
-      </w:pPr>
-      <w:r>
-        <w:rPr>
-          <w:rFonts w:ascii="方正仿宋_GBK" w:eastAsia="方正仿宋_GBK"/>
-          <w:sz w:val="28"/>
-          <w:szCs w:val="28"/>
-        </w:rPr>
-        <w:t>"</w:t>
-      </w:r>
-      <w:proofErr w:type="spellStart"/>
-      <w:r>
-        <w:rPr>
-          <w:rFonts w:ascii="方正仿宋_GBK" w:eastAsia="方正仿宋_GBK"/>
-          <w:sz w:val="28"/>
-          <w:szCs w:val="28"/>
-        </w:rPr>
-        <w:t>args</w:t>
-      </w:r>
-      <w:proofErr w:type="spellEnd"/>
-      <w:r>
-        <w:rPr>
-          <w:rFonts w:ascii="方正仿宋_GBK" w:eastAsia="方正仿宋_GBK"/>
-          <w:sz w:val="28"/>
-          <w:szCs w:val="28"/>
-        </w:rPr>
-        <w:t>": [</w:t>
-      </w:r>
-    </w:p>
-    <w:p>
-      <w:pPr>
-        <w:ind w:firstLine="560"/>
-        <w:jc w:val="left"/>
-        <w:rPr>
-          <w:rFonts w:ascii="方正仿宋_GBK" w:eastAsia="方正仿宋_GBK"/>
-          <w:sz w:val="28"/>
-          <w:szCs w:val="28"/>
-        </w:rPr>
-      </w:pPr>
-      <w:r>
-        <w:rPr>
-          <w:rFonts w:ascii="方正仿宋_GBK" w:eastAsia="方正仿宋_GBK"/>
-          <w:sz w:val="28"/>
-          <w:szCs w:val="28"/>
-        </w:rPr>
-        <w:t>……</w:t>
-      </w:r>
-      <w:r>
-        <w:rPr>
-          <w:rFonts w:ascii="方正仿宋_GBK" w:eastAsia="方正仿宋_GBK"/>
-          <w:sz w:val="28"/>
-          <w:szCs w:val="28"/>
-        </w:rPr>
-        <w:t>(</w:t>
-      </w:r>
-      <w:r>
-        <w:rPr>
-          <w:rFonts w:ascii="方正仿宋_GBK" w:eastAsia="方正仿宋_GBK" w:hint="eastAsia"/>
-          <w:sz w:val="28"/>
-          <w:szCs w:val="28"/>
-        </w:rPr>
-        <w:t>其它链接文件</w:t>
-      </w:r>
-      <w:r>
-        <w:rPr>
-          <w:rFonts w:ascii="方正仿宋_GBK" w:eastAsia="方正仿宋_GBK"/>
-          <w:sz w:val="28"/>
-          <w:szCs w:val="28"/>
-        </w:rPr>
-        <w:t>)</w:t>
-      </w:r>
-    </w:p>
-    <w:p>
-      <w:pPr>
-        <w:ind w:firstLine="560"/>
-        <w:jc w:val="left"/>
-        <w:rPr>
-          <w:rFonts w:ascii="方正仿宋_GBK" w:eastAsia="方正仿宋_GBK"/>
-          <w:sz w:val="28"/>
-          <w:szCs w:val="28"/>
-        </w:rPr>
-      </w:pPr>
-      <w:r>
-        <w:rPr>
-          <w:rFonts w:ascii="方正仿宋_GBK" w:eastAsia="方正仿宋_GBK"/>
-          <w:sz w:val="28"/>
-          <w:szCs w:val="28"/>
-        </w:rPr>
-        <w:t>"-IC:/tool/SFML-2.6.2/include",</w:t>
-      </w:r>
-      <w:r>
-        <w:rPr>
-          <w:rFonts w:ascii="方正仿宋_GBK" w:eastAsia="方正仿宋_GBK" w:hint="eastAsia"/>
-          <w:sz w:val="28"/>
-          <w:szCs w:val="28"/>
-        </w:rPr>
-        <w:t>头文件路径</w:t>
-      </w:r>
-    </w:p>
-    <w:p>
-      <w:pPr>
-        <w:ind w:firstLine="560"/>
-        <w:jc w:val="left"/>
-        <w:rPr>
-          <w:rFonts w:ascii="方正仿宋_GBK" w:eastAsia="方正仿宋_GBK"/>
-          <w:sz w:val="28"/>
-          <w:szCs w:val="28"/>
-        </w:rPr>
-      </w:pPr>
-      <w:r>
-        <w:rPr>
-          <w:rFonts w:ascii="方正仿宋_GBK" w:eastAsia="方正仿宋_GBK"/>
-          <w:sz w:val="28"/>
-          <w:szCs w:val="28"/>
-        </w:rPr>
-        <w:t>"-LC:/tool/SFML-2.6.2/lib",</w:t>
-      </w:r>
-      <w:r>
-        <w:rPr>
-          <w:rFonts w:ascii="方正仿宋_GBK" w:eastAsia="方正仿宋_GBK" w:hint="eastAsia"/>
-          <w:sz w:val="28"/>
-          <w:szCs w:val="28"/>
-        </w:rPr>
-        <w:t>库文件</w:t>
-      </w:r>
-    </w:p>
-    <w:p>
-      <w:pPr>
-        <w:ind w:firstLine="560"/>
-        <w:jc w:val="left"/>
-        <w:rPr>
-          <w:rFonts w:ascii="方正仿宋_GBK" w:eastAsia="方正仿宋_GBK"/>
-          <w:sz w:val="28"/>
-          <w:szCs w:val="28"/>
-        </w:rPr>
-      </w:pPr>
-      <w:r>
-        <w:rPr>
-          <w:rFonts w:ascii="方正仿宋_GBK" w:eastAsia="方正仿宋_GBK"/>
-          <w:sz w:val="28"/>
-          <w:szCs w:val="28"/>
-        </w:rPr>
-        <w:t>"-</w:t>
-      </w:r>
-      <w:proofErr w:type="spellStart"/>
-      <w:r>
-        <w:rPr>
-          <w:rFonts w:ascii="方正仿宋_GBK" w:eastAsia="方正仿宋_GBK"/>
-          <w:sz w:val="28"/>
-          <w:szCs w:val="28"/>
-        </w:rPr>
-        <w:t>lsfml</w:t>
-      </w:r>
-      <w:proofErr w:type="spellEnd"/>
-      <w:r>
-        <w:rPr>
-          <w:rFonts w:ascii="方正仿宋_GBK" w:eastAsia="方正仿宋_GBK"/>
-          <w:sz w:val="28"/>
-          <w:szCs w:val="28"/>
-        </w:rPr>
-        <w:t>-graphics",</w:t>
-      </w:r>
-      <w:r>
-        <w:rPr>
-          <w:rFonts w:ascii="方正仿宋_GBK" w:eastAsia="方正仿宋_GBK" w:hint="eastAsia"/>
-          <w:sz w:val="28"/>
-          <w:szCs w:val="28"/>
-        </w:rPr>
-        <w:t>链接的库文件</w:t>
-      </w:r>
-    </w:p>
-    <w:p>
-      <w:pPr>
-        <w:ind w:firstLine="560"/>
-        <w:jc w:val="left"/>
-        <w:rPr>
-          <w:rFonts w:ascii="方正仿宋_GBK" w:eastAsia="方正仿宋_GBK"/>
-          <w:sz w:val="28"/>
-          <w:szCs w:val="28"/>
-        </w:rPr>
-      </w:pPr>
-      <w:r>
-        <w:rPr>
-          <w:rFonts w:ascii="方正仿宋_GBK" w:eastAsia="方正仿宋_GBK"/>
-          <w:sz w:val="28"/>
-          <w:szCs w:val="28"/>
-        </w:rPr>
-        <w:t>"-</w:t>
-      </w:r>
-      <w:proofErr w:type="spellStart"/>
-      <w:r>
-        <w:rPr>
-          <w:rFonts w:ascii="方正仿宋_GBK" w:eastAsia="方正仿宋_GBK"/>
-          <w:sz w:val="28"/>
-          <w:szCs w:val="28"/>
-        </w:rPr>
-        <w:t>lsfml</w:t>
-      </w:r>
-      <w:proofErr w:type="spellEnd"/>
-      <w:r>
-        <w:rPr>
-          <w:rFonts w:ascii="方正仿宋_GBK" w:eastAsia="方正仿宋_GBK"/>
-          <w:sz w:val="28"/>
-          <w:szCs w:val="28"/>
-        </w:rPr>
-        <w:t>-window",</w:t>
-      </w:r>
-    </w:p>
-    <w:p>
-      <w:pPr>
-        <w:ind w:firstLine="560"/>
-        <w:jc w:val="left"/>
-        <w:rPr>
-          <w:rFonts w:ascii="方正仿宋_GBK" w:eastAsia="方正仿宋_GBK"/>
-          <w:sz w:val="28"/>
-          <w:szCs w:val="28"/>
-        </w:rPr>
-      </w:pPr>
-      <w:r>
-        <w:rPr>
-          <w:rFonts w:ascii="方正仿宋_GBK" w:eastAsia="方正仿宋_GBK"/>
-          <w:sz w:val="28"/>
-          <w:szCs w:val="28"/>
-        </w:rPr>
-        <w:t>"-</w:t>
-      </w:r>
-      <w:proofErr w:type="spellStart"/>
-      <w:r>
-        <w:rPr>
-          <w:rFonts w:ascii="方正仿宋_GBK" w:eastAsia="方正仿宋_GBK"/>
-          <w:sz w:val="28"/>
-          <w:szCs w:val="28"/>
-        </w:rPr>
-        <w:t>lsfml</w:t>
-      </w:r>
-      <w:proofErr w:type="spellEnd"/>
-      <w:r>
-        <w:rPr>
-          <w:rFonts w:ascii="方正仿宋_GBK" w:eastAsia="方正仿宋_GBK"/>
-          <w:sz w:val="28"/>
-          <w:szCs w:val="28"/>
-        </w:rPr>
-        <w:t>-system",</w:t>
-      </w:r>
-    </w:p>
-    <w:p>
-      <w:pPr>
-        <w:ind w:firstLine="560"/>
-        <w:jc w:val="left"/>
-        <w:rPr>
-          <w:rFonts w:ascii="方正仿宋_GBK" w:eastAsia="方正仿宋_GBK"/>
-          <w:sz w:val="28"/>
-          <w:szCs w:val="28"/>
-        </w:rPr>
-      </w:pPr>
-      <w:r>
-        <w:rPr>
-          <w:rFonts w:ascii="方正仿宋_GBK" w:eastAsia="方正仿宋_GBK"/>
-          <w:sz w:val="28"/>
-          <w:szCs w:val="28"/>
-        </w:rPr>
-        <w:t>"-lopengl32",</w:t>
-      </w:r>
-      <w:r>
-        <w:rPr>
-          <w:rFonts w:ascii="方正仿宋_GBK" w:eastAsia="方正仿宋_GBK"/>
-          <w:sz w:val="28"/>
-          <w:szCs w:val="28"/>
-        </w:rPr>
-        <w:t xml:space="preserve"> </w:t>
-      </w:r>
-      <w:r>
-        <w:rPr>
-          <w:rFonts w:ascii="方正仿宋_GBK" w:eastAsia="方正仿宋_GBK" w:hint="eastAsia"/>
-          <w:sz w:val="28"/>
-          <w:szCs w:val="28"/>
-        </w:rPr>
-        <w:t>依赖的windows库</w:t>
-      </w:r>
-    </w:p>
-    <w:p>
-      <w:pPr>
-        <w:ind w:firstLine="560"/>
-        <w:jc w:val="left"/>
-        <w:rPr>
-          <w:rFonts w:ascii="方正仿宋_GBK" w:eastAsia="方正仿宋_GBK"/>
-          <w:sz w:val="28"/>
-          <w:szCs w:val="28"/>
-        </w:rPr>
-      </w:pPr>
-      <w:r>
-        <w:rPr>
-          <w:rFonts w:ascii="方正仿宋_GBK" w:eastAsia="方正仿宋_GBK"/>
-          <w:sz w:val="28"/>
-          <w:szCs w:val="28"/>
-        </w:rPr>
-        <w:t>"-lgdi32",</w:t>
-      </w:r>
-    </w:p>
-    <w:p>
-      <w:pPr>
-        <w:ind w:firstLine="560"/>
-        <w:jc w:val="left"/>
-        <w:rPr>
-          <w:rFonts w:ascii="方正仿宋_GBK" w:eastAsia="方正仿宋_GBK"/>
-          <w:sz w:val="28"/>
-          <w:szCs w:val="28"/>
-        </w:rPr>
-      </w:pPr>
-      <w:r>
-        <w:rPr>
-          <w:rFonts w:ascii="方正仿宋_GBK" w:eastAsia="方正仿宋_GBK"/>
-          <w:sz w:val="28"/>
-          <w:szCs w:val="28"/>
-        </w:rPr>
-        <w:t>"-</w:t>
-      </w:r>
-      <w:proofErr w:type="spellStart"/>
-      <w:r>
-        <w:rPr>
-          <w:rFonts w:ascii="方正仿宋_GBK" w:eastAsia="方正仿宋_GBK"/>
-          <w:sz w:val="28"/>
-          <w:szCs w:val="28"/>
-        </w:rPr>
-        <w:t>lwinmm</w:t>
-      </w:r>
-      <w:proofErr w:type="spellEnd"/>
-      <w:r>
-        <w:rPr>
-          <w:rFonts w:ascii="方正仿宋_GBK" w:eastAsia="方正仿宋_GBK"/>
-          <w:sz w:val="28"/>
-          <w:szCs w:val="28"/>
-        </w:rPr>
-        <w:t>",</w:t>
-      </w:r>
-    </w:p>
-    <w:p>
-      <w:pPr>
-        <w:ind w:firstLine="560"/>
-        <w:jc w:val="left"/>
-        <w:rPr>
-          <w:rFonts w:ascii="方正仿宋_GBK" w:eastAsia="方正仿宋_GBK"/>
-          <w:sz w:val="28"/>
-          <w:szCs w:val="28"/>
-        </w:rPr>
-      </w:pPr>
-      <w:r>
-        <w:rPr>
-          <w:rFonts w:ascii="方正仿宋_GBK" w:eastAsia="方正仿宋_GBK" w:hint="eastAsia"/>
-          <w:sz w:val="28"/>
-          <w:szCs w:val="28"/>
-        </w:rPr>
-        <w:t>]</w:t>
-      </w:r>
-    </w:p>
-    <w:p>
-      <w:pPr>
-        <w:jc w:val="left"/>
-        <w:rPr>
-          <w:rFonts w:ascii="方正黑体_GBK" w:eastAsia="方正黑体_GBK"/>
-          <w:sz w:val="32"/>
-          <w:szCs w:val="36"/>
-        </w:rPr>
-      </w:pPr>
-      <w:r>
-        <w:rPr>
-          <w:rFonts w:ascii="方正黑体_GBK" w:eastAsia="方正黑体_GBK" w:hint="eastAsia"/>
-          <w:sz w:val="32"/>
-          <w:szCs w:val="36"/>
-        </w:rPr>
         <w:t>三 整个编译流程</w:t>
       </w:r>
     </w:p>
@@ -1396,7 +1266,6 @@
         </w:rPr>
         <w:t>.</w:t>
       </w:r>
-      <w:proofErr w:type="gramStart"/>
       <w:r>
         <w:rPr>
           <w:rFonts w:ascii="方正仿宋_GBK" w:eastAsia="方正仿宋_GBK" w:hint="eastAsia"/>
@@ -1405,7 +1274,6 @@
         </w:rPr>
         <w:t>建立文件目录</w:t>
       </w:r>
-      <w:proofErr w:type="gramEnd"/>
     </w:p>
     <w:p>
       <w:pPr>
@@ -1500,7 +1368,7 @@
         <w:ind w:firstLine="560"/>
         <w:jc w:val="left"/>
         <w:rPr>
-          <w:rFonts w:ascii="方正仿宋_GBK" w:eastAsia="方正仿宋_GBK" w:hint="eastAsia"/>
+          <w:rFonts w:ascii="方正仿宋_GBK" w:eastAsia="方正仿宋_GBK"/>
           <w:sz w:val="28"/>
           <w:szCs w:val="28"/>
         </w:rPr>
@@ -1661,13 +1529,6 @@
           <w:sz w:val="28"/>
           <w:szCs w:val="28"/>
         </w:rPr>
-      </w:r>
-      <w:r>
-        <w:rPr>
-          <w:rFonts w:ascii="方正仿宋_GBK" w:eastAsia="方正仿宋_GBK"/>
-          <w:sz w:val="28"/>
-          <w:szCs w:val="28"/>
-        </w:rPr>
         <w:fldChar w:fldCharType="separate"/>
       </w:r>
       <w:r>
@@ -1695,19 +1556,93 @@
           <w:sz w:val="28"/>
           <w:szCs w:val="28"/>
         </w:rPr>
-        <w:t>j</w:t>
+        <w:t>json</w:t>
+      </w:r>
+      <w:r>
+        <w:rPr>
+          <w:rFonts w:ascii="方正仿宋_GBK" w:eastAsia="方正仿宋_GBK"/>
+          <w:sz w:val="28"/>
+          <w:szCs w:val="28"/>
+        </w:rPr>
+        <w:fldChar w:fldCharType="end"/>
+      </w:r>
+      <w:r>
+        <w:rPr>
+          <w:rFonts w:ascii="方正仿宋_GBK" w:eastAsia="方正仿宋_GBK" w:hint="eastAsia"/>
+          <w:sz w:val="28"/>
+          <w:szCs w:val="28"/>
+        </w:rPr>
+        <w:t>（放置在.</w:t>
+      </w:r>
+      <w:proofErr w:type="spellStart"/>
+      <w:r>
+        <w:rPr>
+          <w:rFonts w:ascii="方正仿宋_GBK" w:eastAsia="方正仿宋_GBK"/>
+          <w:sz w:val="28"/>
+          <w:szCs w:val="28"/>
+        </w:rPr>
+        <w:t>VS</w:t>
+      </w:r>
+      <w:r>
+        <w:rPr>
+          <w:rFonts w:ascii="方正仿宋_GBK" w:eastAsia="方正仿宋_GBK" w:hint="eastAsia"/>
+          <w:sz w:val="28"/>
+          <w:szCs w:val="28"/>
+        </w:rPr>
+        <w:t>c</w:t>
+      </w:r>
+      <w:r>
+        <w:rPr>
+          <w:rFonts w:ascii="方正仿宋_GBK" w:eastAsia="方正仿宋_GBK"/>
+          <w:sz w:val="28"/>
+          <w:szCs w:val="28"/>
+        </w:rPr>
+        <w:t>ode</w:t>
+      </w:r>
+      <w:proofErr w:type="spellEnd"/>
+      <w:r>
+        <w:rPr>
+          <w:rFonts w:ascii="方正仿宋_GBK" w:eastAsia="方正仿宋_GBK" w:hint="eastAsia"/>
+          <w:sz w:val="28"/>
+          <w:szCs w:val="28"/>
+        </w:rPr>
+        <w:t>文件夹中）</w:t>
+      </w:r>
+      <w:r>
+        <w:rPr>
+          <w:rFonts w:ascii="方正仿宋_GBK" w:eastAsia="方正仿宋_GBK" w:hint="eastAsia"/>
+          <w:sz w:val="28"/>
+          <w:szCs w:val="28"/>
+        </w:rPr>
+        <w:t>链接所有需要使用的文件和库（使用参考</w:t>
+      </w:r>
+      <w:r>
+        <w:fldChar w:fldCharType="begin"/>
+      </w:r>
+      <w:r>
+        <w:instrText xml:space="preserve"> HYPERLINK \l "</w:instrText>
+      </w:r>
+      <w:r>
+        <w:instrText>使用方法</w:instrText>
+      </w:r>
+      <w:r>
+        <w:instrText xml:space="preserve">" </w:instrText>
+      </w:r>
+      <w:r>
+        <w:fldChar w:fldCharType="separate"/>
       </w:r>
       <w:r>
         <w:rPr>
           <w:rStyle w:val="a8"/>
-          <w:rFonts w:ascii="方正仿宋_GBK" w:eastAsia="方正仿宋_GBK"/>
-          <w:sz w:val="28"/>
-          <w:szCs w:val="28"/>
-        </w:rPr>
-        <w:t>son</w:t>
-      </w:r>
-      <w:r>
-        <w:rPr>
+          <w:rFonts w:ascii="方正仿宋_GBK" w:eastAsia="方正仿宋_GBK" w:hint="eastAsia"/>
+          <w:sz w:val="28"/>
+          <w:szCs w:val="28"/>
+        </w:rPr>
+        <w:t>此处</w:t>
+      </w:r>
+      <w:r>
+        <w:rPr>
+          <w:rStyle w:val="a8"/>
           <w:rFonts w:ascii="方正仿宋_GBK" w:eastAsia="方正仿宋_GBK"/>
           <w:sz w:val="28"/>
           <w:szCs w:val="28"/>
@@ -1720,7 +1655,34 @@
           <w:sz w:val="28"/>
           <w:szCs w:val="28"/>
         </w:rPr>
-        <w:t>（放置在.</w:t>
+        <w:t>）</w:t>
+      </w:r>
+    </w:p>
+    <w:p>
+      <w:pPr>
+        <w:ind w:firstLine="560"/>
+        <w:jc w:val="left"/>
+        <w:rPr>
+          <w:rFonts w:ascii="方正仿宋_GBK" w:eastAsia="方正仿宋_GBK"/>
+          <w:sz w:val="28"/>
+          <w:szCs w:val="28"/>
+        </w:rPr>
+      </w:pPr>
+      <w:r>
+        <w:rPr>
+          <w:rFonts w:ascii="方正仿宋_GBK" w:eastAsia="方正仿宋_GBK" w:hint="eastAsia"/>
+          <w:sz w:val="28"/>
+          <w:szCs w:val="28"/>
+        </w:rPr>
+        <w:t>4.编译文件，快捷键：</w:t>
+      </w:r>
+      <w:r>
+        <w:rPr>
+          <w:rFonts w:ascii="方正仿宋_GBK" w:eastAsia="方正仿宋_GBK"/>
+          <w:sz w:val="28"/>
+          <w:szCs w:val="28"/>
+        </w:rPr>
+        <w:t xml:space="preserve">VS Code 按 </w:t>
       </w:r>
       <w:proofErr w:type="spellStart"/>
       <w:r>
@@ -1729,23 +1691,7 @@
           <w:sz w:val="28"/>
           <w:szCs w:val="28"/>
         </w:rPr>
-        <w:t>VS</w:t>
-      </w:r>
-      <w:r>
-        <w:rPr>
-          <w:rFonts w:ascii="方正仿宋_GBK" w:eastAsia="方正仿宋_GBK" w:hint="eastAsia"/>
-          <w:sz w:val="28"/>
-          <w:szCs w:val="28"/>
-        </w:rPr>
-        <w:t>c</w:t>
-      </w:r>
-      <w:r>
-        <w:rPr>
-          <w:rFonts w:ascii="方正仿宋_GBK" w:eastAsia="方正仿宋_GBK"/>
-          <w:sz w:val="28"/>
-          <w:szCs w:val="28"/>
-        </w:rPr>
-        <w:t>ode</w:t>
+        <w:t>Ctrl+Shift+B</w:t>
       </w:r>
       <w:proofErr w:type="spellEnd"/>
       <w:r>
@@ -1754,17 +1700,720 @@
           <w:sz w:val="28"/>
           <w:szCs w:val="28"/>
         </w:rPr>
-        <w:t>文件夹中）</w:t>
-      </w:r>
-      <w:r>
-        <w:rPr>
-          <w:rFonts w:ascii="方正仿宋_GBK" w:eastAsia="方正仿宋_GBK" w:hint="eastAsia"/>
-          <w:sz w:val="28"/>
-          <w:szCs w:val="28"/>
-        </w:rPr>
-        <w:t>链接所有需要使用的文件和库（使用参考</w:t>
-      </w:r>
-      <w:hyperlink w:anchor="使用方法" w:history="1">
+        <w:t>（前提是</w:t>
+      </w:r>
+      <w:proofErr w:type="spellStart"/>
+      <w:r>
+        <w:rPr>
+          <w:rFonts w:ascii="方正仿宋_GBK" w:eastAsia="方正仿宋_GBK"/>
+          <w:sz w:val="28"/>
+          <w:szCs w:val="28"/>
+        </w:rPr>
+        <w:t>tasks.json</w:t>
+      </w:r>
+      <w:proofErr w:type="spellEnd"/>
+      <w:r>
+        <w:rPr>
+          <w:rFonts w:ascii="方正仿宋_GBK" w:eastAsia="方正仿宋_GBK"/>
+          <w:sz w:val="28"/>
+          <w:szCs w:val="28"/>
+        </w:rPr>
+        <w:t xml:space="preserve"> 已经配好</w:t>
+      </w:r>
+      <w:r>
+        <w:rPr>
+          <w:rFonts w:ascii="方正仿宋_GBK" w:eastAsia="方正仿宋_GBK" w:hint="eastAsia"/>
+          <w:sz w:val="28"/>
+          <w:szCs w:val="28"/>
+        </w:rPr>
+        <w:t>）</w:t>
+      </w:r>
+    </w:p>
+    <w:p>
+      <w:pPr>
+        <w:ind w:firstLine="560"/>
+        <w:jc w:val="left"/>
+        <w:rPr>
+          <w:rFonts w:ascii="方正仿宋_GBK" w:eastAsia="方正仿宋_GBK"/>
+          <w:sz w:val="28"/>
+          <w:szCs w:val="28"/>
+        </w:rPr>
+      </w:pPr>
+      <w:r>
+        <w:rPr>
+          <w:rFonts w:ascii="方正仿宋_GBK" w:eastAsia="方正仿宋_GBK" w:hint="eastAsia"/>
+          <w:sz w:val="28"/>
+          <w:szCs w:val="28"/>
+        </w:rPr>
+        <w:t>其次，可以使用</w:t>
+      </w:r>
+      <w:proofErr w:type="spellStart"/>
+      <w:r>
+        <w:rPr>
+          <w:rFonts w:ascii="方正仿宋_GBK" w:eastAsia="方正仿宋_GBK" w:hint="eastAsia"/>
+          <w:sz w:val="28"/>
+          <w:szCs w:val="28"/>
+        </w:rPr>
+        <w:t>powershell</w:t>
+      </w:r>
+      <w:proofErr w:type="spellEnd"/>
+    </w:p>
+    <w:p>
+      <w:pPr>
+        <w:spacing w:line="240" w:lineRule="exact"/>
+        <w:ind w:firstLine="561"/>
+        <w:jc w:val="left"/>
+        <w:rPr>
+          <w:rFonts w:ascii="方正仿宋_GBK" w:eastAsia="方正仿宋_GBK"/>
+          <w:sz w:val="21"/>
+          <w:szCs w:val="21"/>
+        </w:rPr>
+      </w:pPr>
+      <w:r>
+        <w:rPr>
+          <w:rFonts w:ascii="方正仿宋_GBK" w:eastAsia="方正仿宋_GBK"/>
+          <w:sz w:val="21"/>
+          <w:szCs w:val="21"/>
+        </w:rPr>
+        <w:t>cd c:\cpp_code\for_end</w:t>
+      </w:r>
+    </w:p>
+    <w:p>
+      <w:pPr>
+        <w:spacing w:line="240" w:lineRule="exact"/>
+        <w:ind w:firstLine="561"/>
+        <w:jc w:val="left"/>
+        <w:rPr>
+          <w:rFonts w:ascii="方正仿宋_GBK" w:eastAsia="方正仿宋_GBK"/>
+          <w:sz w:val="21"/>
+          <w:szCs w:val="21"/>
+        </w:rPr>
+      </w:pPr>
+      <w:r>
+        <w:rPr>
+          <w:rFonts w:ascii="方正仿宋_GBK" w:eastAsia="方正仿宋_GBK"/>
+          <w:sz w:val="21"/>
+          <w:szCs w:val="21"/>
+        </w:rPr>
+        <w:t>C:\tool\mingw64\bin\g++.exe -g -std=</w:t>
+      </w:r>
+      <w:proofErr w:type="spellStart"/>
+      <w:r>
+        <w:rPr>
+          <w:rFonts w:ascii="方正仿宋_GBK" w:eastAsia="方正仿宋_GBK"/>
+          <w:sz w:val="21"/>
+          <w:szCs w:val="21"/>
+        </w:rPr>
+        <w:t>c++</w:t>
+      </w:r>
+      <w:proofErr w:type="spellEnd"/>
+      <w:r>
+        <w:rPr>
+          <w:rFonts w:ascii="方正仿宋_GBK" w:eastAsia="方正仿宋_GBK"/>
+          <w:sz w:val="21"/>
+          <w:szCs w:val="21"/>
+        </w:rPr>
+        <w:t>17 -static -DSFML_STATIC `</w:t>
+      </w:r>
+    </w:p>
+    <w:p>
+      <w:pPr>
+        <w:spacing w:line="240" w:lineRule="exact"/>
+        <w:ind w:firstLine="561"/>
+        <w:jc w:val="left"/>
+        <w:rPr>
+          <w:rFonts w:ascii="方正仿宋_GBK" w:eastAsia="方正仿宋_GBK"/>
+          <w:sz w:val="21"/>
+          <w:szCs w:val="21"/>
+        </w:rPr>
+      </w:pPr>
+      <w:r>
+        <w:rPr>
+          <w:rFonts w:ascii="方正仿宋_GBK" w:eastAsia="方正仿宋_GBK"/>
+          <w:sz w:val="21"/>
+          <w:szCs w:val="21"/>
+        </w:rPr>
+        <w:t>-</w:t>
+      </w:r>
+      <w:proofErr w:type="spellStart"/>
+      <w:r>
+        <w:rPr>
+          <w:rFonts w:ascii="方正仿宋_GBK" w:eastAsia="方正仿宋_GBK"/>
+          <w:sz w:val="21"/>
+          <w:szCs w:val="21"/>
+        </w:rPr>
+        <w:t>finput</w:t>
+      </w:r>
+      <w:proofErr w:type="spellEnd"/>
+      <w:r>
+        <w:rPr>
+          <w:rFonts w:ascii="方正仿宋_GBK" w:eastAsia="方正仿宋_GBK"/>
+          <w:sz w:val="21"/>
+          <w:szCs w:val="21"/>
+        </w:rPr>
+        <w:t>-charset=UTF-8 -</w:t>
+      </w:r>
+      <w:proofErr w:type="spellStart"/>
+      <w:r>
+        <w:rPr>
+          <w:rFonts w:ascii="方正仿宋_GBK" w:eastAsia="方正仿宋_GBK"/>
+          <w:sz w:val="21"/>
+          <w:szCs w:val="21"/>
+        </w:rPr>
+        <w:t>fexec</w:t>
+      </w:r>
+      <w:proofErr w:type="spellEnd"/>
+      <w:r>
+        <w:rPr>
+          <w:rFonts w:ascii="方正仿宋_GBK" w:eastAsia="方正仿宋_GBK"/>
+          <w:sz w:val="21"/>
+          <w:szCs w:val="21"/>
+        </w:rPr>
+        <w:t>-charset=UTF-8 `</w:t>
+      </w:r>
+    </w:p>
+    <w:p>
+      <w:pPr>
+        <w:spacing w:line="240" w:lineRule="exact"/>
+        <w:ind w:firstLine="561"/>
+        <w:jc w:val="left"/>
+        <w:rPr>
+          <w:rFonts w:ascii="方正仿宋_GBK" w:eastAsia="方正仿宋_GBK"/>
+          <w:sz w:val="21"/>
+          <w:szCs w:val="21"/>
+        </w:rPr>
+      </w:pPr>
+      <w:r>
+        <w:rPr>
+          <w:rFonts w:ascii="方正仿宋_GBK" w:eastAsia="方正仿宋_GBK"/>
+          <w:sz w:val="21"/>
+          <w:szCs w:val="21"/>
+        </w:rPr>
+        <w:t>-IC:\tool\SFML-2.6.2\include `</w:t>
+      </w:r>
+    </w:p>
+    <w:p>
+      <w:pPr>
+        <w:spacing w:line="240" w:lineRule="exact"/>
+        <w:ind w:firstLine="561"/>
+        <w:jc w:val="left"/>
+        <w:rPr>
+          <w:rFonts w:ascii="方正仿宋_GBK" w:eastAsia="方正仿宋_GBK"/>
+          <w:sz w:val="21"/>
+          <w:szCs w:val="21"/>
+        </w:rPr>
+      </w:pPr>
+      <w:proofErr w:type="spellStart"/>
+      <w:r>
+        <w:rPr>
+          <w:rFonts w:ascii="方正仿宋_GBK" w:eastAsia="方正仿宋_GBK"/>
+          <w:sz w:val="21"/>
+          <w:szCs w:val="21"/>
+        </w:rPr>
+        <w:t>src</w:t>
+      </w:r>
+      <w:proofErr w:type="spellEnd"/>
+      <w:r>
+        <w:rPr>
+          <w:rFonts w:ascii="方正仿宋_GBK" w:eastAsia="方正仿宋_GBK"/>
+          <w:sz w:val="21"/>
+          <w:szCs w:val="21"/>
+        </w:rPr>
+        <w:t xml:space="preserve">\system.cpp </w:t>
+      </w:r>
+      <w:proofErr w:type="spellStart"/>
+      <w:r>
+        <w:rPr>
+          <w:rFonts w:ascii="方正仿宋_GBK" w:eastAsia="方正仿宋_GBK"/>
+          <w:sz w:val="21"/>
+          <w:szCs w:val="21"/>
+        </w:rPr>
+        <w:t>src</w:t>
+      </w:r>
+      <w:proofErr w:type="spellEnd"/>
+      <w:r>
+        <w:rPr>
+          <w:rFonts w:ascii="方正仿宋_GBK" w:eastAsia="方正仿宋_GBK"/>
+          <w:sz w:val="21"/>
+          <w:szCs w:val="21"/>
+        </w:rPr>
+        <w:t xml:space="preserve">\number_parser.cpp </w:t>
+      </w:r>
+      <w:proofErr w:type="spellStart"/>
+      <w:r>
+        <w:rPr>
+          <w:rFonts w:ascii="方正仿宋_GBK" w:eastAsia="方正仿宋_GBK"/>
+          <w:sz w:val="21"/>
+          <w:szCs w:val="21"/>
+        </w:rPr>
+        <w:t>src</w:t>
+      </w:r>
+      <w:proofErr w:type="spellEnd"/>
+      <w:r>
+        <w:rPr>
+          <w:rFonts w:ascii="方正仿宋_GBK" w:eastAsia="方正仿宋_GBK"/>
+          <w:sz w:val="21"/>
+          <w:szCs w:val="21"/>
+        </w:rPr>
+        <w:t>\analysis_rules.cpp `</w:t>
+      </w:r>
+    </w:p>
+    <w:p>
+      <w:pPr>
+        <w:spacing w:line="240" w:lineRule="exact"/>
+        <w:ind w:firstLine="561"/>
+        <w:jc w:val="left"/>
+        <w:rPr>
+          <w:rFonts w:ascii="方正仿宋_GBK" w:eastAsia="方正仿宋_GBK"/>
+          <w:sz w:val="21"/>
+          <w:szCs w:val="21"/>
+        </w:rPr>
+      </w:pPr>
+      <w:proofErr w:type="spellStart"/>
+      <w:r>
+        <w:rPr>
+          <w:rFonts w:ascii="方正仿宋_GBK" w:eastAsia="方正仿宋_GBK"/>
+          <w:sz w:val="21"/>
+          <w:szCs w:val="21"/>
+        </w:rPr>
+        <w:t>src</w:t>
+      </w:r>
+      <w:proofErr w:type="spellEnd"/>
+      <w:r>
+        <w:rPr>
+          <w:rFonts w:ascii="方正仿宋_GBK" w:eastAsia="方正仿宋_GBK"/>
+          <w:sz w:val="21"/>
+          <w:szCs w:val="21"/>
+        </w:rPr>
+        <w:t xml:space="preserve">\sensor_display.cpp </w:t>
+      </w:r>
+      <w:proofErr w:type="spellStart"/>
+      <w:r>
+        <w:rPr>
+          <w:rFonts w:ascii="方正仿宋_GBK" w:eastAsia="方正仿宋_GBK"/>
+          <w:sz w:val="21"/>
+          <w:szCs w:val="21"/>
+        </w:rPr>
+        <w:t>src</w:t>
+      </w:r>
+      <w:proofErr w:type="spellEnd"/>
+      <w:r>
+        <w:rPr>
+          <w:rFonts w:ascii="方正仿宋_GBK" w:eastAsia="方正仿宋_GBK"/>
+          <w:sz w:val="21"/>
+          <w:szCs w:val="21"/>
+        </w:rPr>
+        <w:t xml:space="preserve">\server_client.cpp </w:t>
+      </w:r>
+      <w:proofErr w:type="spellStart"/>
+      <w:r>
+        <w:rPr>
+          <w:rFonts w:ascii="方正仿宋_GBK" w:eastAsia="方正仿宋_GBK"/>
+          <w:sz w:val="21"/>
+          <w:szCs w:val="21"/>
+        </w:rPr>
+        <w:t>src</w:t>
+      </w:r>
+      <w:proofErr w:type="spellEnd"/>
+      <w:r>
+        <w:rPr>
+          <w:rFonts w:ascii="方正仿宋_GBK" w:eastAsia="方正仿宋_GBK"/>
+          <w:sz w:val="21"/>
+          <w:szCs w:val="21"/>
+        </w:rPr>
+        <w:t>\data_source.cpp `</w:t>
+      </w:r>
+    </w:p>
+    <w:p>
+      <w:pPr>
+        <w:spacing w:line="240" w:lineRule="exact"/>
+        <w:ind w:firstLine="561"/>
+        <w:jc w:val="left"/>
+        <w:rPr>
+          <w:rFonts w:ascii="方正仿宋_GBK" w:eastAsia="方正仿宋_GBK"/>
+          <w:sz w:val="21"/>
+          <w:szCs w:val="21"/>
+        </w:rPr>
+      </w:pPr>
+      <w:proofErr w:type="spellStart"/>
+      <w:r>
+        <w:rPr>
+          <w:rFonts w:ascii="方正仿宋_GBK" w:eastAsia="方正仿宋_GBK"/>
+          <w:sz w:val="21"/>
+          <w:szCs w:val="21"/>
+        </w:rPr>
+        <w:t>src</w:t>
+      </w:r>
+      <w:proofErr w:type="spellEnd"/>
+      <w:r>
+        <w:rPr>
+          <w:rFonts w:ascii="方正仿宋_GBK" w:eastAsia="方正仿宋_GBK"/>
+          <w:sz w:val="21"/>
+          <w:szCs w:val="21"/>
+        </w:rPr>
+        <w:t xml:space="preserve">\error_handler.cpp </w:t>
+      </w:r>
+      <w:proofErr w:type="spellStart"/>
+      <w:r>
+        <w:rPr>
+          <w:rFonts w:ascii="方正仿宋_GBK" w:eastAsia="方正仿宋_GBK"/>
+          <w:sz w:val="21"/>
+          <w:szCs w:val="21"/>
+        </w:rPr>
+        <w:t>src</w:t>
+      </w:r>
+      <w:proofErr w:type="spellEnd"/>
+      <w:r>
+        <w:rPr>
+          <w:rFonts w:ascii="方正仿宋_GBK" w:eastAsia="方正仿宋_GBK"/>
+          <w:sz w:val="21"/>
+          <w:szCs w:val="21"/>
+        </w:rPr>
+        <w:t>\system_utils.cpp `</w:t>
+      </w:r>
+    </w:p>
+    <w:p>
+      <w:pPr>
+        <w:spacing w:line="240" w:lineRule="exact"/>
+        <w:ind w:firstLine="561"/>
+        <w:jc w:val="left"/>
+        <w:rPr>
+          <w:rFonts w:ascii="方正仿宋_GBK" w:eastAsia="方正仿宋_GBK"/>
+          <w:sz w:val="21"/>
+          <w:szCs w:val="21"/>
+        </w:rPr>
+      </w:pPr>
+      <w:r>
+        <w:rPr>
+          <w:rFonts w:ascii="方正仿宋_GBK" w:eastAsia="方正仿宋_GBK"/>
+          <w:sz w:val="21"/>
+          <w:szCs w:val="21"/>
+        </w:rPr>
+        <w:t>-o output\system.exe `</w:t>
+      </w:r>
+    </w:p>
+    <w:p>
+      <w:pPr>
+        <w:spacing w:line="240" w:lineRule="exact"/>
+        <w:ind w:firstLine="561"/>
+        <w:jc w:val="left"/>
+        <w:rPr>
+          <w:rFonts w:ascii="方正仿宋_GBK" w:eastAsia="方正仿宋_GBK"/>
+          <w:sz w:val="21"/>
+          <w:szCs w:val="21"/>
+        </w:rPr>
+      </w:pPr>
+      <w:r>
+        <w:rPr>
+          <w:rFonts w:ascii="方正仿宋_GBK" w:eastAsia="方正仿宋_GBK"/>
+          <w:sz w:val="21"/>
+          <w:szCs w:val="21"/>
+        </w:rPr>
+        <w:t>-LC:\tool\SFML-2.6.2\lib `</w:t>
+      </w:r>
+    </w:p>
+    <w:p>
+      <w:pPr>
+        <w:spacing w:line="240" w:lineRule="exact"/>
+        <w:ind w:firstLine="561"/>
+        <w:jc w:val="left"/>
+        <w:rPr>
+          <w:rFonts w:ascii="方正仿宋_GBK" w:eastAsia="方正仿宋_GBK"/>
+          <w:sz w:val="21"/>
+          <w:szCs w:val="21"/>
+        </w:rPr>
+      </w:pPr>
+      <w:r>
+        <w:rPr>
+          <w:rFonts w:ascii="方正仿宋_GBK" w:eastAsia="方正仿宋_GBK"/>
+          <w:sz w:val="21"/>
+          <w:szCs w:val="21"/>
+        </w:rPr>
+        <w:t>-</w:t>
+      </w:r>
+      <w:proofErr w:type="spellStart"/>
+      <w:r>
+        <w:rPr>
+          <w:rFonts w:ascii="方正仿宋_GBK" w:eastAsia="方正仿宋_GBK"/>
+          <w:sz w:val="21"/>
+          <w:szCs w:val="21"/>
+        </w:rPr>
+        <w:t>lsfml</w:t>
+      </w:r>
+      <w:proofErr w:type="spellEnd"/>
+      <w:r>
+        <w:rPr>
+          <w:rFonts w:ascii="方正仿宋_GBK" w:eastAsia="方正仿宋_GBK"/>
+          <w:sz w:val="21"/>
+          <w:szCs w:val="21"/>
+        </w:rPr>
+        <w:t>-graphics-s -</w:t>
+      </w:r>
+      <w:proofErr w:type="spellStart"/>
+      <w:r>
+        <w:rPr>
+          <w:rFonts w:ascii="方正仿宋_GBK" w:eastAsia="方正仿宋_GBK"/>
+          <w:sz w:val="21"/>
+          <w:szCs w:val="21"/>
+        </w:rPr>
+        <w:t>lsfml</w:t>
+      </w:r>
+      <w:proofErr w:type="spellEnd"/>
+      <w:r>
+        <w:rPr>
+          <w:rFonts w:ascii="方正仿宋_GBK" w:eastAsia="方正仿宋_GBK"/>
+          <w:sz w:val="21"/>
+          <w:szCs w:val="21"/>
+        </w:rPr>
+        <w:t>-window-s -</w:t>
+      </w:r>
+      <w:proofErr w:type="spellStart"/>
+      <w:r>
+        <w:rPr>
+          <w:rFonts w:ascii="方正仿宋_GBK" w:eastAsia="方正仿宋_GBK"/>
+          <w:sz w:val="21"/>
+          <w:szCs w:val="21"/>
+        </w:rPr>
+        <w:t>lsfml</w:t>
+      </w:r>
+      <w:proofErr w:type="spellEnd"/>
+      <w:r>
+        <w:rPr>
+          <w:rFonts w:ascii="方正仿宋_GBK" w:eastAsia="方正仿宋_GBK"/>
+          <w:sz w:val="21"/>
+          <w:szCs w:val="21"/>
+        </w:rPr>
+        <w:t>-system-s `</w:t>
+      </w:r>
+    </w:p>
+    <w:p>
+      <w:pPr>
+        <w:spacing w:line="240" w:lineRule="exact"/>
+        <w:ind w:firstLine="561"/>
+        <w:jc w:val="left"/>
+        <w:rPr>
+          <w:rFonts w:ascii="方正仿宋_GBK" w:eastAsia="方正仿宋_GBK"/>
+          <w:sz w:val="21"/>
+          <w:szCs w:val="21"/>
+        </w:rPr>
+      </w:pPr>
+      <w:r>
+        <w:rPr>
+          <w:rFonts w:ascii="方正仿宋_GBK" w:eastAsia="方正仿宋_GBK"/>
+          <w:sz w:val="21"/>
+          <w:szCs w:val="21"/>
+        </w:rPr>
+        <w:t>-</w:t>
+      </w:r>
+      <w:proofErr w:type="spellStart"/>
+      <w:r>
+        <w:rPr>
+          <w:rFonts w:ascii="方正仿宋_GBK" w:eastAsia="方正仿宋_GBK"/>
+          <w:sz w:val="21"/>
+          <w:szCs w:val="21"/>
+        </w:rPr>
+        <w:t>lfreetype</w:t>
+      </w:r>
+      <w:proofErr w:type="spellEnd"/>
+      <w:r>
+        <w:rPr>
+          <w:rFonts w:ascii="方正仿宋_GBK" w:eastAsia="方正仿宋_GBK"/>
+          <w:sz w:val="21"/>
+          <w:szCs w:val="21"/>
+        </w:rPr>
+        <w:t xml:space="preserve"> -lopengl32 -lgdi32 -</w:t>
+      </w:r>
+      <w:proofErr w:type="spellStart"/>
+      <w:r>
+        <w:rPr>
+          <w:rFonts w:ascii="方正仿宋_GBK" w:eastAsia="方正仿宋_GBK"/>
+          <w:sz w:val="21"/>
+          <w:szCs w:val="21"/>
+        </w:rPr>
+        <w:t>lwinmm</w:t>
+      </w:r>
+      <w:proofErr w:type="spellEnd"/>
+      <w:r>
+        <w:rPr>
+          <w:rFonts w:ascii="方正仿宋_GBK" w:eastAsia="方正仿宋_GBK"/>
+          <w:sz w:val="21"/>
+          <w:szCs w:val="21"/>
+        </w:rPr>
+        <w:t xml:space="preserve"> -lws2_32 -</w:t>
+      </w:r>
+      <w:proofErr w:type="spellStart"/>
+      <w:r>
+        <w:rPr>
+          <w:rFonts w:ascii="方正仿宋_GBK" w:eastAsia="方正仿宋_GBK"/>
+          <w:sz w:val="21"/>
+          <w:szCs w:val="21"/>
+        </w:rPr>
+        <w:t>lwinhttp</w:t>
+      </w:r>
+      <w:proofErr w:type="spellEnd"/>
+      <w:r>
+        <w:rPr>
+          <w:rFonts w:ascii="方正仿宋_GBK" w:eastAsia="方正仿宋_GBK"/>
+          <w:sz w:val="21"/>
+          <w:szCs w:val="21"/>
+        </w:rPr>
+        <w:t xml:space="preserve"> -Wall</w:t>
+      </w:r>
+    </w:p>
+    <w:p>
+      <w:pPr>
+        <w:ind w:firstLine="561"/>
+        <w:jc w:val="left"/>
+        <w:rPr>
+          <w:rFonts w:ascii="方正仿宋_GBK" w:eastAsia="方正仿宋_GBK"/>
+          <w:sz w:val="21"/>
+          <w:szCs w:val="21"/>
+        </w:rPr>
+      </w:pPr>
+      <w:r>
+        <w:rPr>
+          <w:rFonts w:ascii="方正仿宋_GBK" w:eastAsia="方正仿宋_GBK" w:hint="eastAsia"/>
+          <w:sz w:val="28"/>
+          <w:szCs w:val="28"/>
+        </w:rPr>
+        <w:t>运行这两步就能直接编译。</w:t>
+      </w:r>
+    </w:p>
+    <w:p>
+      <w:pPr>
+        <w:ind w:firstLine="560"/>
+        <w:jc w:val="left"/>
+        <w:rPr>
+          <w:rFonts w:ascii="方正仿宋_GBK" w:eastAsia="方正仿宋_GBK"/>
+          <w:sz w:val="28"/>
+          <w:szCs w:val="28"/>
+        </w:rPr>
+      </w:pPr>
+      <w:r>
+        <w:rPr>
+          <w:rFonts w:ascii="方正仿宋_GBK" w:eastAsia="方正仿宋_GBK" w:hint="eastAsia"/>
+          <w:sz w:val="28"/>
+          <w:szCs w:val="28"/>
+        </w:rPr>
+        <w:lastRenderedPageBreak/>
+        <w:t>最后，在于与</w:t>
+      </w:r>
+      <w:proofErr w:type="spellStart"/>
+      <w:r>
+        <w:rPr>
+          <w:rFonts w:ascii="方正仿宋_GBK" w:eastAsia="方正仿宋_GBK" w:hint="eastAsia"/>
+          <w:sz w:val="28"/>
+          <w:szCs w:val="28"/>
+        </w:rPr>
+        <w:t>src</w:t>
+      </w:r>
+      <w:proofErr w:type="spellEnd"/>
+      <w:r>
+        <w:rPr>
+          <w:rFonts w:ascii="方正仿宋_GBK" w:eastAsia="方正仿宋_GBK" w:hint="eastAsia"/>
+          <w:sz w:val="28"/>
+          <w:szCs w:val="28"/>
+        </w:rPr>
+        <w:t>同级的目录中有</w:t>
+      </w:r>
+      <w:r>
+        <w:fldChar w:fldCharType="begin"/>
+      </w:r>
+      <w:r>
+        <w:instrText xml:space="preserve"> HYPERLINK "../../for_end" </w:instrText>
+      </w:r>
+      <w:r>
+        <w:fldChar w:fldCharType="separate"/>
+      </w:r>
+      <w:r>
+        <w:rPr>
+          <w:rStyle w:val="a8"/>
+          <w:rFonts w:ascii="方正仿宋_GBK" w:eastAsia="方正仿宋_GBK" w:hint="eastAsia"/>
+          <w:sz w:val="28"/>
+          <w:szCs w:val="28"/>
+        </w:rPr>
+        <w:t>build.</w:t>
+      </w:r>
+      <w:r>
+        <w:rPr>
+          <w:rStyle w:val="a8"/>
+          <w:rFonts w:ascii="方正仿宋_GBK" w:eastAsia="方正仿宋_GBK"/>
+          <w:sz w:val="28"/>
+          <w:szCs w:val="28"/>
+        </w:rPr>
+        <w:t>bat</w:t>
+      </w:r>
+      <w:r>
+        <w:rPr>
+          <w:rStyle w:val="a8"/>
+          <w:rFonts w:ascii="方正仿宋_GBK" w:eastAsia="方正仿宋_GBK"/>
+          <w:sz w:val="28"/>
+          <w:szCs w:val="28"/>
+        </w:rPr>
+        <w:fldChar w:fldCharType="end"/>
+      </w:r>
+      <w:r>
+        <w:rPr>
+          <w:rFonts w:ascii="方正仿宋_GBK" w:eastAsia="方正仿宋_GBK" w:hint="eastAsia"/>
+          <w:sz w:val="28"/>
+          <w:szCs w:val="28"/>
+        </w:rPr>
+        <w:t>文件，双击直接运行就能编译</w:t>
+      </w:r>
+    </w:p>
+    <w:p>
+      <w:pPr>
+        <w:jc w:val="left"/>
+        <w:rPr>
+          <w:rFonts w:ascii="方正黑体_GBK" w:eastAsia="方正黑体_GBK"/>
+          <w:sz w:val="28"/>
+          <w:szCs w:val="28"/>
+        </w:rPr>
+      </w:pPr>
+      <w:r>
+        <w:rPr>
+          <w:rFonts w:ascii="方正黑体_GBK" w:eastAsia="方正黑体_GBK" w:hint="eastAsia"/>
+          <w:sz w:val="28"/>
+          <w:szCs w:val="28"/>
+        </w:rPr>
+        <w:t xml:space="preserve">四 </w:t>
+      </w:r>
+      <w:r>
+        <w:rPr>
+          <w:rFonts w:ascii="方正黑体_GBK" w:eastAsia="方正黑体_GBK" w:hint="eastAsia"/>
+          <w:sz w:val="28"/>
+          <w:szCs w:val="28"/>
+        </w:rPr>
+        <w:t>操作指南</w:t>
+      </w:r>
+    </w:p>
+    <w:p>
+      <w:pPr>
+        <w:ind w:firstLine="560"/>
+        <w:jc w:val="left"/>
+        <w:rPr>
+          <w:rFonts w:ascii="方正仿宋_GBK" w:eastAsia="方正仿宋_GBK"/>
+          <w:sz w:val="28"/>
+          <w:szCs w:val="28"/>
+        </w:rPr>
+      </w:pPr>
+      <w:r>
+        <w:rPr>
+          <w:rFonts w:ascii="方正仿宋_GBK" w:eastAsia="方正仿宋_GBK"/>
+          <w:sz w:val="28"/>
+          <w:szCs w:val="28"/>
+        </w:rPr>
+        <w:t>1</w:t>
+      </w:r>
+      <w:r>
+        <w:rPr>
+          <w:rFonts w:ascii="方正仿宋_GBK" w:eastAsia="方正仿宋_GBK" w:hint="eastAsia"/>
+          <w:sz w:val="28"/>
+          <w:szCs w:val="28"/>
+        </w:rPr>
+        <w:t>.运行程序（所有的支持都静态链接，不存在DLL，直接启动</w:t>
+      </w:r>
+      <w:hyperlink r:id="rId8" w:history="1">
         <w:r>
           <w:rPr>
             <w:rStyle w:val="a8"/>
@@ -1772,7 +2421,7 @@
             <w:sz w:val="28"/>
             <w:szCs w:val="28"/>
           </w:rPr>
-          <w:t>此</w:t>
+          <w:t>e</w:t>
         </w:r>
         <w:r>
           <w:rPr>
@@ -1781,534 +2430,7 @@
             <w:sz w:val="28"/>
             <w:szCs w:val="28"/>
           </w:rPr>
-          <w:t>处</w:t>
-        </w:r>
-      </w:hyperlink>
-      <w:r>
-        <w:rPr>
-          <w:rFonts w:ascii="方正仿宋_GBK" w:eastAsia="方正仿宋_GBK" w:hint="eastAsia"/>
-          <w:sz w:val="28"/>
-          <w:szCs w:val="28"/>
-        </w:rPr>
-        <w:t>）</w:t>
-      </w:r>
-    </w:p>
-    <w:p>
-      <w:pPr>
-        <w:ind w:firstLine="560"/>
-        <w:jc w:val="left"/>
-        <w:rPr>
-          <w:rFonts w:ascii="方正仿宋_GBK" w:eastAsia="方正仿宋_GBK"/>
-          <w:sz w:val="28"/>
-          <w:szCs w:val="28"/>
-        </w:rPr>
-      </w:pPr>
-      <w:r>
-        <w:rPr>
-          <w:rFonts w:ascii="方正仿宋_GBK" w:eastAsia="方正仿宋_GBK" w:hint="eastAsia"/>
-          <w:sz w:val="28"/>
-          <w:szCs w:val="28"/>
-        </w:rPr>
-        <w:t>4.编译文件，快捷键：</w:t>
-      </w:r>
-      <w:r>
-        <w:rPr>
-          <w:rFonts w:ascii="方正仿宋_GBK" w:eastAsia="方正仿宋_GBK"/>
-          <w:sz w:val="28"/>
-          <w:szCs w:val="28"/>
-        </w:rPr>
-        <w:t xml:space="preserve">VS Code 按 </w:t>
-      </w:r>
-      <w:proofErr w:type="spellStart"/>
-      <w:r>
-        <w:rPr>
-          <w:rFonts w:ascii="方正仿宋_GBK" w:eastAsia="方正仿宋_GBK"/>
-          <w:sz w:val="28"/>
-          <w:szCs w:val="28"/>
-        </w:rPr>
-        <w:t>Ctrl+Shift+B</w:t>
-      </w:r>
-      <w:proofErr w:type="spellEnd"/>
-      <w:r>
-        <w:rPr>
-          <w:rFonts w:ascii="方正仿宋_GBK" w:eastAsia="方正仿宋_GBK" w:hint="eastAsia"/>
-          <w:sz w:val="28"/>
-          <w:szCs w:val="28"/>
-        </w:rPr>
-        <w:t>（前提是</w:t>
-      </w:r>
-      <w:proofErr w:type="spellStart"/>
-      <w:r>
-        <w:rPr>
-          <w:rFonts w:ascii="方正仿宋_GBK" w:eastAsia="方正仿宋_GBK"/>
-          <w:sz w:val="28"/>
-          <w:szCs w:val="28"/>
-        </w:rPr>
-        <w:t>tasks.json</w:t>
-      </w:r>
-      <w:proofErr w:type="spellEnd"/>
-      <w:r>
-        <w:rPr>
-          <w:rFonts w:ascii="方正仿宋_GBK" w:eastAsia="方正仿宋_GBK"/>
-          <w:sz w:val="28"/>
-          <w:szCs w:val="28"/>
-        </w:rPr>
-        <w:t xml:space="preserve"> 已经配好</w:t>
-      </w:r>
-      <w:r>
-        <w:rPr>
-          <w:rFonts w:ascii="方正仿宋_GBK" w:eastAsia="方正仿宋_GBK" w:hint="eastAsia"/>
-          <w:sz w:val="28"/>
-          <w:szCs w:val="28"/>
-        </w:rPr>
-        <w:t>）</w:t>
-      </w:r>
-    </w:p>
-    <w:p>
-      <w:pPr>
-        <w:ind w:firstLine="560"/>
-        <w:jc w:val="left"/>
-        <w:rPr>
-          <w:rFonts w:ascii="方正仿宋_GBK" w:eastAsia="方正仿宋_GBK"/>
-          <w:sz w:val="28"/>
-          <w:szCs w:val="28"/>
-        </w:rPr>
-      </w:pPr>
-      <w:r>
-        <w:rPr>
-          <w:rFonts w:ascii="方正仿宋_GBK" w:eastAsia="方正仿宋_GBK" w:hint="eastAsia"/>
-          <w:sz w:val="28"/>
-          <w:szCs w:val="28"/>
-        </w:rPr>
-        <w:t>其次，可以使用</w:t>
-      </w:r>
-      <w:proofErr w:type="spellStart"/>
-      <w:r>
-        <w:rPr>
-          <w:rFonts w:ascii="方正仿宋_GBK" w:eastAsia="方正仿宋_GBK" w:hint="eastAsia"/>
-          <w:sz w:val="28"/>
-          <w:szCs w:val="28"/>
-        </w:rPr>
-        <w:t>powershell</w:t>
-      </w:r>
-      <w:proofErr w:type="spellEnd"/>
-    </w:p>
-    <w:p>
-      <w:pPr>
-        <w:ind w:firstLine="560"/>
-        <w:jc w:val="left"/>
-        <w:rPr>
-          <w:rFonts w:ascii="方正仿宋_GBK" w:eastAsia="方正仿宋_GBK"/>
-          <w:sz w:val="28"/>
-          <w:szCs w:val="28"/>
-        </w:rPr>
-      </w:pPr>
-      <w:r>
-        <w:rPr>
-          <w:rFonts w:ascii="方正仿宋_GBK" w:eastAsia="方正仿宋_GBK"/>
-          <w:sz w:val="28"/>
-          <w:szCs w:val="28"/>
-        </w:rPr>
-        <w:t>cd c:\cpp_code\for_end</w:t>
-      </w:r>
-    </w:p>
-    <w:p>
-      <w:pPr>
-        <w:ind w:firstLine="560"/>
-        <w:jc w:val="left"/>
-        <w:rPr>
-          <w:rFonts w:ascii="方正仿宋_GBK" w:eastAsia="方正仿宋_GBK"/>
-          <w:sz w:val="28"/>
-          <w:szCs w:val="28"/>
-        </w:rPr>
-      </w:pPr>
-      <w:r>
-        <w:rPr>
-          <w:rFonts w:ascii="方正仿宋_GBK" w:eastAsia="方正仿宋_GBK"/>
-          <w:sz w:val="28"/>
-          <w:szCs w:val="28"/>
-        </w:rPr>
-        <w:t>C:\tool\mingw64\bin\g++.exe -g -std=</w:t>
-      </w:r>
-      <w:proofErr w:type="spellStart"/>
-      <w:r>
-        <w:rPr>
-          <w:rFonts w:ascii="方正仿宋_GBK" w:eastAsia="方正仿宋_GBK"/>
-          <w:sz w:val="28"/>
-          <w:szCs w:val="28"/>
-        </w:rPr>
-        <w:t>c++</w:t>
-      </w:r>
-      <w:proofErr w:type="spellEnd"/>
-      <w:r>
-        <w:rPr>
-          <w:rFonts w:ascii="方正仿宋_GBK" w:eastAsia="方正仿宋_GBK"/>
-          <w:sz w:val="28"/>
-          <w:szCs w:val="28"/>
-        </w:rPr>
-        <w:t>17 -static-</w:t>
-      </w:r>
-      <w:proofErr w:type="spellStart"/>
-      <w:r>
-        <w:rPr>
-          <w:rFonts w:ascii="方正仿宋_GBK" w:eastAsia="方正仿宋_GBK"/>
-          <w:sz w:val="28"/>
-          <w:szCs w:val="28"/>
-        </w:rPr>
-        <w:t>libgcc</w:t>
-      </w:r>
-      <w:proofErr w:type="spellEnd"/>
-      <w:r>
-        <w:rPr>
-          <w:rFonts w:ascii="方正仿宋_GBK" w:eastAsia="方正仿宋_GBK"/>
-          <w:sz w:val="28"/>
-          <w:szCs w:val="28"/>
-        </w:rPr>
-        <w:t xml:space="preserve"> -static-</w:t>
-      </w:r>
-      <w:proofErr w:type="spellStart"/>
-      <w:r>
-        <w:rPr>
-          <w:rFonts w:ascii="方正仿宋_GBK" w:eastAsia="方正仿宋_GBK"/>
-          <w:sz w:val="28"/>
-          <w:szCs w:val="28"/>
-        </w:rPr>
-        <w:t>libstdc</w:t>
-      </w:r>
-      <w:proofErr w:type="spellEnd"/>
-      <w:r>
-        <w:rPr>
-          <w:rFonts w:ascii="方正仿宋_GBK" w:eastAsia="方正仿宋_GBK"/>
-          <w:sz w:val="28"/>
-          <w:szCs w:val="28"/>
-        </w:rPr>
-        <w:t>++ -</w:t>
-      </w:r>
-      <w:proofErr w:type="spellStart"/>
-      <w:r>
-        <w:rPr>
-          <w:rFonts w:ascii="方正仿宋_GBK" w:eastAsia="方正仿宋_GBK"/>
-          <w:sz w:val="28"/>
-          <w:szCs w:val="28"/>
-        </w:rPr>
-        <w:t>finput</w:t>
-      </w:r>
-      <w:proofErr w:type="spellEnd"/>
-      <w:r>
-        <w:rPr>
-          <w:rFonts w:ascii="方正仿宋_GBK" w:eastAsia="方正仿宋_GBK"/>
-          <w:sz w:val="28"/>
-          <w:szCs w:val="28"/>
-        </w:rPr>
-        <w:t>-charset=UTF-8 -</w:t>
-      </w:r>
-      <w:proofErr w:type="spellStart"/>
-      <w:r>
-        <w:rPr>
-          <w:rFonts w:ascii="方正仿宋_GBK" w:eastAsia="方正仿宋_GBK"/>
-          <w:sz w:val="28"/>
-          <w:szCs w:val="28"/>
-        </w:rPr>
-        <w:t>fexec</w:t>
-      </w:r>
-      <w:proofErr w:type="spellEnd"/>
-      <w:r>
-        <w:rPr>
-          <w:rFonts w:ascii="方正仿宋_GBK" w:eastAsia="方正仿宋_GBK"/>
-          <w:sz w:val="28"/>
-          <w:szCs w:val="28"/>
-        </w:rPr>
-        <w:t xml:space="preserve">-charset=UTF-8 -IC:\tool\SFML-2.6.2\include </w:t>
-      </w:r>
-      <w:proofErr w:type="spellStart"/>
-      <w:r>
-        <w:rPr>
-          <w:rFonts w:ascii="方正仿宋_GBK" w:eastAsia="方正仿宋_GBK"/>
-          <w:sz w:val="28"/>
-          <w:szCs w:val="28"/>
-        </w:rPr>
-        <w:t>src</w:t>
-      </w:r>
-      <w:proofErr w:type="spellEnd"/>
-      <w:r>
-        <w:rPr>
-          <w:rFonts w:ascii="方正仿宋_GBK" w:eastAsia="方正仿宋_GBK"/>
-          <w:sz w:val="28"/>
-          <w:szCs w:val="28"/>
-        </w:rPr>
-        <w:t xml:space="preserve">\system.cpp </w:t>
-      </w:r>
-      <w:proofErr w:type="spellStart"/>
-      <w:r>
-        <w:rPr>
-          <w:rFonts w:ascii="方正仿宋_GBK" w:eastAsia="方正仿宋_GBK"/>
-          <w:sz w:val="28"/>
-          <w:szCs w:val="28"/>
-        </w:rPr>
-        <w:t>src</w:t>
-      </w:r>
-      <w:proofErr w:type="spellEnd"/>
-      <w:r>
-        <w:rPr>
-          <w:rFonts w:ascii="方正仿宋_GBK" w:eastAsia="方正仿宋_GBK"/>
-          <w:sz w:val="28"/>
-          <w:szCs w:val="28"/>
-        </w:rPr>
-        <w:t xml:space="preserve">\number_parser.cpp </w:t>
-      </w:r>
-      <w:proofErr w:type="spellStart"/>
-      <w:r>
-        <w:rPr>
-          <w:rFonts w:ascii="方正仿宋_GBK" w:eastAsia="方正仿宋_GBK"/>
-          <w:sz w:val="28"/>
-          <w:szCs w:val="28"/>
-        </w:rPr>
-        <w:t>src</w:t>
-      </w:r>
-      <w:proofErr w:type="spellEnd"/>
-      <w:r>
-        <w:rPr>
-          <w:rFonts w:ascii="方正仿宋_GBK" w:eastAsia="方正仿宋_GBK"/>
-          <w:sz w:val="28"/>
-          <w:szCs w:val="28"/>
-        </w:rPr>
-        <w:t xml:space="preserve">\analysis_rules.cpp </w:t>
-      </w:r>
-      <w:proofErr w:type="spellStart"/>
-      <w:r>
-        <w:rPr>
-          <w:rFonts w:ascii="方正仿宋_GBK" w:eastAsia="方正仿宋_GBK"/>
-          <w:sz w:val="28"/>
-          <w:szCs w:val="28"/>
-        </w:rPr>
-        <w:t>src</w:t>
-      </w:r>
-      <w:proofErr w:type="spellEnd"/>
-      <w:r>
-        <w:rPr>
-          <w:rFonts w:ascii="方正仿宋_GBK" w:eastAsia="方正仿宋_GBK"/>
-          <w:sz w:val="28"/>
-          <w:szCs w:val="28"/>
-        </w:rPr>
-        <w:t xml:space="preserve">\sensor_display.cpp </w:t>
-      </w:r>
-      <w:proofErr w:type="spellStart"/>
-      <w:r>
-        <w:rPr>
-          <w:rFonts w:ascii="方正仿宋_GBK" w:eastAsia="方正仿宋_GBK"/>
-          <w:sz w:val="28"/>
-          <w:szCs w:val="28"/>
-        </w:rPr>
-        <w:t>src</w:t>
-      </w:r>
-      <w:proofErr w:type="spellEnd"/>
-      <w:r>
-        <w:rPr>
-          <w:rFonts w:ascii="方正仿宋_GBK" w:eastAsia="方正仿宋_GBK"/>
-          <w:sz w:val="28"/>
-          <w:szCs w:val="28"/>
-        </w:rPr>
-        <w:t xml:space="preserve">\server_client.cpp </w:t>
-      </w:r>
-      <w:proofErr w:type="spellStart"/>
-      <w:r>
-        <w:rPr>
-          <w:rFonts w:ascii="方正仿宋_GBK" w:eastAsia="方正仿宋_GBK"/>
-          <w:sz w:val="28"/>
-          <w:szCs w:val="28"/>
-        </w:rPr>
-        <w:t>src</w:t>
-      </w:r>
-      <w:proofErr w:type="spellEnd"/>
-      <w:r>
-        <w:rPr>
-          <w:rFonts w:ascii="方正仿宋_GBK" w:eastAsia="方正仿宋_GBK"/>
-          <w:sz w:val="28"/>
-          <w:szCs w:val="28"/>
-        </w:rPr>
-        <w:t xml:space="preserve">\data_source.cpp </w:t>
-      </w:r>
-      <w:proofErr w:type="spellStart"/>
-      <w:r>
-        <w:rPr>
-          <w:rFonts w:ascii="方正仿宋_GBK" w:eastAsia="方正仿宋_GBK"/>
-          <w:sz w:val="28"/>
-          <w:szCs w:val="28"/>
-        </w:rPr>
-        <w:t>src</w:t>
-      </w:r>
-      <w:proofErr w:type="spellEnd"/>
-      <w:r>
-        <w:rPr>
-          <w:rFonts w:ascii="方正仿宋_GBK" w:eastAsia="方正仿宋_GBK"/>
-          <w:sz w:val="28"/>
-          <w:szCs w:val="28"/>
-        </w:rPr>
-        <w:t xml:space="preserve">\error_handler.cpp </w:t>
-      </w:r>
-      <w:proofErr w:type="spellStart"/>
-      <w:r>
-        <w:rPr>
-          <w:rFonts w:ascii="方正仿宋_GBK" w:eastAsia="方正仿宋_GBK"/>
-          <w:sz w:val="28"/>
-          <w:szCs w:val="28"/>
-        </w:rPr>
-        <w:t>src</w:t>
-      </w:r>
-      <w:proofErr w:type="spellEnd"/>
-      <w:r>
-        <w:rPr>
-          <w:rFonts w:ascii="方正仿宋_GBK" w:eastAsia="方正仿宋_GBK"/>
-          <w:sz w:val="28"/>
-          <w:szCs w:val="28"/>
-        </w:rPr>
-        <w:t>\system_utils.cpp -o output\system.exe -LC:\tool\SFML-2.6.2\lib -</w:t>
-      </w:r>
-      <w:proofErr w:type="spellStart"/>
-      <w:r>
-        <w:rPr>
-          <w:rFonts w:ascii="方正仿宋_GBK" w:eastAsia="方正仿宋_GBK"/>
-          <w:sz w:val="28"/>
-          <w:szCs w:val="28"/>
-        </w:rPr>
-        <w:t>lsfml</w:t>
-      </w:r>
-      <w:proofErr w:type="spellEnd"/>
-      <w:r>
-        <w:rPr>
-          <w:rFonts w:ascii="方正仿宋_GBK" w:eastAsia="方正仿宋_GBK"/>
-          <w:sz w:val="28"/>
-          <w:szCs w:val="28"/>
-        </w:rPr>
-        <w:t>-graphics -</w:t>
-      </w:r>
-      <w:proofErr w:type="spellStart"/>
-      <w:r>
-        <w:rPr>
-          <w:rFonts w:ascii="方正仿宋_GBK" w:eastAsia="方正仿宋_GBK"/>
-          <w:sz w:val="28"/>
-          <w:szCs w:val="28"/>
-        </w:rPr>
-        <w:t>lsfml</w:t>
-      </w:r>
-      <w:proofErr w:type="spellEnd"/>
-      <w:r>
-        <w:rPr>
-          <w:rFonts w:ascii="方正仿宋_GBK" w:eastAsia="方正仿宋_GBK"/>
-          <w:sz w:val="28"/>
-          <w:szCs w:val="28"/>
-        </w:rPr>
-        <w:t>-window -</w:t>
-      </w:r>
-      <w:proofErr w:type="spellStart"/>
-      <w:r>
-        <w:rPr>
-          <w:rFonts w:ascii="方正仿宋_GBK" w:eastAsia="方正仿宋_GBK"/>
-          <w:sz w:val="28"/>
-          <w:szCs w:val="28"/>
-        </w:rPr>
-        <w:t>lsfml</w:t>
-      </w:r>
-      <w:proofErr w:type="spellEnd"/>
-      <w:r>
-        <w:rPr>
-          <w:rFonts w:ascii="方正仿宋_GBK" w:eastAsia="方正仿宋_GBK"/>
-          <w:sz w:val="28"/>
-          <w:szCs w:val="28"/>
-        </w:rPr>
-        <w:t>-system -lopengl32 -lgdi32 -</w:t>
-      </w:r>
-      <w:proofErr w:type="spellStart"/>
-      <w:r>
-        <w:rPr>
-          <w:rFonts w:ascii="方正仿宋_GBK" w:eastAsia="方正仿宋_GBK"/>
-          <w:sz w:val="28"/>
-          <w:szCs w:val="28"/>
-        </w:rPr>
-        <w:t>lwinmm</w:t>
-      </w:r>
-      <w:proofErr w:type="spellEnd"/>
-      <w:r>
-        <w:rPr>
-          <w:rFonts w:ascii="方正仿宋_GBK" w:eastAsia="方正仿宋_GBK"/>
-          <w:sz w:val="28"/>
-          <w:szCs w:val="28"/>
-        </w:rPr>
-        <w:t xml:space="preserve"> -lws2_32 -</w:t>
-      </w:r>
-      <w:proofErr w:type="spellStart"/>
-      <w:r>
-        <w:rPr>
-          <w:rFonts w:ascii="方正仿宋_GBK" w:eastAsia="方正仿宋_GBK"/>
-          <w:sz w:val="28"/>
-          <w:szCs w:val="28"/>
-        </w:rPr>
-        <w:t>lwinhttp</w:t>
-      </w:r>
-      <w:proofErr w:type="spellEnd"/>
-      <w:r>
-        <w:rPr>
-          <w:rFonts w:ascii="方正仿宋_GBK" w:eastAsia="方正仿宋_GBK"/>
-          <w:sz w:val="28"/>
-          <w:szCs w:val="28"/>
-        </w:rPr>
-        <w:t xml:space="preserve"> -Wall</w:t>
-      </w:r>
-      <w:r>
-        <w:rPr>
-          <w:rFonts w:ascii="方正仿宋_GBK" w:eastAsia="方正仿宋_GBK" w:hint="eastAsia"/>
-          <w:sz w:val="28"/>
-          <w:szCs w:val="28"/>
-        </w:rPr>
-        <w:t>运行这两步就能直接编译。</w:t>
-      </w:r>
-    </w:p>
-    <w:p>
-      <w:pPr>
-        <w:ind w:firstLine="560"/>
-        <w:jc w:val="left"/>
-        <w:rPr>
-          <w:rFonts w:ascii="方正仿宋_GBK" w:eastAsia="方正仿宋_GBK"/>
-          <w:sz w:val="28"/>
-          <w:szCs w:val="28"/>
-        </w:rPr>
-      </w:pPr>
-      <w:r>
-        <w:rPr>
-          <w:rFonts w:ascii="方正仿宋_GBK" w:eastAsia="方正仿宋_GBK" w:hint="eastAsia"/>
-          <w:sz w:val="28"/>
-          <w:szCs w:val="28"/>
-        </w:rPr>
-        <w:lastRenderedPageBreak/>
-        <w:t>最后，在于与</w:t>
-      </w:r>
-      <w:proofErr w:type="spellStart"/>
-      <w:r>
-        <w:rPr>
-          <w:rFonts w:ascii="方正仿宋_GBK" w:eastAsia="方正仿宋_GBK" w:hint="eastAsia"/>
-          <w:sz w:val="28"/>
-          <w:szCs w:val="28"/>
-        </w:rPr>
-        <w:t>src</w:t>
-      </w:r>
-      <w:proofErr w:type="spellEnd"/>
-      <w:r>
-        <w:rPr>
-          <w:rFonts w:ascii="方正仿宋_GBK" w:eastAsia="方正仿宋_GBK" w:hint="eastAsia"/>
-          <w:sz w:val="28"/>
-          <w:szCs w:val="28"/>
-        </w:rPr>
-        <w:t>同级的目录中有</w:t>
-      </w:r>
-      <w:hyperlink r:id="rId8" w:history="1">
-        <w:r>
-          <w:rPr>
-            <w:rStyle w:val="a8"/>
-            <w:rFonts w:ascii="方正仿宋_GBK" w:eastAsia="方正仿宋_GBK" w:hint="eastAsia"/>
-            <w:sz w:val="28"/>
-            <w:szCs w:val="28"/>
-          </w:rPr>
-          <w:t>bui</w:t>
+          <w:t>x</w:t>
         </w:r>
         <w:r>
           <w:rPr>
@@ -2317,7 +2439,3496 @@
             <w:sz w:val="28"/>
             <w:szCs w:val="28"/>
           </w:rPr>
-          <w:t>l</w:t>
+          <w:t>e</w:t>
+        </w:r>
+      </w:hyperlink>
+      <w:r>
+        <w:rPr>
+          <w:rFonts w:ascii="方正仿宋_GBK" w:eastAsia="方正仿宋_GBK" w:hint="eastAsia"/>
+          <w:sz w:val="28"/>
+          <w:szCs w:val="28"/>
+        </w:rPr>
+        <w:t>）</w:t>
+      </w:r>
+    </w:p>
+    <w:p>
+      <w:pPr>
+        <w:ind w:firstLine="560"/>
+        <w:jc w:val="left"/>
+        <w:rPr>
+          <w:rFonts w:ascii="方正仿宋_GBK" w:eastAsia="方正仿宋_GBK"/>
+          <w:sz w:val="28"/>
+          <w:szCs w:val="28"/>
+        </w:rPr>
+      </w:pPr>
+      <w:r>
+        <w:rPr>
+          <w:rFonts w:ascii="方正仿宋_GBK" w:eastAsia="方正仿宋_GBK" w:hint="eastAsia"/>
+          <w:noProof/>
+          <w:sz w:val="28"/>
+          <w:szCs w:val="28"/>
+        </w:rPr>
+        <mc:AlternateContent>
+          <mc:Choice Requires="wps">
+            <w:drawing>
+              <wp:anchor distT="0" distB="0" distL="114300" distR="114300" simplePos="0" relativeHeight="251676672" behindDoc="0" locked="0" layoutInCell="1" allowOverlap="1" wp14:anchorId="3BB8CB0C" wp14:editId="2A5C0DE8">
+                <wp:simplePos x="0" y="0"/>
+                <wp:positionH relativeFrom="margin">
+                  <wp:posOffset>3228277</wp:posOffset>
+                </wp:positionH>
+                <wp:positionV relativeFrom="page">
+                  <wp:posOffset>3440317</wp:posOffset>
+                </wp:positionV>
+                <wp:extent cx="1647190" cy="275590"/>
+                <wp:effectExtent l="0" t="0" r="10160" b="10160"/>
+                <wp:wrapNone/>
+                <wp:docPr id="13" name="文本框 13"/>
+                <wp:cNvGraphicFramePr/>
+                <a:graphic xmlns:a="http://schemas.openxmlformats.org/drawingml/2006/main">
+                  <a:graphicData uri="http://schemas.microsoft.com/office/word/2010/wordprocessingShape">
+                    <wps:wsp>
+                      <wps:cNvSpPr txBox="1"/>
+                      <wps:spPr>
+                        <a:xfrm>
+                          <a:off x="0" y="0"/>
+                          <a:ext cx="1647190" cy="275590"/>
+                        </a:xfrm>
+                        <a:prstGeom prst="rect">
+                          <a:avLst/>
+                        </a:prstGeom>
+                        <a:solidFill>
+                          <a:schemeClr val="lt1"/>
+                        </a:solidFill>
+                        <a:ln w="6350">
+                          <a:solidFill>
+                            <a:srgbClr val="C00000"/>
+                          </a:solidFill>
+                        </a:ln>
+                      </wps:spPr>
+                      <wps:txbx>
+                        <w:txbxContent>
+                          <w:p>
+                            <w:pPr>
+                              <w:spacing w:line="240" w:lineRule="atLeast"/>
+                              <w:rPr>
+                                <w:rFonts w:ascii="仿宋" w:eastAsia="仿宋" w:hAnsi="仿宋" w:hint="eastAsia"/>
+                                <w:sz w:val="18"/>
+                                <w:szCs w:val="20"/>
+                              </w:rPr>
+                            </w:pPr>
+                            <w:r>
+                              <w:rPr>
+                                <w:rFonts w:ascii="仿宋" w:eastAsia="仿宋" w:hAnsi="仿宋" w:hint="eastAsia"/>
+                                <w:sz w:val="18"/>
+                                <w:szCs w:val="20"/>
+                              </w:rPr>
+                              <w:t>控制台界面，展示一些日志</w:t>
+                            </w:r>
+                          </w:p>
+                        </w:txbxContent>
+                      </wps:txbx>
+                      <wps:bodyPr rot="0" spcFirstLastPara="0" vertOverflow="overflow" horzOverflow="overflow" vert="horz" wrap="square" lIns="91440" tIns="45720" rIns="91440" bIns="45720" numCol="1" spcCol="0" rtlCol="0" fromWordArt="0" anchor="t" anchorCtr="0" forceAA="0" compatLnSpc="1">
+                        <a:prstTxWarp prst="textNoShape">
+                          <a:avLst/>
+                        </a:prstTxWarp>
+                        <a:noAutofit/>
+                      </wps:bodyPr>
+                    </wps:wsp>
+                  </a:graphicData>
+                </a:graphic>
+                <wp14:sizeRelH relativeFrom="margin">
+                  <wp14:pctWidth>0</wp14:pctWidth>
+                </wp14:sizeRelH>
+                <wp14:sizeRelV relativeFrom="margin">
+                  <wp14:pctHeight>0</wp14:pctHeight>
+                </wp14:sizeRelV>
+              </wp:anchor>
+            </w:drawing>
+          </mc:Choice>
+          <mc:Fallback>
+            <w:pict>
+              <v:shapetype w14:anchorId="3BB8CB0C" id="_x0000_t202" coordsize="21600,21600" o:spt="202" path="m,l,21600r21600,l21600,xe">
+                <v:stroke joinstyle="miter"/>
+                <v:path gradientshapeok="t" o:connecttype="rect"/>
+              </v:shapetype>
+              <v:shape id="文本框 13" o:spid="_x0000_s1026" type="#_x0000_t202" style="position:absolute;left:0;text-align:left;margin-left:254.2pt;margin-top:270.9pt;width:129.7pt;height:21.7pt;z-index:251676672;visibility:visible;mso-wrap-style:square;mso-width-percent:0;mso-height-percent:0;mso-wrap-distance-left:9pt;mso-wrap-distance-top:0;mso-wrap-distance-right:9pt;mso-wrap-distance-bottom:0;mso-position-horizontal:absolute;mso-position-horizontal-relative:margin;mso-position-vertical:absolute;mso-position-vertical-relative:page;mso-width-percent:0;mso-height-percent:0;mso-width-relative:margin;mso-height-relative:margin;v-text-anchor:top" o:gfxdata="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" fillcolor="white [3201]" strokecolor="#c00000" strokeweight=".5pt">
+                <v:textbox>
+                  <w:txbxContent>
+                    <w:p>
+                      <w:pPr>
+                        <w:spacing w:line="240" w:lineRule="atLeast"/>
+                        <w:rPr>
+                          <w:rFonts w:ascii="仿宋" w:eastAsia="仿宋" w:hAnsi="仿宋" w:hint="eastAsia"/>
+                          <w:sz w:val="18"/>
+                          <w:szCs w:val="20"/>
+                        </w:rPr>
+                      </w:pPr>
+                      <w:r>
+                        <w:rPr>
+                          <w:rFonts w:ascii="仿宋" w:eastAsia="仿宋" w:hAnsi="仿宋" w:hint="eastAsia"/>
+                          <w:sz w:val="18"/>
+                          <w:szCs w:val="20"/>
+                        </w:rPr>
+                        <w:t>控制台界面，展示一些日志</w:t>
+                      </w:r>
+                    </w:p>
+                  </w:txbxContent>
+                </v:textbox>
+                <w10:wrap anchorx="margin" anchory="page"/>
+              </v:shape>
+            </w:pict>
+          </mc:Fallback>
+        </mc:AlternateContent>
+      </w:r>
+      <w:r>
+        <w:rPr>
+          <w:rFonts w:ascii="方正仿宋_GBK" w:eastAsia="方正仿宋_GBK" w:hint="eastAsia"/>
+          <w:sz w:val="28"/>
+          <w:szCs w:val="28"/>
+        </w:rPr>
+        <w:t>位置：</w:t>
+      </w:r>
+      <w:proofErr w:type="spellStart"/>
+      <w:r>
+        <w:rPr>
+          <w:rFonts w:ascii="方正仿宋_GBK" w:eastAsia="方正仿宋_GBK" w:hint="eastAsia"/>
+          <w:sz w:val="28"/>
+          <w:szCs w:val="28"/>
+        </w:rPr>
+        <w:t>for</w:t>
+      </w:r>
+      <w:r>
+        <w:rPr>
+          <w:rFonts w:ascii="方正仿宋_GBK" w:eastAsia="方正仿宋_GBK"/>
+          <w:sz w:val="28"/>
+          <w:szCs w:val="28"/>
+        </w:rPr>
+        <w:t>_end</w:t>
+      </w:r>
+      <w:proofErr w:type="spellEnd"/>
+      <w:r>
+        <w:rPr>
+          <w:rFonts w:ascii="方正仿宋_GBK" w:eastAsia="方正仿宋_GBK"/>
+          <w:sz w:val="28"/>
+          <w:szCs w:val="28"/>
+        </w:rPr>
+        <w:t>/output/system.exe</w:t>
+      </w:r>
+    </w:p>
+    <w:p>
+      <w:pPr>
+        <w:ind w:firstLine="560"/>
+        <w:jc w:val="left"/>
+        <w:rPr>
+          <w:rFonts w:ascii="方正仿宋_GBK" w:eastAsia="方正仿宋_GBK"/>
+          <w:sz w:val="28"/>
+          <w:szCs w:val="28"/>
+        </w:rPr>
+      </w:pPr>
+      <w:r>
+        <w:rPr>
+          <w:rFonts w:ascii="方正仿宋_GBK" w:eastAsia="方正仿宋_GBK" w:hint="eastAsia"/>
+          <w:noProof/>
+          <w:sz w:val="28"/>
+          <w:szCs w:val="28"/>
+        </w:rPr>
+        <mc:AlternateContent>
+          <mc:Choice Requires="wps">
+            <w:drawing>
+              <wp:anchor distT="0" distB="0" distL="114300" distR="114300" simplePos="0" relativeHeight="251674624" behindDoc="0" locked="0" layoutInCell="1" allowOverlap="1" wp14:anchorId="3E32E920" wp14:editId="749B3A66">
+                <wp:simplePos x="0" y="0"/>
+                <wp:positionH relativeFrom="column">
+                  <wp:posOffset>1870257</wp:posOffset>
+                </wp:positionH>
+                <wp:positionV relativeFrom="page">
+                  <wp:posOffset>3627799</wp:posOffset>
+                </wp:positionV>
+                <wp:extent cx="1376045" cy="579120"/>
+                <wp:effectExtent l="0" t="38100" r="52705" b="30480"/>
+                <wp:wrapNone/>
+                <wp:docPr id="12" name="直接箭头连接符 12"/>
+                <wp:cNvGraphicFramePr/>
+                <a:graphic xmlns:a="http://schemas.openxmlformats.org/drawingml/2006/main">
+                  <a:graphicData uri="http://schemas.microsoft.com/office/word/2010/wordprocessingShape">
+                    <wps:wsp>
+                      <wps:cNvCnPr/>
+                      <wps:spPr>
+                        <a:xfrm flipV="1">
+                          <a:off x="0" y="0"/>
+                          <a:ext cx="1376045" cy="579120"/>
+                        </a:xfrm>
+                        <a:prstGeom prst="straightConnector1">
+                          <a:avLst/>
+                        </a:prstGeom>
+                        <a:ln>
+                          <a:solidFill>
+                            <a:srgbClr val="FF0000"/>
+                          </a:solidFill>
+                          <a:tailEnd type="triangle"/>
+                        </a:ln>
+                      </wps:spPr>
+                      <wps:style>
+                        <a:lnRef idx="2">
+                          <a:schemeClr val="accent1"/>
+                        </a:lnRef>
+                        <a:fillRef idx="0">
+                          <a:schemeClr val="accent1"/>
+                        </a:fillRef>
+                        <a:effectRef idx="1">
+                          <a:schemeClr val="accent1"/>
+                        </a:effectRef>
+                        <a:fontRef idx="minor">
+                          <a:schemeClr val="tx1"/>
+                        </a:fontRef>
+                      </wps:style>
+                      <wps:bodyPr/>
+                    </wps:wsp>
+                  </a:graphicData>
+                </a:graphic>
+              </wp:anchor>
+            </w:drawing>
+          </mc:Choice>
+          <mc:Fallback>
+            <w:pict>
+              <v:shapetype w14:anchorId="3B3D43B5" id="_x0000_t32" coordsize="21600,21600" o:spt="32" o:oned="t" path="m,l21600,21600e" filled="f">
+                <v:path arrowok="t" fillok="f" o:connecttype="none"/>
+                <o:lock v:ext="edit" shapetype="t"/>
+              </v:shapetype>
+              <v:shape id="直接箭头连接符 12" o:spid="_x0000_s1026" type="#_x0000_t32" style="position:absolute;left:0;text-align:left;margin-left:147.25pt;margin-top:285.65pt;width:108.35pt;height:45.6pt;flip:y;z-index:251674624;visibility:visible;mso-wrap-style:square;mso-wrap-distance-left:9pt;mso-wrap-distance-top:0;mso-wrap-distance-right:9pt;mso-wrap-distance-bottom:0;mso-position-horizontal:absolute;mso-position-horizontal-relative:text;mso-position-vertical:absolute;mso-position-vertical-relative:page" o:gfxdata="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" strokecolor="red" strokeweight="1.5pt">
+                <v:stroke endarrow="block" joinstyle="miter"/>
+                <w10:wrap anchory="page"/>
+              </v:shape>
+            </w:pict>
+          </mc:Fallback>
+        </mc:AlternateContent>
+      </w:r>
+      <w:r>
+        <w:rPr>
+          <w:rFonts w:ascii="方正仿宋_GBK" w:eastAsia="方正仿宋_GBK" w:hint="eastAsia"/>
+          <w:noProof/>
+          <w:sz w:val="28"/>
+          <w:szCs w:val="28"/>
+        </w:rPr>
+        <mc:AlternateContent>
+          <mc:Choice Requires="wps">
+            <w:drawing>
+              <wp:anchor distT="0" distB="0" distL="114300" distR="114300" simplePos="0" relativeHeight="251673600" behindDoc="0" locked="0" layoutInCell="1" allowOverlap="1" wp14:anchorId="60A5DA57" wp14:editId="2AB88C29">
+                <wp:simplePos x="0" y="0"/>
+                <wp:positionH relativeFrom="column">
+                  <wp:posOffset>154626</wp:posOffset>
+                </wp:positionH>
+                <wp:positionV relativeFrom="page">
+                  <wp:posOffset>3988051</wp:posOffset>
+                </wp:positionV>
+                <wp:extent cx="1715135" cy="1267460"/>
+                <wp:effectExtent l="0" t="0" r="18415" b="27940"/>
+                <wp:wrapNone/>
+                <wp:docPr id="11" name="矩形 11"/>
+                <wp:cNvGraphicFramePr/>
+                <a:graphic xmlns:a="http://schemas.openxmlformats.org/drawingml/2006/main">
+                  <a:graphicData uri="http://schemas.microsoft.com/office/word/2010/wordprocessingShape">
+                    <wps:wsp>
+                      <wps:cNvSpPr/>
+                      <wps:spPr>
+                        <a:xfrm>
+                          <a:off x="0" y="0"/>
+                          <a:ext cx="1715135" cy="1267460"/>
+                        </a:xfrm>
+                        <a:prstGeom prst="rect">
+                          <a:avLst/>
+                        </a:prstGeom>
+                        <a:noFill/>
+                        <a:ln>
+                          <a:solidFill>
+                            <a:srgbClr val="C00000"/>
+                          </a:solidFill>
+                        </a:ln>
+                      </wps:spPr>
+                      <wps:style>
+                        <a:lnRef idx="2">
+                          <a:schemeClr val="accent1">
+                            <a:shade val="50000"/>
+                          </a:schemeClr>
+                        </a:lnRef>
+                        <a:fillRef idx="1">
+                          <a:schemeClr val="accent1"/>
+                        </a:fillRef>
+                        <a:effectRef idx="0">
+                          <a:schemeClr val="accent1"/>
+                        </a:effectRef>
+                        <a:fontRef idx="minor">
+                          <a:schemeClr val="lt1"/>
+                        </a:fontRef>
+                      </wps:style>
+                      <wps:bodyPr rot="0" spcFirstLastPara="0" vertOverflow="overflow" horzOverflow="overflow" vert="horz" wrap="square" lIns="91440" tIns="45720" rIns="91440" bIns="45720" numCol="1" spcCol="0" rtlCol="0" fromWordArt="0" anchor="ctr" anchorCtr="0" forceAA="0" compatLnSpc="1">
+                        <a:prstTxWarp prst="textNoShape">
+                          <a:avLst/>
+                        </a:prstTxWarp>
+                        <a:noAutofit/>
+                      </wps:bodyPr>
+                    </wps:wsp>
+                  </a:graphicData>
+                </a:graphic>
+                <wp14:sizeRelH relativeFrom="margin">
+                  <wp14:pctWidth>0</wp14:pctWidth>
+                </wp14:sizeRelH>
+                <wp14:sizeRelV relativeFrom="margin">
+                  <wp14:pctHeight>0</wp14:pctHeight>
+                </wp14:sizeRelV>
+              </wp:anchor>
+            </w:drawing>
+          </mc:Choice>
+          <mc:Fallback>
+            <w:pict>
+              <v:rect w14:anchorId="47D44651" id="矩形 11" o:spid="_x0000_s1026" style="position:absolute;left:0;text-align:left;margin-left:12.2pt;margin-top:314pt;width:135.05pt;height:99.8pt;z-index:251673600;visibility:visible;mso-wrap-style:square;mso-width-percent:0;mso-height-percent:0;mso-wrap-distance-left:9pt;mso-wrap-distance-top:0;mso-wrap-distance-right:9pt;mso-wrap-distance-bottom:0;mso-position-horizontal:absolute;mso-position-horizontal-relative:text;mso-position-vertical:absolute;mso-position-vertical-relative:page;mso-width-percent:0;mso-height-percent:0;mso-width-relative:margin;mso-height-relative:margin;v-text-anchor:middle" o:gfxdata="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" filled="f" strokecolor="#c00000" strokeweight="1.5pt">
+                <w10:wrap anchory="page"/>
+              </v:rect>
+            </w:pict>
+          </mc:Fallback>
+        </mc:AlternateContent>
+      </w:r>
+      <w:r>
+        <w:rPr>
+          <w:rFonts w:ascii="方正仿宋_GBK" w:eastAsia="方正仿宋_GBK"/>
+          <w:sz w:val="28"/>
+          <w:szCs w:val="28"/>
+        </w:rPr>
+        <w:drawing>
+          <wp:anchor distT="0" distB="0" distL="114300" distR="114300" simplePos="0" relativeHeight="251658240" behindDoc="0" locked="0" layoutInCell="1" allowOverlap="1" wp14:anchorId="657C1ACF" wp14:editId="7A7D177D">
+            <wp:simplePos x="0" y="0"/>
+            <wp:positionH relativeFrom="column">
+              <wp:posOffset>181447</wp:posOffset>
+            </wp:positionH>
+            <wp:positionV relativeFrom="page">
+              <wp:align>center</wp:align>
+            </wp:positionV>
+            <wp:extent cx="5723890" cy="2861945"/>
+            <wp:effectExtent l="0" t="0" r="0" b="0"/>
+            <wp:wrapNone/>
+            <wp:docPr id="1" name="图片 1"/>
+            <wp:cNvGraphicFramePr>
+              <a:graphicFrameLocks xmlns:a="http://schemas.openxmlformats.org/drawingml/2006/main" noChangeAspect="1"/>
+            </wp:cNvGraphicFramePr>
+            <a:graphic xmlns:a="http://schemas.openxmlformats.org/drawingml/2006/main">
+              <a:graphicData uri="http://schemas.openxmlformats.org/drawingml/2006/picture">
+                <pic:pic xmlns:pic="http://schemas.openxmlformats.org/drawingml/2006/picture">
+                  <pic:nvPicPr>
+                    <pic:cNvPr id="1" name=""/>
+                    <pic:cNvPicPr/>
+                  </pic:nvPicPr>
+                  <pic:blipFill>
+                    <a:blip r:embed="rId9" cstate="print">
+                      <a:extLst>
+                        <a:ext uri="{28A0092B-C50C-407E-A947-70E740481C1C}">
+                          <a14:useLocalDpi xmlns:a14="http://schemas.microsoft.com/office/drawing/2010/main" val="0"/>
+                        </a:ext>
+                      </a:extLst>
+                    </a:blip>
+                    <a:stretch>
+                      <a:fillRect/>
+                    </a:stretch>
+                  </pic:blipFill>
+                  <pic:spPr>
+                    <a:xfrm>
+                      <a:off x="0" y="0"/>
+                      <a:ext cx="5723890" cy="2861945"/>
+                    </a:xfrm>
+                    <a:prstGeom prst="rect">
+                      <a:avLst/>
+                    </a:prstGeom>
+                  </pic:spPr>
+                </pic:pic>
+              </a:graphicData>
+            </a:graphic>
+          </wp:anchor>
+        </w:drawing>
+      </w:r>
+      <w:r>
+        <w:rPr>
+          <w:rFonts w:ascii="方正仿宋_GBK" w:eastAsia="方正仿宋_GBK" w:hint="eastAsia"/>
+          <w:sz w:val="28"/>
+          <w:szCs w:val="28"/>
+        </w:rPr>
+        <w:t>2.</w:t>
+      </w:r>
+      <w:r>
+        <w:rPr>
+          <w:rFonts w:ascii="方正仿宋_GBK" w:eastAsia="方正仿宋_GBK" w:hint="eastAsia"/>
+          <w:sz w:val="28"/>
+          <w:szCs w:val="28"/>
+        </w:rPr>
+        <w:t xml:space="preserve"> </w:t>
+      </w:r>
+      <w:r>
+        <w:rPr>
+          <w:rFonts w:ascii="方正仿宋_GBK" w:eastAsia="方正仿宋_GBK" w:hint="eastAsia"/>
+          <w:sz w:val="28"/>
+          <w:szCs w:val="28"/>
+        </w:rPr>
+        <w:t>主界面介绍</w:t>
+      </w:r>
+    </w:p>
+    <w:p>
+      <w:pPr>
+        <w:ind w:firstLine="560"/>
+        <w:jc w:val="left"/>
+        <w:rPr>
+          <w:rFonts w:ascii="方正仿宋_GBK" w:eastAsia="方正仿宋_GBK"/>
+          <w:sz w:val="28"/>
+          <w:szCs w:val="28"/>
+        </w:rPr>
+      </w:pPr>
+    </w:p>
+    <w:p>
+      <w:pPr>
+        <w:ind w:firstLine="560"/>
+        <w:jc w:val="left"/>
+        <w:rPr>
+          <w:rFonts w:ascii="方正仿宋_GBK" w:eastAsia="方正仿宋_GBK"/>
+          <w:sz w:val="28"/>
+          <w:szCs w:val="28"/>
+        </w:rPr>
+      </w:pPr>
+    </w:p>
+    <w:p>
+      <w:pPr>
+        <w:ind w:firstLine="560"/>
+        <w:jc w:val="left"/>
+        <w:rPr>
+          <w:rFonts w:ascii="方正仿宋_GBK" w:eastAsia="方正仿宋_GBK"/>
+          <w:sz w:val="28"/>
+          <w:szCs w:val="28"/>
+        </w:rPr>
+      </w:pPr>
+    </w:p>
+    <w:p>
+      <w:pPr>
+        <w:ind w:firstLine="560"/>
+        <w:jc w:val="left"/>
+        <w:rPr>
+          <w:rFonts w:ascii="方正仿宋_GBK" w:eastAsia="方正仿宋_GBK"/>
+          <w:sz w:val="28"/>
+          <w:szCs w:val="28"/>
+        </w:rPr>
+      </w:pPr>
+    </w:p>
+    <w:p>
+      <w:pPr>
+        <w:ind w:firstLine="560"/>
+        <w:jc w:val="left"/>
+        <w:rPr>
+          <w:rFonts w:ascii="方正仿宋_GBK" w:eastAsia="方正仿宋_GBK"/>
+          <w:sz w:val="28"/>
+          <w:szCs w:val="28"/>
+        </w:rPr>
+      </w:pPr>
+    </w:p>
+    <w:p>
+      <w:pPr>
+        <w:ind w:firstLine="560"/>
+        <w:jc w:val="left"/>
+        <w:rPr>
+          <w:rFonts w:ascii="方正仿宋_GBK" w:eastAsia="方正仿宋_GBK"/>
+          <w:sz w:val="28"/>
+          <w:szCs w:val="28"/>
+        </w:rPr>
+      </w:pPr>
+    </w:p>
+    <w:p>
+      <w:pPr>
+        <w:ind w:firstLine="560"/>
+        <w:jc w:val="left"/>
+        <w:rPr>
+          <w:rFonts w:ascii="方正仿宋_GBK" w:eastAsia="方正仿宋_GBK"/>
+          <w:sz w:val="28"/>
+          <w:szCs w:val="28"/>
+        </w:rPr>
+      </w:pPr>
+    </w:p>
+    <w:p>
+      <w:pPr>
+        <w:ind w:firstLine="560"/>
+        <w:jc w:val="left"/>
+        <w:rPr>
+          <w:rFonts w:ascii="方正仿宋_GBK" w:eastAsia="方正仿宋_GBK"/>
+          <w:sz w:val="28"/>
+          <w:szCs w:val="28"/>
+        </w:rPr>
+      </w:pPr>
+      <w:r>
+        <w:rPr>
+          <w:rFonts w:ascii="方正仿宋_GBK" w:eastAsia="方正仿宋_GBK" w:hint="eastAsia"/>
+          <w:noProof/>
+          <w:sz w:val="28"/>
+          <w:szCs w:val="28"/>
+        </w:rPr>
+        <mc:AlternateContent>
+          <mc:Choice Requires="wps">
+            <w:drawing>
+              <wp:anchor distT="0" distB="0" distL="114300" distR="114300" simplePos="0" relativeHeight="251704320" behindDoc="0" locked="0" layoutInCell="1" allowOverlap="1" wp14:anchorId="59DFC5BA" wp14:editId="23271FC5">
+                <wp:simplePos x="0" y="0"/>
+                <wp:positionH relativeFrom="margin">
+                  <wp:posOffset>2073845</wp:posOffset>
+                </wp:positionH>
+                <wp:positionV relativeFrom="bottomMargin">
+                  <wp:posOffset>-2020474</wp:posOffset>
+                </wp:positionV>
+                <wp:extent cx="387173" cy="266138"/>
+                <wp:effectExtent l="0" t="0" r="13335" b="19685"/>
+                <wp:wrapNone/>
+                <wp:docPr id="35" name="矩形 35"/>
+                <wp:cNvGraphicFramePr/>
+                <a:graphic xmlns:a="http://schemas.openxmlformats.org/drawingml/2006/main">
+                  <a:graphicData uri="http://schemas.microsoft.com/office/word/2010/wordprocessingShape">
+                    <wps:wsp>
+                      <wps:cNvSpPr/>
+                      <wps:spPr>
+                        <a:xfrm>
+                          <a:off x="0" y="0"/>
+                          <a:ext cx="387173" cy="266138"/>
+                        </a:xfrm>
+                        <a:prstGeom prst="rect">
+                          <a:avLst/>
+                        </a:prstGeom>
+                        <a:noFill/>
+                        <a:ln>
+                          <a:solidFill>
+                            <a:srgbClr val="C00000"/>
+                          </a:solidFill>
+                        </a:ln>
+                      </wps:spPr>
+                      <wps:style>
+                        <a:lnRef idx="2">
+                          <a:schemeClr val="accent1">
+                            <a:shade val="50000"/>
+                          </a:schemeClr>
+                        </a:lnRef>
+                        <a:fillRef idx="1">
+                          <a:schemeClr val="accent1"/>
+                        </a:fillRef>
+                        <a:effectRef idx="0">
+                          <a:schemeClr val="accent1"/>
+                        </a:effectRef>
+                        <a:fontRef idx="minor">
+                          <a:schemeClr val="lt1"/>
+                        </a:fontRef>
+                      </wps:style>
+                      <wps:bodyPr rot="0" spcFirstLastPara="0" vertOverflow="overflow" horzOverflow="overflow" vert="horz" wrap="square" lIns="91440" tIns="45720" rIns="91440" bIns="45720" numCol="1" spcCol="0" rtlCol="0" fromWordArt="0" anchor="ctr" anchorCtr="0" forceAA="0" compatLnSpc="1">
+                        <a:prstTxWarp prst="textNoShape">
+                          <a:avLst/>
+                        </a:prstTxWarp>
+                        <a:noAutofit/>
+                      </wps:bodyPr>
+                    </wps:wsp>
+                  </a:graphicData>
+                </a:graphic>
+                <wp14:sizeRelH relativeFrom="margin">
+                  <wp14:pctWidth>0</wp14:pctWidth>
+                </wp14:sizeRelH>
+                <wp14:sizeRelV relativeFrom="margin">
+                  <wp14:pctHeight>0</wp14:pctHeight>
+                </wp14:sizeRelV>
+              </wp:anchor>
+            </w:drawing>
+          </mc:Choice>
+          <mc:Fallback>
+            <w:pict>
+              <v:rect w14:anchorId="753BD885" id="矩形 35" o:spid="_x0000_s1026" style="position:absolute;left:0;text-align:left;margin-left:163.3pt;margin-top:-159.1pt;width:30.5pt;height:20.95pt;z-index:251704320;visibility:visible;mso-wrap-style:square;mso-width-percent:0;mso-height-percent:0;mso-wrap-distance-left:9pt;mso-wrap-distance-top:0;mso-wrap-distance-right:9pt;mso-wrap-distance-bottom:0;mso-position-horizontal:absolute;mso-position-horizontal-relative:margin;mso-position-vertical:absolute;mso-position-vertical-relative:bottom-margin-area;mso-width-percent:0;mso-height-percent:0;mso-width-relative:margin;mso-height-relative:margin;v-text-anchor:middle" o:gfxdata="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" filled="f" strokecolor="#c00000" strokeweight="1.5pt">
+                <w10:wrap anchorx="margin" anchory="margin"/>
+              </v:rect>
+            </w:pict>
+          </mc:Fallback>
+        </mc:AlternateContent>
+      </w:r>
+      <w:r>
+        <w:rPr>
+          <w:rFonts w:ascii="方正仿宋_GBK" w:eastAsia="方正仿宋_GBK" w:hint="eastAsia"/>
+          <w:noProof/>
+          <w:sz w:val="28"/>
+          <w:szCs w:val="28"/>
+        </w:rPr>
+        <mc:AlternateContent>
+          <mc:Choice Requires="wps">
+            <w:drawing>
+              <wp:anchor distT="0" distB="0" distL="114300" distR="114300" simplePos="0" relativeHeight="251683840" behindDoc="0" locked="0" layoutInCell="1" allowOverlap="1" wp14:anchorId="00115FCE" wp14:editId="2C46C56C">
+                <wp:simplePos x="0" y="0"/>
+                <wp:positionH relativeFrom="column">
+                  <wp:posOffset>-439536</wp:posOffset>
+                </wp:positionH>
+                <wp:positionV relativeFrom="page">
+                  <wp:posOffset>7784201</wp:posOffset>
+                </wp:positionV>
+                <wp:extent cx="1941266" cy="479204"/>
+                <wp:effectExtent l="0" t="0" r="20955" b="16510"/>
+                <wp:wrapNone/>
+                <wp:docPr id="18" name="文本框 18"/>
+                <wp:cNvGraphicFramePr/>
+                <a:graphic xmlns:a="http://schemas.openxmlformats.org/drawingml/2006/main">
+                  <a:graphicData uri="http://schemas.microsoft.com/office/word/2010/wordprocessingShape">
+                    <wps:wsp>
+                      <wps:cNvSpPr txBox="1"/>
+                      <wps:spPr>
+                        <a:xfrm>
+                          <a:off x="0" y="0"/>
+                          <a:ext cx="1941266" cy="479204"/>
+                        </a:xfrm>
+                        <a:prstGeom prst="rect">
+                          <a:avLst/>
+                        </a:prstGeom>
+                        <a:solidFill>
+                          <a:schemeClr val="lt1"/>
+                        </a:solidFill>
+                        <a:ln w="6350">
+                          <a:solidFill>
+                            <a:srgbClr val="C00000"/>
+                          </a:solidFill>
+                        </a:ln>
+                      </wps:spPr>
+                      <wps:txbx>
+                        <w:txbxContent>
+                          <w:p>
+                            <w:pPr>
+                              <w:spacing w:line="240" w:lineRule="atLeast"/>
+                              <w:rPr>
+                                <w:rFonts w:ascii="仿宋" w:eastAsia="仿宋" w:hAnsi="仿宋" w:hint="eastAsia"/>
+                                <w:sz w:val="18"/>
+                                <w:szCs w:val="20"/>
+                              </w:rPr>
+                            </w:pPr>
+                            <w:r>
+                              <w:rPr>
+                                <w:rFonts w:ascii="仿宋" w:eastAsia="仿宋" w:hAnsi="仿宋" w:hint="eastAsia"/>
+                                <w:sz w:val="18"/>
+                                <w:szCs w:val="20"/>
+                              </w:rPr>
+                              <w:t>单击刷新一次数据，不会计入处理</w:t>
+                            </w:r>
+                            <w:r>
+                              <w:rPr>
+                                <w:rFonts w:ascii="仿宋" w:eastAsia="仿宋" w:hAnsi="仿宋" w:hint="eastAsia"/>
+                                <w:sz w:val="18"/>
+                                <w:szCs w:val="20"/>
+                              </w:rPr>
+                              <w:t>（传感器在线才会正常刷新）</w:t>
+                            </w:r>
+                          </w:p>
+                        </w:txbxContent>
+                      </wps:txbx>
+                      <wps:bodyPr rot="0" spcFirstLastPara="0" vertOverflow="overflow" horzOverflow="overflow" vert="horz" wrap="square" lIns="91440" tIns="45720" rIns="91440" bIns="45720" numCol="1" spcCol="0" rtlCol="0" fromWordArt="0" anchor="t" anchorCtr="0" forceAA="0" compatLnSpc="1">
+                        <a:prstTxWarp prst="textNoShape">
+                          <a:avLst/>
+                        </a:prstTxWarp>
+                        <a:noAutofit/>
+                      </wps:bodyPr>
+                    </wps:wsp>
+                  </a:graphicData>
+                </a:graphic>
+                <wp14:sizeRelH relativeFrom="margin">
+                  <wp14:pctWidth>0</wp14:pctWidth>
+                </wp14:sizeRelH>
+                <wp14:sizeRelV relativeFrom="margin">
+                  <wp14:pctHeight>0</wp14:pctHeight>
+                </wp14:sizeRelV>
+              </wp:anchor>
+            </w:drawing>
+          </mc:Choice>
+          <mc:Fallback>
+            <w:pict>
+              <v:shape w14:anchorId="00115FCE" id="文本框 18" o:spid="_x0000_s1027" type="#_x0000_t202" style="position:absolute;left:0;text-align:left;margin-left:-34.6pt;margin-top:612.95pt;width:152.85pt;height:37.75pt;z-index:251683840;visibility:visible;mso-wrap-style:square;mso-width-percent:0;mso-height-percent:0;mso-wrap-distance-left:9pt;mso-wrap-distance-top:0;mso-wrap-distance-right:9pt;mso-wrap-distance-bottom:0;mso-position-horizontal:absolute;mso-position-horizontal-relative:text;mso-position-vertical:absolute;mso-position-vertical-relative:page;mso-width-percent:0;mso-height-percent:0;mso-width-relative:margin;mso-height-relative:margin;v-text-anchor:top" o:gfxdata="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" fillcolor="white [3201]" strokecolor="#c00000" strokeweight=".5pt">
+                <v:textbox>
+                  <w:txbxContent>
+                    <w:p>
+                      <w:pPr>
+                        <w:spacing w:line="240" w:lineRule="atLeast"/>
+                        <w:rPr>
+                          <w:rFonts w:ascii="仿宋" w:eastAsia="仿宋" w:hAnsi="仿宋" w:hint="eastAsia"/>
+                          <w:sz w:val="18"/>
+                          <w:szCs w:val="20"/>
+                        </w:rPr>
+                      </w:pPr>
+                      <w:r>
+                        <w:rPr>
+                          <w:rFonts w:ascii="仿宋" w:eastAsia="仿宋" w:hAnsi="仿宋" w:hint="eastAsia"/>
+                          <w:sz w:val="18"/>
+                          <w:szCs w:val="20"/>
+                        </w:rPr>
+                        <w:t>单击刷新一次数据，不会计入处理</w:t>
+                      </w:r>
+                      <w:r>
+                        <w:rPr>
+                          <w:rFonts w:ascii="仿宋" w:eastAsia="仿宋" w:hAnsi="仿宋" w:hint="eastAsia"/>
+                          <w:sz w:val="18"/>
+                          <w:szCs w:val="20"/>
+                        </w:rPr>
+                        <w:t>（传感器在线才会正常刷新）</w:t>
+                      </w:r>
+                    </w:p>
+                  </w:txbxContent>
+                </v:textbox>
+                <w10:wrap anchory="page"/>
+              </v:shape>
+            </w:pict>
+          </mc:Fallback>
+        </mc:AlternateContent>
+      </w:r>
+      <w:r>
+        <w:rPr>
+          <w:rFonts w:ascii="方正仿宋_GBK" w:eastAsia="方正仿宋_GBK" w:hint="eastAsia"/>
+          <w:noProof/>
+          <w:sz w:val="28"/>
+          <w:szCs w:val="28"/>
+        </w:rPr>
+        <mc:AlternateContent>
+          <mc:Choice Requires="wps">
+            <w:drawing>
+              <wp:anchor distT="0" distB="0" distL="114300" distR="114300" simplePos="0" relativeHeight="251681792" behindDoc="0" locked="0" layoutInCell="1" allowOverlap="1" wp14:anchorId="55D02915" wp14:editId="4A7B522E">
+                <wp:simplePos x="0" y="0"/>
+                <wp:positionH relativeFrom="column">
+                  <wp:posOffset>1497371</wp:posOffset>
+                </wp:positionH>
+                <wp:positionV relativeFrom="paragraph">
+                  <wp:posOffset>431960</wp:posOffset>
+                </wp:positionV>
+                <wp:extent cx="4063456" cy="73347"/>
+                <wp:effectExtent l="38100" t="0" r="13335" b="98425"/>
+                <wp:wrapNone/>
+                <wp:docPr id="16" name="直接箭头连接符 16"/>
+                <wp:cNvGraphicFramePr/>
+                <a:graphic xmlns:a="http://schemas.openxmlformats.org/drawingml/2006/main">
+                  <a:graphicData uri="http://schemas.microsoft.com/office/word/2010/wordprocessingShape">
+                    <wps:wsp>
+                      <wps:cNvCnPr/>
+                      <wps:spPr>
+                        <a:xfrm flipH="1">
+                          <a:off x="0" y="0"/>
+                          <a:ext cx="4063456" cy="73347"/>
+                        </a:xfrm>
+                        <a:prstGeom prst="straightConnector1">
+                          <a:avLst/>
+                        </a:prstGeom>
+                        <a:ln>
+                          <a:solidFill>
+                            <a:srgbClr val="FF0000"/>
+                          </a:solidFill>
+                          <a:tailEnd type="triangle"/>
+                        </a:ln>
+                      </wps:spPr>
+                      <wps:style>
+                        <a:lnRef idx="2">
+                          <a:schemeClr val="accent1"/>
+                        </a:lnRef>
+                        <a:fillRef idx="0">
+                          <a:schemeClr val="accent1"/>
+                        </a:fillRef>
+                        <a:effectRef idx="1">
+                          <a:schemeClr val="accent1"/>
+                        </a:effectRef>
+                        <a:fontRef idx="minor">
+                          <a:schemeClr val="tx1"/>
+                        </a:fontRef>
+                      </wps:style>
+                      <wps:bodyPr/>
+                    </wps:wsp>
+                  </a:graphicData>
+                </a:graphic>
+              </wp:anchor>
+            </w:drawing>
+          </mc:Choice>
+          <mc:Fallback>
+            <w:pict>
+              <v:shape w14:anchorId="43BE8156" id="直接箭头连接符 16" o:spid="_x0000_s1026" type="#_x0000_t32" style="position:absolute;left:0;text-align:left;margin-left:117.9pt;margin-top:34pt;width:319.95pt;height:5.8pt;flip:x;z-index:251681792;visibility:visible;mso-wrap-style:square;mso-wrap-distance-left:9pt;mso-wrap-distance-top:0;mso-wrap-distance-right:9pt;mso-wrap-distance-bottom:0;mso-position-horizontal:absolute;mso-position-horizontal-relative:text;mso-position-vertical:absolute;mso-position-vertical-relative:text" o:gfxdata="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" strokecolor="red" strokeweight="1.5pt">
+                <v:stroke endarrow="block" joinstyle="miter"/>
+              </v:shape>
+            </w:pict>
+          </mc:Fallback>
+        </mc:AlternateContent>
+      </w:r>
+      <w:r>
+        <w:rPr>
+          <w:rFonts w:ascii="方正仿宋_GBK" w:eastAsia="方正仿宋_GBK" w:hint="eastAsia"/>
+          <w:noProof/>
+          <w:sz w:val="28"/>
+          <w:szCs w:val="28"/>
+        </w:rPr>
+        <mc:AlternateContent>
+          <mc:Choice Requires="wps">
+            <w:drawing>
+              <wp:anchor distT="0" distB="0" distL="114300" distR="114300" simplePos="0" relativeHeight="251680768" behindDoc="0" locked="0" layoutInCell="1" allowOverlap="1" wp14:anchorId="3E6D6F3E" wp14:editId="5D7A20D3">
+                <wp:simplePos x="0" y="0"/>
+                <wp:positionH relativeFrom="column">
+                  <wp:posOffset>5560569</wp:posOffset>
+                </wp:positionH>
+                <wp:positionV relativeFrom="page">
+                  <wp:posOffset>7686420</wp:posOffset>
+                </wp:positionV>
+                <wp:extent cx="437383" cy="146696"/>
+                <wp:effectExtent l="0" t="0" r="20320" b="24765"/>
+                <wp:wrapNone/>
+                <wp:docPr id="15" name="矩形 15"/>
+                <wp:cNvGraphicFramePr/>
+                <a:graphic xmlns:a="http://schemas.openxmlformats.org/drawingml/2006/main">
+                  <a:graphicData uri="http://schemas.microsoft.com/office/word/2010/wordprocessingShape">
+                    <wps:wsp>
+                      <wps:cNvSpPr/>
+                      <wps:spPr>
+                        <a:xfrm>
+                          <a:off x="0" y="0"/>
+                          <a:ext cx="437383" cy="146696"/>
+                        </a:xfrm>
+                        <a:prstGeom prst="rect">
+                          <a:avLst/>
+                        </a:prstGeom>
+                        <a:noFill/>
+                        <a:ln>
+                          <a:solidFill>
+                            <a:srgbClr val="C00000"/>
+                          </a:solidFill>
+                        </a:ln>
+                      </wps:spPr>
+                      <wps:style>
+                        <a:lnRef idx="2">
+                          <a:schemeClr val="accent1">
+                            <a:shade val="50000"/>
+                          </a:schemeClr>
+                        </a:lnRef>
+                        <a:fillRef idx="1">
+                          <a:schemeClr val="accent1"/>
+                        </a:fillRef>
+                        <a:effectRef idx="0">
+                          <a:schemeClr val="accent1"/>
+                        </a:effectRef>
+                        <a:fontRef idx="minor">
+                          <a:schemeClr val="lt1"/>
+                        </a:fontRef>
+                      </wps:style>
+                      <wps:bodyPr rot="0" spcFirstLastPara="0" vertOverflow="overflow" horzOverflow="overflow" vert="horz" wrap="square" lIns="91440" tIns="45720" rIns="91440" bIns="45720" numCol="1" spcCol="0" rtlCol="0" fromWordArt="0" anchor="ctr" anchorCtr="0" forceAA="0" compatLnSpc="1">
+                        <a:prstTxWarp prst="textNoShape">
+                          <a:avLst/>
+                        </a:prstTxWarp>
+                        <a:noAutofit/>
+                      </wps:bodyPr>
+                    </wps:wsp>
+                  </a:graphicData>
+                </a:graphic>
+                <wp14:sizeRelH relativeFrom="margin">
+                  <wp14:pctWidth>0</wp14:pctWidth>
+                </wp14:sizeRelH>
+                <wp14:sizeRelV relativeFrom="margin">
+                  <wp14:pctHeight>0</wp14:pctHeight>
+                </wp14:sizeRelV>
+              </wp:anchor>
+            </w:drawing>
+          </mc:Choice>
+          <mc:Fallback>
+            <w:pict>
+              <v:rect w14:anchorId="5B2E4AAD" id="矩形 15" o:spid="_x0000_s1026" style="position:absolute;left:0;text-align:left;margin-left:437.85pt;margin-top:605.25pt;width:34.45pt;height:11.55pt;z-index:251680768;visibility:visible;mso-wrap-style:square;mso-width-percent:0;mso-height-percent:0;mso-wrap-distance-left:9pt;mso-wrap-distance-top:0;mso-wrap-distance-right:9pt;mso-wrap-distance-bottom:0;mso-position-horizontal:absolute;mso-position-horizontal-relative:text;mso-position-vertical:absolute;mso-position-vertical-relative:page;mso-width-percent:0;mso-height-percent:0;mso-width-relative:margin;mso-height-relative:margin;v-text-anchor:middle" o:gfxdata="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" filled="f" strokecolor="#c00000" strokeweight="1.5pt">
+                <w10:wrap anchory="page"/>
+              </v:rect>
+            </w:pict>
+          </mc:Fallback>
+        </mc:AlternateContent>
+      </w:r>
+      <w:r>
+        <w:rPr>
+          <w:rFonts w:ascii="方正仿宋_GBK" w:eastAsia="方正仿宋_GBK"/>
+          <w:sz w:val="28"/>
+          <w:szCs w:val="28"/>
+        </w:rPr>
+        <w:drawing>
+          <wp:anchor distT="0" distB="0" distL="114300" distR="114300" simplePos="0" relativeHeight="251678720" behindDoc="0" locked="0" layoutInCell="1" allowOverlap="1" wp14:anchorId="00241A18" wp14:editId="60F587EE">
+            <wp:simplePos x="0" y="0"/>
+            <wp:positionH relativeFrom="column">
+              <wp:posOffset>2059217</wp:posOffset>
+            </wp:positionH>
+            <wp:positionV relativeFrom="page">
+              <wp:posOffset>7557339</wp:posOffset>
+            </wp:positionV>
+            <wp:extent cx="3963547" cy="2582418"/>
+            <wp:effectExtent l="0" t="0" r="0" b="8890"/>
+            <wp:wrapNone/>
+            <wp:docPr id="14" name="图片 14"/>
+            <wp:cNvGraphicFramePr>
+              <a:graphicFrameLocks xmlns:a="http://schemas.openxmlformats.org/drawingml/2006/main" noChangeAspect="1"/>
+            </wp:cNvGraphicFramePr>
+            <a:graphic xmlns:a="http://schemas.openxmlformats.org/drawingml/2006/main">
+              <a:graphicData uri="http://schemas.openxmlformats.org/drawingml/2006/picture">
+                <pic:pic xmlns:pic="http://schemas.openxmlformats.org/drawingml/2006/picture">
+                  <pic:nvPicPr>
+                    <pic:cNvPr id="1" name=""/>
+                    <pic:cNvPicPr/>
+                  </pic:nvPicPr>
+                  <pic:blipFill>
+                    <a:blip r:embed="rId10" cstate="print">
+                      <a:extLst>
+                        <a:ext uri="{28A0092B-C50C-407E-A947-70E740481C1C}">
+                          <a14:useLocalDpi xmlns:a14="http://schemas.microsoft.com/office/drawing/2010/main" val="0"/>
+                        </a:ext>
+                      </a:extLst>
+                    </a:blip>
+                    <a:stretch>
+                      <a:fillRect/>
+                    </a:stretch>
+                  </pic:blipFill>
+                  <pic:spPr>
+                    <a:xfrm>
+                      <a:off x="0" y="0"/>
+                      <a:ext cx="3963547" cy="2582418"/>
+                    </a:xfrm>
+                    <a:prstGeom prst="rect">
+                      <a:avLst/>
+                    </a:prstGeom>
+                  </pic:spPr>
+                </pic:pic>
+              </a:graphicData>
+            </a:graphic>
+            <wp14:sizeRelH relativeFrom="margin">
+              <wp14:pctWidth>0</wp14:pctWidth>
+            </wp14:sizeRelH>
+            <wp14:sizeRelV relativeFrom="margin">
+              <wp14:pctHeight>0</wp14:pctHeight>
+            </wp14:sizeRelV>
+          </wp:anchor>
+        </w:drawing>
+      </w:r>
+      <w:r>
+        <w:rPr>
+          <w:rFonts w:ascii="方正仿宋_GBK" w:eastAsia="方正仿宋_GBK" w:hint="eastAsia"/>
+          <w:noProof/>
+          <w:sz w:val="28"/>
+          <w:szCs w:val="28"/>
+        </w:rPr>
+        <mc:AlternateContent>
+          <mc:Choice Requires="wps">
+            <w:drawing>
+              <wp:anchor distT="0" distB="0" distL="114300" distR="114300" simplePos="0" relativeHeight="251671552" behindDoc="0" locked="0" layoutInCell="1" allowOverlap="1" wp14:anchorId="0E5DFFFF" wp14:editId="12C2FBE9">
+                <wp:simplePos x="0" y="0"/>
+                <wp:positionH relativeFrom="column">
+                  <wp:posOffset>-642079</wp:posOffset>
+                </wp:positionH>
+                <wp:positionV relativeFrom="page">
+                  <wp:posOffset>6251418</wp:posOffset>
+                </wp:positionV>
+                <wp:extent cx="2484755" cy="275590"/>
+                <wp:effectExtent l="0" t="0" r="10795" b="10160"/>
+                <wp:wrapNone/>
+                <wp:docPr id="10" name="文本框 10"/>
+                <wp:cNvGraphicFramePr/>
+                <a:graphic xmlns:a="http://schemas.openxmlformats.org/drawingml/2006/main">
+                  <a:graphicData uri="http://schemas.microsoft.com/office/word/2010/wordprocessingShape">
+                    <wps:wsp>
+                      <wps:cNvSpPr txBox="1"/>
+                      <wps:spPr>
+                        <a:xfrm>
+                          <a:off x="0" y="0"/>
+                          <a:ext cx="2484755" cy="275590"/>
+                        </a:xfrm>
+                        <a:prstGeom prst="rect">
+                          <a:avLst/>
+                        </a:prstGeom>
+                        <a:solidFill>
+                          <a:schemeClr val="lt1"/>
+                        </a:solidFill>
+                        <a:ln w="6350">
+                          <a:solidFill>
+                            <a:srgbClr val="C00000"/>
+                          </a:solidFill>
+                        </a:ln>
+                      </wps:spPr>
+                      <wps:txbx>
+                        <w:txbxContent>
+                          <w:p>
+                            <w:pPr>
+                              <w:spacing w:line="240" w:lineRule="atLeast"/>
+                              <w:rPr>
+                                <w:rFonts w:ascii="仿宋" w:eastAsia="仿宋" w:hAnsi="仿宋" w:hint="eastAsia"/>
+                                <w:sz w:val="18"/>
+                                <w:szCs w:val="20"/>
+                              </w:rPr>
+                            </w:pPr>
+                            <w:r>
+                              <w:rPr>
+                                <w:rFonts w:ascii="仿宋" w:eastAsia="仿宋" w:hAnsi="仿宋" w:hint="eastAsia"/>
+                                <w:sz w:val="18"/>
+                                <w:szCs w:val="20"/>
+                              </w:rPr>
+                              <w:t>再所有界面都存在，展示当前各个执行的状态</w:t>
+                            </w:r>
+                          </w:p>
+                        </w:txbxContent>
+                      </wps:txbx>
+                      <wps:bodyPr rot="0" spcFirstLastPara="0" vertOverflow="overflow" horzOverflow="overflow" vert="horz" wrap="square" lIns="91440" tIns="45720" rIns="91440" bIns="45720" numCol="1" spcCol="0" rtlCol="0" fromWordArt="0" anchor="t" anchorCtr="0" forceAA="0" compatLnSpc="1">
+                        <a:prstTxWarp prst="textNoShape">
+                          <a:avLst/>
+                        </a:prstTxWarp>
+                        <a:noAutofit/>
+                      </wps:bodyPr>
+                    </wps:wsp>
+                  </a:graphicData>
+                </a:graphic>
+                <wp14:sizeRelH relativeFrom="margin">
+                  <wp14:pctWidth>0</wp14:pctWidth>
+                </wp14:sizeRelH>
+                <wp14:sizeRelV relativeFrom="margin">
+                  <wp14:pctHeight>0</wp14:pctHeight>
+                </wp14:sizeRelV>
+              </wp:anchor>
+            </w:drawing>
+          </mc:Choice>
+          <mc:Fallback>
+            <w:pict>
+              <v:shape w14:anchorId="0E5DFFFF" id="文本框 10" o:spid="_x0000_s1028" type="#_x0000_t202" style="position:absolute;left:0;text-align:left;margin-left:-50.55pt;margin-top:492.25pt;width:195.65pt;height:21.7pt;z-index:251671552;visibility:visible;mso-wrap-style:square;mso-width-percent:0;mso-height-percent:0;mso-wrap-distance-left:9pt;mso-wrap-distance-top:0;mso-wrap-distance-right:9pt;mso-wrap-distance-bottom:0;mso-position-horizontal:absolute;mso-position-horizontal-relative:text;mso-position-vertical:absolute;mso-position-vertical-relative:page;mso-width-percent:0;mso-height-percent:0;mso-width-relative:margin;mso-height-relative:margin;v-text-anchor:top" o:gfxdata="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" fillcolor="white [3201]" strokecolor="#c00000" strokeweight=".5pt">
+                <v:textbox>
+                  <w:txbxContent>
+                    <w:p>
+                      <w:pPr>
+                        <w:spacing w:line="240" w:lineRule="atLeast"/>
+                        <w:rPr>
+                          <w:rFonts w:ascii="仿宋" w:eastAsia="仿宋" w:hAnsi="仿宋" w:hint="eastAsia"/>
+                          <w:sz w:val="18"/>
+                          <w:szCs w:val="20"/>
+                        </w:rPr>
+                      </w:pPr>
+                      <w:r>
+                        <w:rPr>
+                          <w:rFonts w:ascii="仿宋" w:eastAsia="仿宋" w:hAnsi="仿宋" w:hint="eastAsia"/>
+                          <w:sz w:val="18"/>
+                          <w:szCs w:val="20"/>
+                        </w:rPr>
+                        <w:t>再所有界面都存在，展示当前各个执行的状态</w:t>
+                      </w:r>
+                    </w:p>
+                  </w:txbxContent>
+                </v:textbox>
+                <w10:wrap anchory="page"/>
+              </v:shape>
+            </w:pict>
+          </mc:Fallback>
+        </mc:AlternateContent>
+      </w:r>
+      <w:r>
+        <w:rPr>
+          <w:rFonts w:ascii="方正仿宋_GBK" w:eastAsia="方正仿宋_GBK" w:hint="eastAsia"/>
+          <w:noProof/>
+          <w:sz w:val="28"/>
+          <w:szCs w:val="28"/>
+        </w:rPr>
+        <mc:AlternateContent>
+          <mc:Choice Requires="wps">
+            <w:drawing>
+              <wp:anchor distT="0" distB="0" distL="114300" distR="114300" simplePos="0" relativeHeight="251669504" behindDoc="0" locked="0" layoutInCell="1" allowOverlap="1" wp14:anchorId="672A0CCD" wp14:editId="75FBFD2A">
+                <wp:simplePos x="0" y="0"/>
+                <wp:positionH relativeFrom="column">
+                  <wp:posOffset>1428524</wp:posOffset>
+                </wp:positionH>
+                <wp:positionV relativeFrom="page">
+                  <wp:posOffset>6524908</wp:posOffset>
+                </wp:positionV>
+                <wp:extent cx="429895" cy="262255"/>
+                <wp:effectExtent l="38100" t="38100" r="27305" b="23495"/>
+                <wp:wrapNone/>
+                <wp:docPr id="9" name="直接箭头连接符 9"/>
+                <wp:cNvGraphicFramePr/>
+                <a:graphic xmlns:a="http://schemas.openxmlformats.org/drawingml/2006/main">
+                  <a:graphicData uri="http://schemas.microsoft.com/office/word/2010/wordprocessingShape">
+                    <wps:wsp>
+                      <wps:cNvCnPr/>
+                      <wps:spPr>
+                        <a:xfrm flipH="1" flipV="1">
+                          <a:off x="0" y="0"/>
+                          <a:ext cx="429895" cy="262255"/>
+                        </a:xfrm>
+                        <a:prstGeom prst="straightConnector1">
+                          <a:avLst/>
+                        </a:prstGeom>
+                        <a:ln>
+                          <a:solidFill>
+                            <a:srgbClr val="FF0000"/>
+                          </a:solidFill>
+                          <a:tailEnd type="triangle"/>
+                        </a:ln>
+                      </wps:spPr>
+                      <wps:style>
+                        <a:lnRef idx="2">
+                          <a:schemeClr val="accent1"/>
+                        </a:lnRef>
+                        <a:fillRef idx="0">
+                          <a:schemeClr val="accent1"/>
+                        </a:fillRef>
+                        <a:effectRef idx="1">
+                          <a:schemeClr val="accent1"/>
+                        </a:effectRef>
+                        <a:fontRef idx="minor">
+                          <a:schemeClr val="tx1"/>
+                        </a:fontRef>
+                      </wps:style>
+                      <wps:bodyPr/>
+                    </wps:wsp>
+                  </a:graphicData>
+                </a:graphic>
+              </wp:anchor>
+            </w:drawing>
+          </mc:Choice>
+          <mc:Fallback>
+            <w:pict>
+              <v:shape w14:anchorId="7C28FAC1" id="直接箭头连接符 9" o:spid="_x0000_s1026" type="#_x0000_t32" style="position:absolute;left:0;text-align:left;margin-left:112.5pt;margin-top:513.75pt;width:33.85pt;height:20.65pt;flip:x y;z-index:251669504;visibility:visible;mso-wrap-style:square;mso-wrap-distance-left:9pt;mso-wrap-distance-top:0;mso-wrap-distance-right:9pt;mso-wrap-distance-bottom:0;mso-position-horizontal:absolute;mso-position-horizontal-relative:text;mso-position-vertical:absolute;mso-position-vertical-relative:page" o:gfxdata="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" strokecolor="red" strokeweight="1.5pt">
+                <v:stroke endarrow="block" joinstyle="miter"/>
+                <w10:wrap anchory="page"/>
+              </v:shape>
+            </w:pict>
+          </mc:Fallback>
+        </mc:AlternateContent>
+      </w:r>
+      <w:r>
+        <w:rPr>
+          <w:rFonts w:ascii="方正仿宋_GBK" w:eastAsia="方正仿宋_GBK" w:hint="eastAsia"/>
+          <w:noProof/>
+          <w:sz w:val="28"/>
+          <w:szCs w:val="28"/>
+        </w:rPr>
+        <mc:AlternateContent>
+          <mc:Choice Requires="wps">
+            <w:drawing>
+              <wp:anchor distT="0" distB="0" distL="114300" distR="114300" simplePos="0" relativeHeight="251668480" behindDoc="0" locked="0" layoutInCell="1" allowOverlap="1" wp14:anchorId="15C8D700" wp14:editId="0AC23DD4">
+                <wp:simplePos x="0" y="0"/>
+                <wp:positionH relativeFrom="column">
+                  <wp:posOffset>1870257</wp:posOffset>
+                </wp:positionH>
+                <wp:positionV relativeFrom="page">
+                  <wp:posOffset>6667877</wp:posOffset>
+                </wp:positionV>
+                <wp:extent cx="1221740" cy="171450"/>
+                <wp:effectExtent l="0" t="0" r="16510" b="19050"/>
+                <wp:wrapNone/>
+                <wp:docPr id="8" name="矩形 8"/>
+                <wp:cNvGraphicFramePr/>
+                <a:graphic xmlns:a="http://schemas.openxmlformats.org/drawingml/2006/main">
+                  <a:graphicData uri="http://schemas.microsoft.com/office/word/2010/wordprocessingShape">
+                    <wps:wsp>
+                      <wps:cNvSpPr/>
+                      <wps:spPr>
+                        <a:xfrm>
+                          <a:off x="0" y="0"/>
+                          <a:ext cx="1221740" cy="171450"/>
+                        </a:xfrm>
+                        <a:prstGeom prst="rect">
+                          <a:avLst/>
+                        </a:prstGeom>
+                        <a:noFill/>
+                        <a:ln>
+                          <a:solidFill>
+                            <a:srgbClr val="C00000"/>
+                          </a:solidFill>
+                        </a:ln>
+                      </wps:spPr>
+                      <wps:style>
+                        <a:lnRef idx="2">
+                          <a:schemeClr val="accent1">
+                            <a:shade val="50000"/>
+                          </a:schemeClr>
+                        </a:lnRef>
+                        <a:fillRef idx="1">
+                          <a:schemeClr val="accent1"/>
+                        </a:fillRef>
+                        <a:effectRef idx="0">
+                          <a:schemeClr val="accent1"/>
+                        </a:effectRef>
+                        <a:fontRef idx="minor">
+                          <a:schemeClr val="lt1"/>
+                        </a:fontRef>
+                      </wps:style>
+                      <wps:bodyPr rot="0" spcFirstLastPara="0" vertOverflow="overflow" horzOverflow="overflow" vert="horz" wrap="square" lIns="91440" tIns="45720" rIns="91440" bIns="45720" numCol="1" spcCol="0" rtlCol="0" fromWordArt="0" anchor="ctr" anchorCtr="0" forceAA="0" compatLnSpc="1">
+                        <a:prstTxWarp prst="textNoShape">
+                          <a:avLst/>
+                        </a:prstTxWarp>
+                        <a:noAutofit/>
+                      </wps:bodyPr>
+                    </wps:wsp>
+                  </a:graphicData>
+                </a:graphic>
+                <wp14:sizeRelH relativeFrom="margin">
+                  <wp14:pctWidth>0</wp14:pctWidth>
+                </wp14:sizeRelH>
+                <wp14:sizeRelV relativeFrom="margin">
+                  <wp14:pctHeight>0</wp14:pctHeight>
+                </wp14:sizeRelV>
+              </wp:anchor>
+            </w:drawing>
+          </mc:Choice>
+          <mc:Fallback>
+            <w:pict>
+              <v:rect w14:anchorId="1AECB15C" id="矩形 8" o:spid="_x0000_s1026" style="position:absolute;left:0;text-align:left;margin-left:147.25pt;margin-top:525.05pt;width:96.2pt;height:13.5pt;z-index:251668480;visibility:visible;mso-wrap-style:square;mso-width-percent:0;mso-height-percent:0;mso-wrap-distance-left:9pt;mso-wrap-distance-top:0;mso-wrap-distance-right:9pt;mso-wrap-distance-bottom:0;mso-position-horizontal:absolute;mso-position-horizontal-relative:text;mso-position-vertical:absolute;mso-position-vertical-relative:page;mso-width-percent:0;mso-height-percent:0;mso-width-relative:margin;mso-height-relative:margin;v-text-anchor:middle" o:gfxdata="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" filled="f" strokecolor="#c00000" strokeweight="1.5pt">
+                <w10:wrap anchory="page"/>
+              </v:rect>
+            </w:pict>
+          </mc:Fallback>
+        </mc:AlternateContent>
+      </w:r>
+      <w:r>
+        <w:rPr>
+          <w:rFonts w:ascii="方正仿宋_GBK" w:eastAsia="方正仿宋_GBK" w:hint="eastAsia"/>
+          <w:noProof/>
+          <w:sz w:val="28"/>
+          <w:szCs w:val="28"/>
+        </w:rPr>
+        <mc:AlternateContent>
+          <mc:Choice Requires="wps">
+            <w:drawing>
+              <wp:anchor distT="0" distB="0" distL="114300" distR="114300" simplePos="0" relativeHeight="251666432" behindDoc="0" locked="0" layoutInCell="1" allowOverlap="1" wp14:anchorId="7322A303" wp14:editId="12051A4E">
+                <wp:simplePos x="0" y="0"/>
+                <wp:positionH relativeFrom="column">
+                  <wp:posOffset>2820871</wp:posOffset>
+                </wp:positionH>
+                <wp:positionV relativeFrom="page">
+                  <wp:posOffset>6984749</wp:posOffset>
+                </wp:positionV>
+                <wp:extent cx="2371725" cy="262255"/>
+                <wp:effectExtent l="0" t="0" r="28575" b="23495"/>
+                <wp:wrapNone/>
+                <wp:docPr id="7" name="文本框 7"/>
+                <wp:cNvGraphicFramePr/>
+                <a:graphic xmlns:a="http://schemas.openxmlformats.org/drawingml/2006/main">
+                  <a:graphicData uri="http://schemas.microsoft.com/office/word/2010/wordprocessingShape">
+                    <wps:wsp>
+                      <wps:cNvSpPr txBox="1"/>
+                      <wps:spPr>
+                        <a:xfrm>
+                          <a:off x="0" y="0"/>
+                          <a:ext cx="2371725" cy="262255"/>
+                        </a:xfrm>
+                        <a:prstGeom prst="rect">
+                          <a:avLst/>
+                        </a:prstGeom>
+                        <a:solidFill>
+                          <a:schemeClr val="lt1"/>
+                        </a:solidFill>
+                        <a:ln w="6350">
+                          <a:solidFill>
+                            <a:srgbClr val="C00000"/>
+                          </a:solidFill>
+                        </a:ln>
+                      </wps:spPr>
+                      <wps:txbx>
+                        <w:txbxContent>
+                          <w:p>
+                            <w:pPr>
+                              <w:spacing w:line="240" w:lineRule="atLeast"/>
+                              <w:rPr>
+                                <w:rFonts w:ascii="仿宋" w:eastAsia="仿宋" w:hAnsi="仿宋" w:hint="eastAsia"/>
+                                <w:sz w:val="18"/>
+                                <w:szCs w:val="20"/>
+                              </w:rPr>
+                            </w:pPr>
+                            <w:r>
+                              <w:rPr>
+                                <w:rFonts w:ascii="仿宋" w:eastAsia="仿宋" w:hAnsi="仿宋" w:hint="eastAsia"/>
+                                <w:sz w:val="18"/>
+                                <w:szCs w:val="20"/>
+                              </w:rPr>
+                              <w:t>右键单击以进入四种不同的控制界面</w:t>
+                            </w:r>
+                          </w:p>
+                        </w:txbxContent>
+                      </wps:txbx>
+                      <wps:bodyPr rot="0" spcFirstLastPara="0" vertOverflow="overflow" horzOverflow="overflow" vert="horz" wrap="square" lIns="91440" tIns="45720" rIns="91440" bIns="45720" numCol="1" spcCol="0" rtlCol="0" fromWordArt="0" anchor="t" anchorCtr="0" forceAA="0" compatLnSpc="1">
+                        <a:prstTxWarp prst="textNoShape">
+                          <a:avLst/>
+                        </a:prstTxWarp>
+                        <a:noAutofit/>
+                      </wps:bodyPr>
+                    </wps:wsp>
+                  </a:graphicData>
+                </a:graphic>
+                <wp14:sizeRelH relativeFrom="margin">
+                  <wp14:pctWidth>0</wp14:pctWidth>
+                </wp14:sizeRelH>
+                <wp14:sizeRelV relativeFrom="margin">
+                  <wp14:pctHeight>0</wp14:pctHeight>
+                </wp14:sizeRelV>
+              </wp:anchor>
+            </w:drawing>
+          </mc:Choice>
+          <mc:Fallback>
+            <w:pict>
+              <v:shape w14:anchorId="7322A303" id="文本框 7" o:spid="_x0000_s1029" type="#_x0000_t202" style="position:absolute;left:0;text-align:left;margin-left:222.1pt;margin-top:550pt;width:186.75pt;height:20.65pt;z-index:251666432;visibility:visible;mso-wrap-style:square;mso-width-percent:0;mso-height-percent:0;mso-wrap-distance-left:9pt;mso-wrap-distance-top:0;mso-wrap-distance-right:9pt;mso-wrap-distance-bottom:0;mso-position-horizontal:absolute;mso-position-horizontal-relative:text;mso-position-vertical:absolute;mso-position-vertical-relative:page;mso-width-percent:0;mso-height-percent:0;mso-width-relative:margin;mso-height-relative:margin;v-text-anchor:top" o:gfxdata="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" fillcolor="white [3201]" strokecolor="#c00000" strokeweight=".5pt">
+                <v:textbox>
+                  <w:txbxContent>
+                    <w:p>
+                      <w:pPr>
+                        <w:spacing w:line="240" w:lineRule="atLeast"/>
+                        <w:rPr>
+                          <w:rFonts w:ascii="仿宋" w:eastAsia="仿宋" w:hAnsi="仿宋" w:hint="eastAsia"/>
+                          <w:sz w:val="18"/>
+                          <w:szCs w:val="20"/>
+                        </w:rPr>
+                      </w:pPr>
+                      <w:r>
+                        <w:rPr>
+                          <w:rFonts w:ascii="仿宋" w:eastAsia="仿宋" w:hAnsi="仿宋" w:hint="eastAsia"/>
+                          <w:sz w:val="18"/>
+                          <w:szCs w:val="20"/>
+                        </w:rPr>
+                        <w:t>右键单击以进入四种不同的控制界面</w:t>
+                      </w:r>
+                    </w:p>
+                  </w:txbxContent>
+                </v:textbox>
+                <w10:wrap anchory="page"/>
+              </v:shape>
+            </w:pict>
+          </mc:Fallback>
+        </mc:AlternateContent>
+      </w:r>
+      <w:r>
+        <w:rPr>
+          <w:rFonts w:ascii="方正仿宋_GBK" w:eastAsia="方正仿宋_GBK" w:hint="eastAsia"/>
+          <w:noProof/>
+          <w:sz w:val="28"/>
+          <w:szCs w:val="28"/>
+        </w:rPr>
+        <mc:AlternateContent>
+          <mc:Choice Requires="wps">
+            <w:drawing>
+              <wp:anchor distT="0" distB="0" distL="114300" distR="114300" simplePos="0" relativeHeight="251664384" behindDoc="0" locked="0" layoutInCell="1" allowOverlap="1" wp14:anchorId="144C1E17" wp14:editId="07612965">
+                <wp:simplePos x="0" y="0"/>
+                <wp:positionH relativeFrom="column">
+                  <wp:posOffset>3520817</wp:posOffset>
+                </wp:positionH>
+                <wp:positionV relativeFrom="page">
+                  <wp:posOffset>6319319</wp:posOffset>
+                </wp:positionV>
+                <wp:extent cx="8890" cy="660400"/>
+                <wp:effectExtent l="57150" t="0" r="67310" b="63500"/>
+                <wp:wrapNone/>
+                <wp:docPr id="6" name="直接箭头连接符 6"/>
+                <wp:cNvGraphicFramePr/>
+                <a:graphic xmlns:a="http://schemas.openxmlformats.org/drawingml/2006/main">
+                  <a:graphicData uri="http://schemas.microsoft.com/office/word/2010/wordprocessingShape">
+                    <wps:wsp>
+                      <wps:cNvCnPr/>
+                      <wps:spPr>
+                        <a:xfrm>
+                          <a:off x="0" y="0"/>
+                          <a:ext cx="8890" cy="660400"/>
+                        </a:xfrm>
+                        <a:prstGeom prst="straightConnector1">
+                          <a:avLst/>
+                        </a:prstGeom>
+                        <a:ln>
+                          <a:solidFill>
+                            <a:srgbClr val="FF0000"/>
+                          </a:solidFill>
+                          <a:tailEnd type="triangle"/>
+                        </a:ln>
+                      </wps:spPr>
+                      <wps:style>
+                        <a:lnRef idx="2">
+                          <a:schemeClr val="accent1"/>
+                        </a:lnRef>
+                        <a:fillRef idx="0">
+                          <a:schemeClr val="accent1"/>
+                        </a:fillRef>
+                        <a:effectRef idx="1">
+                          <a:schemeClr val="accent1"/>
+                        </a:effectRef>
+                        <a:fontRef idx="minor">
+                          <a:schemeClr val="tx1"/>
+                        </a:fontRef>
+                      </wps:style>
+                      <wps:bodyPr/>
+                    </wps:wsp>
+                  </a:graphicData>
+                </a:graphic>
+              </wp:anchor>
+            </w:drawing>
+          </mc:Choice>
+          <mc:Fallback>
+            <w:pict>
+              <v:shape w14:anchorId="0CA1B553" id="直接箭头连接符 6" o:spid="_x0000_s1026" type="#_x0000_t32" style="position:absolute;left:0;text-align:left;margin-left:277.25pt;margin-top:497.6pt;width:.7pt;height:52pt;z-index:251664384;visibility:visible;mso-wrap-style:square;mso-wrap-distance-left:9pt;mso-wrap-distance-top:0;mso-wrap-distance-right:9pt;mso-wrap-distance-bottom:0;mso-position-horizontal:absolute;mso-position-horizontal-relative:text;mso-position-vertical:absolute;mso-position-vertical-relative:page" o:gfxdata="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" strokecolor="red" strokeweight="1.5pt">
+                <v:stroke endarrow="block" joinstyle="miter"/>
+                <w10:wrap anchory="page"/>
+              </v:shape>
+            </w:pict>
+          </mc:Fallback>
+        </mc:AlternateContent>
+      </w:r>
+      <w:r>
+        <w:rPr>
+          <w:rFonts w:ascii="方正仿宋_GBK" w:eastAsia="方正仿宋_GBK" w:hint="eastAsia"/>
+          <w:noProof/>
+          <w:sz w:val="28"/>
+          <w:szCs w:val="28"/>
+        </w:rPr>
+        <mc:AlternateContent>
+          <mc:Choice Requires="wps">
+            <w:drawing>
+              <wp:anchor distT="0" distB="0" distL="114300" distR="114300" simplePos="0" relativeHeight="251663360" behindDoc="0" locked="0" layoutInCell="1" allowOverlap="1" wp14:anchorId="0A34DA85" wp14:editId="0513F343">
+                <wp:simplePos x="0" y="0"/>
+                <wp:positionH relativeFrom="column">
+                  <wp:posOffset>3187537</wp:posOffset>
+                </wp:positionH>
+                <wp:positionV relativeFrom="page">
+                  <wp:posOffset>5101628</wp:posOffset>
+                </wp:positionV>
+                <wp:extent cx="1430020" cy="1199515"/>
+                <wp:effectExtent l="0" t="0" r="17780" b="19685"/>
+                <wp:wrapNone/>
+                <wp:docPr id="5" name="矩形 5"/>
+                <wp:cNvGraphicFramePr/>
+                <a:graphic xmlns:a="http://schemas.openxmlformats.org/drawingml/2006/main">
+                  <a:graphicData uri="http://schemas.microsoft.com/office/word/2010/wordprocessingShape">
+                    <wps:wsp>
+                      <wps:cNvSpPr/>
+                      <wps:spPr>
+                        <a:xfrm>
+                          <a:off x="0" y="0"/>
+                          <a:ext cx="1430020" cy="1199515"/>
+                        </a:xfrm>
+                        <a:prstGeom prst="rect">
+                          <a:avLst/>
+                        </a:prstGeom>
+                        <a:noFill/>
+                        <a:ln>
+                          <a:solidFill>
+                            <a:srgbClr val="C00000"/>
+                          </a:solidFill>
+                        </a:ln>
+                      </wps:spPr>
+                      <wps:style>
+                        <a:lnRef idx="2">
+                          <a:schemeClr val="accent1">
+                            <a:shade val="50000"/>
+                          </a:schemeClr>
+                        </a:lnRef>
+                        <a:fillRef idx="1">
+                          <a:schemeClr val="accent1"/>
+                        </a:fillRef>
+                        <a:effectRef idx="0">
+                          <a:schemeClr val="accent1"/>
+                        </a:effectRef>
+                        <a:fontRef idx="minor">
+                          <a:schemeClr val="lt1"/>
+                        </a:fontRef>
+                      </wps:style>
+                      <wps:bodyPr rot="0" spcFirstLastPara="0" vertOverflow="overflow" horzOverflow="overflow" vert="horz" wrap="square" lIns="91440" tIns="45720" rIns="91440" bIns="45720" numCol="1" spcCol="0" rtlCol="0" fromWordArt="0" anchor="ctr" anchorCtr="0" forceAA="0" compatLnSpc="1">
+                        <a:prstTxWarp prst="textNoShape">
+                          <a:avLst/>
+                        </a:prstTxWarp>
+                        <a:noAutofit/>
+                      </wps:bodyPr>
+                    </wps:wsp>
+                  </a:graphicData>
+                </a:graphic>
+                <wp14:sizeRelH relativeFrom="margin">
+                  <wp14:pctWidth>0</wp14:pctWidth>
+                </wp14:sizeRelH>
+                <wp14:sizeRelV relativeFrom="margin">
+                  <wp14:pctHeight>0</wp14:pctHeight>
+                </wp14:sizeRelV>
+              </wp:anchor>
+            </w:drawing>
+          </mc:Choice>
+          <mc:Fallback>
+            <w:pict>
+              <v:rect w14:anchorId="5B71A56F" id="矩形 5" o:spid="_x0000_s1026" style="position:absolute;left:0;text-align:left;margin-left:251pt;margin-top:401.7pt;width:112.6pt;height:94.45pt;z-index:251663360;visibility:visible;mso-wrap-style:square;mso-width-percent:0;mso-height-percent:0;mso-wrap-distance-left:9pt;mso-wrap-distance-top:0;mso-wrap-distance-right:9pt;mso-wrap-distance-bottom:0;mso-position-horizontal:absolute;mso-position-horizontal-relative:text;mso-position-vertical:absolute;mso-position-vertical-relative:page;mso-width-percent:0;mso-height-percent:0;mso-width-relative:margin;mso-height-relative:margin;v-text-anchor:middle" o:gfxdata="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" filled="f" strokecolor="#c00000" strokeweight="1.5pt">
+                <w10:wrap anchory="page"/>
+              </v:rect>
+            </w:pict>
+          </mc:Fallback>
+        </mc:AlternateContent>
+      </w:r>
+      <w:r>
+        <w:rPr>
+          <w:rFonts w:ascii="方正仿宋_GBK" w:eastAsia="方正仿宋_GBK" w:hint="eastAsia"/>
+          <w:noProof/>
+          <w:sz w:val="28"/>
+          <w:szCs w:val="28"/>
+        </w:rPr>
+        <mc:AlternateContent>
+          <mc:Choice Requires="wps">
+            <w:drawing>
+              <wp:anchor distT="0" distB="0" distL="114300" distR="114300" simplePos="0" relativeHeight="251661312" behindDoc="0" locked="0" layoutInCell="1" allowOverlap="1" wp14:anchorId="3BC74A5D" wp14:editId="6485C2E9">
+                <wp:simplePos x="0" y="0"/>
+                <wp:positionH relativeFrom="column">
+                  <wp:posOffset>887956</wp:posOffset>
+                </wp:positionH>
+                <wp:positionV relativeFrom="page">
+                  <wp:posOffset>6912321</wp:posOffset>
+                </wp:positionV>
+                <wp:extent cx="1869440" cy="474980"/>
+                <wp:effectExtent l="0" t="0" r="16510" b="20320"/>
+                <wp:wrapNone/>
+                <wp:docPr id="4" name="文本框 4"/>
+                <wp:cNvGraphicFramePr/>
+                <a:graphic xmlns:a="http://schemas.openxmlformats.org/drawingml/2006/main">
+                  <a:graphicData uri="http://schemas.microsoft.com/office/word/2010/wordprocessingShape">
+                    <wps:wsp>
+                      <wps:cNvSpPr txBox="1"/>
+                      <wps:spPr>
+                        <a:xfrm>
+                          <a:off x="0" y="0"/>
+                          <a:ext cx="1869440" cy="474980"/>
+                        </a:xfrm>
+                        <a:prstGeom prst="rect">
+                          <a:avLst/>
+                        </a:prstGeom>
+                        <a:solidFill>
+                          <a:schemeClr val="lt1"/>
+                        </a:solidFill>
+                        <a:ln w="6350">
+                          <a:solidFill>
+                            <a:srgbClr val="C00000"/>
+                          </a:solidFill>
+                        </a:ln>
+                      </wps:spPr>
+                      <wps:txbx>
+                        <w:txbxContent>
+                          <w:p>
+                            <w:pPr>
+                              <w:spacing w:line="240" w:lineRule="atLeast"/>
+                              <w:rPr>
+                                <w:rFonts w:ascii="仿宋" w:eastAsia="仿宋" w:hAnsi="仿宋" w:hint="eastAsia"/>
+                                <w:sz w:val="18"/>
+                                <w:szCs w:val="20"/>
+                              </w:rPr>
+                            </w:pPr>
+                            <w:r>
+                              <w:rPr>
+                                <w:rFonts w:ascii="仿宋" w:eastAsia="仿宋" w:hAnsi="仿宋" w:hint="eastAsia"/>
+                                <w:sz w:val="18"/>
+                                <w:szCs w:val="20"/>
+                              </w:rPr>
+                              <w:t>用于模式切换，右键单击，当前分为演示模式和常规模式</w:t>
+                            </w:r>
+                          </w:p>
+                        </w:txbxContent>
+                      </wps:txbx>
+                      <wps:bodyPr rot="0" spcFirstLastPara="0" vertOverflow="overflow" horzOverflow="overflow" vert="horz" wrap="square" lIns="91440" tIns="45720" rIns="91440" bIns="45720" numCol="1" spcCol="0" rtlCol="0" fromWordArt="0" anchor="t" anchorCtr="0" forceAA="0" compatLnSpc="1">
+                        <a:prstTxWarp prst="textNoShape">
+                          <a:avLst/>
+                        </a:prstTxWarp>
+                        <a:noAutofit/>
+                      </wps:bodyPr>
+                    </wps:wsp>
+                  </a:graphicData>
+                </a:graphic>
+                <wp14:sizeRelH relativeFrom="margin">
+                  <wp14:pctWidth>0</wp14:pctWidth>
+                </wp14:sizeRelH>
+                <wp14:sizeRelV relativeFrom="margin">
+                  <wp14:pctHeight>0</wp14:pctHeight>
+                </wp14:sizeRelV>
+              </wp:anchor>
+            </w:drawing>
+          </mc:Choice>
+          <mc:Fallback>
+            <w:pict>
+              <v:shape w14:anchorId="3BC74A5D" id="文本框 4" o:spid="_x0000_s1030" type="#_x0000_t202" style="position:absolute;left:0;text-align:left;margin-left:69.9pt;margin-top:544.3pt;width:147.2pt;height:37.4pt;z-index:251661312;visibility:visible;mso-wrap-style:square;mso-width-percent:0;mso-height-percent:0;mso-wrap-distance-left:9pt;mso-wrap-distance-top:0;mso-wrap-distance-right:9pt;mso-wrap-distance-bottom:0;mso-position-horizontal:absolute;mso-position-horizontal-relative:text;mso-position-vertical:absolute;mso-position-vertical-relative:page;mso-width-percent:0;mso-height-percent:0;mso-width-relative:margin;mso-height-relative:margin;v-text-anchor:top" o:gfxdata="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" fillcolor="white [3201]" strokecolor="#c00000" strokeweight=".5pt">
+                <v:textbox>
+                  <w:txbxContent>
+                    <w:p>
+                      <w:pPr>
+                        <w:spacing w:line="240" w:lineRule="atLeast"/>
+                        <w:rPr>
+                          <w:rFonts w:ascii="仿宋" w:eastAsia="仿宋" w:hAnsi="仿宋" w:hint="eastAsia"/>
+                          <w:sz w:val="18"/>
+                          <w:szCs w:val="20"/>
+                        </w:rPr>
+                      </w:pPr>
+                      <w:r>
+                        <w:rPr>
+                          <w:rFonts w:ascii="仿宋" w:eastAsia="仿宋" w:hAnsi="仿宋" w:hint="eastAsia"/>
+                          <w:sz w:val="18"/>
+                          <w:szCs w:val="20"/>
+                        </w:rPr>
+                        <w:t>用于模式切换，右键单击，当前分为演示模式和常规模式</w:t>
+                      </w:r>
+                    </w:p>
+                  </w:txbxContent>
+                </v:textbox>
+                <w10:wrap anchory="page"/>
+              </v:shape>
+            </w:pict>
+          </mc:Fallback>
+        </mc:AlternateContent>
+      </w:r>
+      <w:r>
+        <w:rPr>
+          <w:rFonts w:ascii="方正仿宋_GBK" w:eastAsia="方正仿宋_GBK" w:hint="eastAsia"/>
+          <w:noProof/>
+          <w:sz w:val="28"/>
+          <w:szCs w:val="28"/>
+        </w:rPr>
+        <mc:AlternateContent>
+          <mc:Choice Requires="wps">
+            <w:drawing>
+              <wp:anchor distT="0" distB="0" distL="114300" distR="114300" simplePos="0" relativeHeight="251660288" behindDoc="0" locked="0" layoutInCell="1" allowOverlap="1" wp14:anchorId="2701A0DD" wp14:editId="7E0B913E">
+                <wp:simplePos x="0" y="0"/>
+                <wp:positionH relativeFrom="column">
+                  <wp:posOffset>1568852</wp:posOffset>
+                </wp:positionH>
+                <wp:positionV relativeFrom="page">
+                  <wp:posOffset>6527549</wp:posOffset>
+                </wp:positionV>
+                <wp:extent cx="353060" cy="407670"/>
+                <wp:effectExtent l="38100" t="0" r="27940" b="49530"/>
+                <wp:wrapNone/>
+                <wp:docPr id="3" name="直接箭头连接符 3"/>
+                <wp:cNvGraphicFramePr/>
+                <a:graphic xmlns:a="http://schemas.openxmlformats.org/drawingml/2006/main">
+                  <a:graphicData uri="http://schemas.microsoft.com/office/word/2010/wordprocessingShape">
+                    <wps:wsp>
+                      <wps:cNvCnPr/>
+                      <wps:spPr>
+                        <a:xfrm flipH="1">
+                          <a:off x="0" y="0"/>
+                          <a:ext cx="353060" cy="407670"/>
+                        </a:xfrm>
+                        <a:prstGeom prst="straightConnector1">
+                          <a:avLst/>
+                        </a:prstGeom>
+                        <a:ln>
+                          <a:solidFill>
+                            <a:srgbClr val="C00000"/>
+                          </a:solidFill>
+                          <a:tailEnd type="triangle"/>
+                        </a:ln>
+                      </wps:spPr>
+                      <wps:style>
+                        <a:lnRef idx="2">
+                          <a:schemeClr val="accent1"/>
+                        </a:lnRef>
+                        <a:fillRef idx="0">
+                          <a:schemeClr val="accent1"/>
+                        </a:fillRef>
+                        <a:effectRef idx="1">
+                          <a:schemeClr val="accent1"/>
+                        </a:effectRef>
+                        <a:fontRef idx="minor">
+                          <a:schemeClr val="tx1"/>
+                        </a:fontRef>
+                      </wps:style>
+                      <wps:bodyPr/>
+                    </wps:wsp>
+                  </a:graphicData>
+                </a:graphic>
+              </wp:anchor>
+            </w:drawing>
+          </mc:Choice>
+          <mc:Fallback>
+            <w:pict>
+              <v:shape w14:anchorId="296A04D9" id="直接箭头连接符 3" o:spid="_x0000_s1026" type="#_x0000_t32" style="position:absolute;left:0;text-align:left;margin-left:123.55pt;margin-top:514pt;width:27.8pt;height:32.1pt;flip:x;z-index:251660288;visibility:visible;mso-wrap-style:square;mso-wrap-distance-left:9pt;mso-wrap-distance-top:0;mso-wrap-distance-right:9pt;mso-wrap-distance-bottom:0;mso-position-horizontal:absolute;mso-position-horizontal-relative:text;mso-position-vertical:absolute;mso-position-vertical-relative:page" o:gfxdata="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" strokecolor="#c00000" strokeweight="1.5pt">
+                <v:stroke endarrow="block" joinstyle="miter"/>
+                <w10:wrap anchory="page"/>
+              </v:shape>
+            </w:pict>
+          </mc:Fallback>
+        </mc:AlternateContent>
+      </w:r>
+      <w:r>
+        <w:rPr>
+          <w:rFonts w:ascii="方正仿宋_GBK" w:eastAsia="方正仿宋_GBK" w:hint="eastAsia"/>
+          <w:noProof/>
+          <w:sz w:val="28"/>
+          <w:szCs w:val="28"/>
+        </w:rPr>
+        <mc:AlternateContent>
+          <mc:Choice Requires="wps">
+            <w:drawing>
+              <wp:anchor distT="0" distB="0" distL="114300" distR="114300" simplePos="0" relativeHeight="251659264" behindDoc="0" locked="0" layoutInCell="1" allowOverlap="1" wp14:anchorId="320D54D7" wp14:editId="1166B3A8">
+                <wp:simplePos x="0" y="0"/>
+                <wp:positionH relativeFrom="column">
+                  <wp:posOffset>1947212</wp:posOffset>
+                </wp:positionH>
+                <wp:positionV relativeFrom="page">
+                  <wp:posOffset>6264998</wp:posOffset>
+                </wp:positionV>
+                <wp:extent cx="610870" cy="262255"/>
+                <wp:effectExtent l="0" t="0" r="17780" b="23495"/>
+                <wp:wrapNone/>
+                <wp:docPr id="2" name="矩形 2"/>
+                <wp:cNvGraphicFramePr/>
+                <a:graphic xmlns:a="http://schemas.openxmlformats.org/drawingml/2006/main">
+                  <a:graphicData uri="http://schemas.microsoft.com/office/word/2010/wordprocessingShape">
+                    <wps:wsp>
+                      <wps:cNvSpPr/>
+                      <wps:spPr>
+                        <a:xfrm>
+                          <a:off x="0" y="0"/>
+                          <a:ext cx="610870" cy="262255"/>
+                        </a:xfrm>
+                        <a:prstGeom prst="rect">
+                          <a:avLst/>
+                        </a:prstGeom>
+                        <a:noFill/>
+                        <a:ln>
+                          <a:solidFill>
+                            <a:srgbClr val="C00000"/>
+                          </a:solidFill>
+                        </a:ln>
+                      </wps:spPr>
+                      <wps:style>
+                        <a:lnRef idx="2">
+                          <a:schemeClr val="accent1">
+                            <a:shade val="50000"/>
+                          </a:schemeClr>
+                        </a:lnRef>
+                        <a:fillRef idx="1">
+                          <a:schemeClr val="accent1"/>
+                        </a:fillRef>
+                        <a:effectRef idx="0">
+                          <a:schemeClr val="accent1"/>
+                        </a:effectRef>
+                        <a:fontRef idx="minor">
+                          <a:schemeClr val="lt1"/>
+                        </a:fontRef>
+                      </wps:style>
+                      <wps:bodyPr rot="0" spcFirstLastPara="0" vertOverflow="overflow" horzOverflow="overflow" vert="horz" wrap="square" lIns="91440" tIns="45720" rIns="91440" bIns="45720" numCol="1" spcCol="0" rtlCol="0" fromWordArt="0" anchor="ctr" anchorCtr="0" forceAA="0" compatLnSpc="1">
+                        <a:prstTxWarp prst="textNoShape">
+                          <a:avLst/>
+                        </a:prstTxWarp>
+                        <a:noAutofit/>
+                      </wps:bodyPr>
+                    </wps:wsp>
+                  </a:graphicData>
+                </a:graphic>
+                <wp14:sizeRelV relativeFrom="margin">
+                  <wp14:pctHeight>0</wp14:pctHeight>
+                </wp14:sizeRelV>
+              </wp:anchor>
+            </w:drawing>
+          </mc:Choice>
+          <mc:Fallback>
+            <w:pict>
+              <v:rect w14:anchorId="725611CB" id="矩形 2" o:spid="_x0000_s1026" style="position:absolute;left:0;text-align:left;margin-left:153.3pt;margin-top:493.3pt;width:48.1pt;height:20.65pt;z-index:251659264;visibility:visible;mso-wrap-style:square;mso-height-percent:0;mso-wrap-distance-left:9pt;mso-wrap-distance-top:0;mso-wrap-distance-right:9pt;mso-wrap-distance-bottom:0;mso-position-horizontal:absolute;mso-position-horizontal-relative:text;mso-position-vertical:absolute;mso-position-vertical-relative:page;mso-height-percent:0;mso-height-relative:margin;v-text-anchor:middle" o:gfxdata="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" filled="f" strokecolor="#c00000" strokeweight="1.5pt">
+                <w10:wrap anchory="page"/>
+              </v:rect>
+            </w:pict>
+          </mc:Fallback>
+        </mc:AlternateContent>
+      </w:r>
+      <w:r>
+        <w:rPr>
+          <w:rFonts w:ascii="方正仿宋_GBK" w:eastAsia="方正仿宋_GBK" w:hint="eastAsia"/>
+          <w:sz w:val="28"/>
+          <w:szCs w:val="28"/>
+        </w:rPr>
+        <w:t>2</w:t>
+      </w:r>
+      <w:r>
+        <w:rPr>
+          <w:rFonts w:ascii="方正仿宋_GBK" w:eastAsia="方正仿宋_GBK"/>
+          <w:sz w:val="28"/>
+          <w:szCs w:val="28"/>
+        </w:rPr>
+        <w:t>.</w:t>
+      </w:r>
+      <w:r>
+        <w:rPr>
+          <w:rFonts w:ascii="方正仿宋_GBK" w:eastAsia="方正仿宋_GBK" w:hint="eastAsia"/>
+          <w:sz w:val="28"/>
+          <w:szCs w:val="28"/>
+        </w:rPr>
+        <w:t>界面</w:t>
+      </w:r>
+      <w:r>
+        <w:rPr>
+          <w:rFonts w:ascii="方正仿宋_GBK" w:eastAsia="方正仿宋_GBK"/>
+          <w:sz w:val="28"/>
+          <w:szCs w:val="28"/>
+        </w:rPr>
+        <w:t>1</w:t>
+      </w:r>
+      <w:r>
+        <w:rPr>
+          <w:rFonts w:ascii="方正仿宋_GBK" w:eastAsia="方正仿宋_GBK"/>
+          <w:sz w:val="28"/>
+          <w:szCs w:val="28"/>
+        </w:rPr>
+        <w:t>-</w:t>
+      </w:r>
+      <w:r>
+        <w:rPr>
+          <w:rFonts w:ascii="方正仿宋_GBK" w:eastAsia="方正仿宋_GBK" w:hint="eastAsia"/>
+          <w:sz w:val="28"/>
+          <w:szCs w:val="28"/>
+        </w:rPr>
+        <w:t>实时数据</w:t>
+      </w:r>
+    </w:p>
+    <w:p>
+      <w:pPr>
+        <w:rPr>
+          <w:rFonts w:ascii="方正仿宋_GBK" w:eastAsia="方正仿宋_GBK"/>
+          <w:sz w:val="28"/>
+          <w:szCs w:val="28"/>
+        </w:rPr>
+      </w:pPr>
+      <w:r>
+        <w:rPr>
+          <w:rFonts w:ascii="方正仿宋_GBK" w:eastAsia="方正仿宋_GBK" w:hint="eastAsia"/>
+          <w:noProof/>
+          <w:sz w:val="28"/>
+          <w:szCs w:val="28"/>
+        </w:rPr>
+        <mc:AlternateContent>
+          <mc:Choice Requires="wps">
+            <w:drawing>
+              <wp:anchor distT="0" distB="0" distL="114300" distR="114300" simplePos="0" relativeHeight="251708416" behindDoc="0" locked="0" layoutInCell="1" allowOverlap="1" wp14:anchorId="4C7B82CE" wp14:editId="0CC9F040">
+                <wp:simplePos x="0" y="0"/>
+                <wp:positionH relativeFrom="column">
+                  <wp:posOffset>1263618</wp:posOffset>
+                </wp:positionH>
+                <wp:positionV relativeFrom="paragraph">
+                  <wp:posOffset>82381</wp:posOffset>
+                </wp:positionV>
+                <wp:extent cx="897038" cy="937550"/>
+                <wp:effectExtent l="38100" t="0" r="17780" b="53340"/>
+                <wp:wrapNone/>
+                <wp:docPr id="38" name="直接箭头连接符 38"/>
+                <wp:cNvGraphicFramePr/>
+                <a:graphic xmlns:a="http://schemas.openxmlformats.org/drawingml/2006/main">
+                  <a:graphicData uri="http://schemas.microsoft.com/office/word/2010/wordprocessingShape">
+                    <wps:wsp>
+                      <wps:cNvCnPr/>
+                      <wps:spPr>
+                        <a:xfrm flipH="1">
+                          <a:off x="0" y="0"/>
+                          <a:ext cx="897038" cy="937550"/>
+                        </a:xfrm>
+                        <a:prstGeom prst="straightConnector1">
+                          <a:avLst/>
+                        </a:prstGeom>
+                        <a:ln>
+                          <a:solidFill>
+                            <a:srgbClr val="FF0000"/>
+                          </a:solidFill>
+                          <a:tailEnd type="triangle"/>
+                        </a:ln>
+                      </wps:spPr>
+                      <wps:style>
+                        <a:lnRef idx="2">
+                          <a:schemeClr val="accent1"/>
+                        </a:lnRef>
+                        <a:fillRef idx="0">
+                          <a:schemeClr val="accent1"/>
+                        </a:fillRef>
+                        <a:effectRef idx="1">
+                          <a:schemeClr val="accent1"/>
+                        </a:effectRef>
+                        <a:fontRef idx="minor">
+                          <a:schemeClr val="tx1"/>
+                        </a:fontRef>
+                      </wps:style>
+                      <wps:bodyPr/>
+                    </wps:wsp>
+                  </a:graphicData>
+                </a:graphic>
+              </wp:anchor>
+            </w:drawing>
+          </mc:Choice>
+          <mc:Fallback>
+            <w:pict>
+              <v:shape w14:anchorId="23EEFBCC" id="直接箭头连接符 38" o:spid="_x0000_s1026" type="#_x0000_t32" style="position:absolute;left:0;text-align:left;margin-left:99.5pt;margin-top:6.5pt;width:70.65pt;height:73.8pt;flip:x;z-index:251708416;visibility:visible;mso-wrap-style:square;mso-wrap-distance-left:9pt;mso-wrap-distance-top:0;mso-wrap-distance-right:9pt;mso-wrap-distance-bottom:0;mso-position-horizontal:absolute;mso-position-horizontal-relative:text;mso-position-vertical:absolute;mso-position-vertical-relative:text" o:gfxdata="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" strokecolor="red" strokeweight="1.5pt">
+                <v:stroke endarrow="block" joinstyle="miter"/>
+              </v:shape>
+            </w:pict>
+          </mc:Fallback>
+        </mc:AlternateContent>
+      </w:r>
+      <w:r>
+        <w:rPr>
+          <w:rFonts w:ascii="方正仿宋_GBK" w:eastAsia="方正仿宋_GBK" w:hint="eastAsia"/>
+          <w:noProof/>
+          <w:sz w:val="28"/>
+          <w:szCs w:val="28"/>
+        </w:rPr>
+        <mc:AlternateContent>
+          <mc:Choice Requires="wps">
+            <w:drawing>
+              <wp:anchor distT="0" distB="0" distL="114300" distR="114300" simplePos="0" relativeHeight="251707392" behindDoc="0" locked="0" layoutInCell="1" allowOverlap="1" wp14:anchorId="4A59209E" wp14:editId="2633C061">
+                <wp:simplePos x="0" y="0"/>
+                <wp:positionH relativeFrom="column">
+                  <wp:posOffset>353028</wp:posOffset>
+                </wp:positionH>
+                <wp:positionV relativeFrom="page">
+                  <wp:posOffset>8574847</wp:posOffset>
+                </wp:positionV>
+                <wp:extent cx="868101" cy="734992"/>
+                <wp:effectExtent l="0" t="0" r="27305" b="27305"/>
+                <wp:wrapNone/>
+                <wp:docPr id="37" name="文本框 37"/>
+                <wp:cNvGraphicFramePr/>
+                <a:graphic xmlns:a="http://schemas.openxmlformats.org/drawingml/2006/main">
+                  <a:graphicData uri="http://schemas.microsoft.com/office/word/2010/wordprocessingShape">
+                    <wps:wsp>
+                      <wps:cNvSpPr txBox="1"/>
+                      <wps:spPr>
+                        <a:xfrm>
+                          <a:off x="0" y="0"/>
+                          <a:ext cx="868101" cy="734992"/>
+                        </a:xfrm>
+                        <a:prstGeom prst="rect">
+                          <a:avLst/>
+                        </a:prstGeom>
+                        <a:solidFill>
+                          <a:schemeClr val="lt1"/>
+                        </a:solidFill>
+                        <a:ln w="6350">
+                          <a:solidFill>
+                            <a:srgbClr val="C00000"/>
+                          </a:solidFill>
+                        </a:ln>
+                      </wps:spPr>
+                      <wps:txbx>
+                        <w:txbxContent>
+                          <w:p>
+                            <w:pPr>
+                              <w:spacing w:line="240" w:lineRule="atLeast"/>
+                              <w:rPr>
+                                <w:rFonts w:ascii="仿宋" w:eastAsia="仿宋" w:hAnsi="仿宋" w:hint="eastAsia"/>
+                                <w:sz w:val="18"/>
+                                <w:szCs w:val="20"/>
+                              </w:rPr>
+                            </w:pPr>
+                            <w:r>
+                              <w:rPr>
+                                <w:rFonts w:ascii="仿宋" w:eastAsia="仿宋" w:hAnsi="仿宋" w:hint="eastAsia"/>
+                                <w:sz w:val="18"/>
+                                <w:szCs w:val="20"/>
+                              </w:rPr>
+                              <w:t>所有子界面都有，返回主页用</w:t>
+                            </w:r>
+                          </w:p>
+                        </w:txbxContent>
+                      </wps:txbx>
+                      <wps:bodyPr rot="0" spcFirstLastPara="0" vertOverflow="overflow" horzOverflow="overflow" vert="horz" wrap="square" lIns="91440" tIns="45720" rIns="91440" bIns="45720" numCol="1" spcCol="0" rtlCol="0" fromWordArt="0" anchor="t" anchorCtr="0" forceAA="0" compatLnSpc="1">
+                        <a:prstTxWarp prst="textNoShape">
+                          <a:avLst/>
+                        </a:prstTxWarp>
+                        <a:noAutofit/>
+                      </wps:bodyPr>
+                    </wps:wsp>
+                  </a:graphicData>
+                </a:graphic>
+                <wp14:sizeRelH relativeFrom="margin">
+                  <wp14:pctWidth>0</wp14:pctWidth>
+                </wp14:sizeRelH>
+                <wp14:sizeRelV relativeFrom="margin">
+                  <wp14:pctHeight>0</wp14:pctHeight>
+                </wp14:sizeRelV>
+              </wp:anchor>
+            </w:drawing>
+          </mc:Choice>
+          <mc:Fallback>
+            <w:pict>
+              <v:shape w14:anchorId="4A59209E" id="文本框 37" o:spid="_x0000_s1031" type="#_x0000_t202" style="position:absolute;left:0;text-align:left;margin-left:27.8pt;margin-top:675.2pt;width:68.35pt;height:57.85pt;z-index:251707392;visibility:visible;mso-wrap-style:square;mso-width-percent:0;mso-height-percent:0;mso-wrap-distance-left:9pt;mso-wrap-distance-top:0;mso-wrap-distance-right:9pt;mso-wrap-distance-bottom:0;mso-position-horizontal:absolute;mso-position-horizontal-relative:text;mso-position-vertical:absolute;mso-position-vertical-relative:page;mso-width-percent:0;mso-height-percent:0;mso-width-relative:margin;mso-height-relative:margin;v-text-anchor:top" o:gfxdata="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" fillcolor="white [3201]" strokecolor="#c00000" strokeweight=".5pt">
+                <v:textbox>
+                  <w:txbxContent>
+                    <w:p>
+                      <w:pPr>
+                        <w:spacing w:line="240" w:lineRule="atLeast"/>
+                        <w:rPr>
+                          <w:rFonts w:ascii="仿宋" w:eastAsia="仿宋" w:hAnsi="仿宋" w:hint="eastAsia"/>
+                          <w:sz w:val="18"/>
+                          <w:szCs w:val="20"/>
+                        </w:rPr>
+                      </w:pPr>
+                      <w:r>
+                        <w:rPr>
+                          <w:rFonts w:ascii="仿宋" w:eastAsia="仿宋" w:hAnsi="仿宋" w:hint="eastAsia"/>
+                          <w:sz w:val="18"/>
+                          <w:szCs w:val="20"/>
+                        </w:rPr>
+                        <w:t>所有子界面都有，返回主页用</w:t>
+                      </w:r>
+                    </w:p>
+                  </w:txbxContent>
+                </v:textbox>
+                <w10:wrap anchory="page"/>
+              </v:shape>
+            </w:pict>
+          </mc:Fallback>
+        </mc:AlternateContent>
+      </w:r>
+      <w:r>
+        <w:rPr>
+          <w:rFonts w:ascii="方正仿宋_GBK" w:eastAsia="方正仿宋_GBK"/>
+          <w:sz w:val="28"/>
+          <w:szCs w:val="28"/>
+        </w:rPr>
+        <w:br w:type="page"/>
+      </w:r>
+    </w:p>
+    <w:p>
+      <w:pPr>
+        <w:ind w:firstLine="560"/>
+        <w:jc w:val="left"/>
+        <w:rPr>
+          <w:rFonts w:ascii="方正仿宋_GBK" w:eastAsia="方正仿宋_GBK"/>
+          <w:sz w:val="28"/>
+          <w:szCs w:val="28"/>
+        </w:rPr>
+      </w:pPr>
+      <w:r>
+        <w:rPr>
+          <w:rFonts w:ascii="方正仿宋_GBK" w:eastAsia="方正仿宋_GBK"/>
+          <w:sz w:val="28"/>
+          <w:szCs w:val="28"/>
+        </w:rPr>
+        <w:lastRenderedPageBreak/>
+        <w:drawing>
+          <wp:anchor distT="0" distB="0" distL="114300" distR="114300" simplePos="0" relativeHeight="251684864" behindDoc="0" locked="0" layoutInCell="1" allowOverlap="1" wp14:anchorId="41BCB214" wp14:editId="52535A02">
+            <wp:simplePos x="0" y="0"/>
+            <wp:positionH relativeFrom="column">
+              <wp:posOffset>259844</wp:posOffset>
+            </wp:positionH>
+            <wp:positionV relativeFrom="paragraph">
+              <wp:posOffset>367217</wp:posOffset>
+            </wp:positionV>
+            <wp:extent cx="5723890" cy="3598922"/>
+            <wp:effectExtent l="0" t="0" r="0" b="1905"/>
+            <wp:wrapNone/>
+            <wp:docPr id="20" name="图片 20"/>
+            <wp:cNvGraphicFramePr>
+              <a:graphicFrameLocks xmlns:a="http://schemas.openxmlformats.org/drawingml/2006/main" noChangeAspect="1"/>
+            </wp:cNvGraphicFramePr>
+            <a:graphic xmlns:a="http://schemas.openxmlformats.org/drawingml/2006/main">
+              <a:graphicData uri="http://schemas.openxmlformats.org/drawingml/2006/picture">
+                <pic:pic xmlns:pic="http://schemas.openxmlformats.org/drawingml/2006/picture">
+                  <pic:nvPicPr>
+                    <pic:cNvPr id="1" name=""/>
+                    <pic:cNvPicPr/>
+                  </pic:nvPicPr>
+                  <pic:blipFill>
+                    <a:blip r:embed="rId11">
+                      <a:extLst>
+                        <a:ext uri="{28A0092B-C50C-407E-A947-70E740481C1C}">
+                          <a14:useLocalDpi xmlns:a14="http://schemas.microsoft.com/office/drawing/2010/main" val="0"/>
+                        </a:ext>
+                      </a:extLst>
+                    </a:blip>
+                    <a:stretch>
+                      <a:fillRect/>
+                    </a:stretch>
+                  </pic:blipFill>
+                  <pic:spPr>
+                    <a:xfrm>
+                      <a:off x="0" y="0"/>
+                      <a:ext cx="5723890" cy="3598922"/>
+                    </a:xfrm>
+                    <a:prstGeom prst="rect">
+                      <a:avLst/>
+                    </a:prstGeom>
+                  </pic:spPr>
+                </pic:pic>
+              </a:graphicData>
+            </a:graphic>
+            <wp14:sizeRelV relativeFrom="margin">
+              <wp14:pctHeight>0</wp14:pctHeight>
+            </wp14:sizeRelV>
+          </wp:anchor>
+        </w:drawing>
+      </w:r>
+      <w:r>
+        <w:rPr>
+          <w:rFonts w:ascii="方正仿宋_GBK" w:eastAsia="方正仿宋_GBK" w:hint="eastAsia"/>
+          <w:sz w:val="28"/>
+          <w:szCs w:val="28"/>
+        </w:rPr>
+        <w:t>3.界面</w:t>
+      </w:r>
+      <w:r>
+        <w:rPr>
+          <w:rFonts w:ascii="方正仿宋_GBK" w:eastAsia="方正仿宋_GBK"/>
+          <w:sz w:val="28"/>
+          <w:szCs w:val="28"/>
+        </w:rPr>
+        <w:t>2-</w:t>
+      </w:r>
+      <w:r>
+        <w:rPr>
+          <w:rFonts w:ascii="方正仿宋_GBK" w:eastAsia="方正仿宋_GBK" w:hint="eastAsia"/>
+          <w:sz w:val="28"/>
+          <w:szCs w:val="28"/>
+        </w:rPr>
+        <w:t>数据分析（实际上是三个折线图，具体分析在智能决策）</w:t>
+      </w:r>
+    </w:p>
+    <w:p>
+      <w:pPr>
+        <w:ind w:firstLine="560"/>
+        <w:jc w:val="left"/>
+        <w:rPr>
+          <w:rFonts w:ascii="方正仿宋_GBK" w:eastAsia="方正仿宋_GBK"/>
+          <w:sz w:val="28"/>
+          <w:szCs w:val="28"/>
+        </w:rPr>
+      </w:pPr>
+    </w:p>
+    <w:p>
+      <w:pPr>
+        <w:ind w:firstLine="560"/>
+        <w:jc w:val="left"/>
+        <w:rPr>
+          <w:rFonts w:ascii="方正仿宋_GBK" w:eastAsia="方正仿宋_GBK"/>
+          <w:sz w:val="28"/>
+          <w:szCs w:val="28"/>
+        </w:rPr>
+      </w:pPr>
+    </w:p>
+    <w:p>
+      <w:pPr>
+        <w:ind w:firstLine="560"/>
+        <w:jc w:val="left"/>
+        <w:rPr>
+          <w:rFonts w:ascii="方正仿宋_GBK" w:eastAsia="方正仿宋_GBK"/>
+          <w:sz w:val="28"/>
+          <w:szCs w:val="28"/>
+        </w:rPr>
+      </w:pPr>
+    </w:p>
+    <w:p>
+      <w:pPr>
+        <w:ind w:firstLine="560"/>
+        <w:jc w:val="left"/>
+        <w:rPr>
+          <w:rFonts w:ascii="方正仿宋_GBK" w:eastAsia="方正仿宋_GBK"/>
+          <w:sz w:val="28"/>
+          <w:szCs w:val="28"/>
+        </w:rPr>
+      </w:pPr>
+    </w:p>
+    <w:p>
+      <w:pPr>
+        <w:ind w:firstLine="560"/>
+        <w:jc w:val="left"/>
+        <w:rPr>
+          <w:rFonts w:ascii="方正仿宋_GBK" w:eastAsia="方正仿宋_GBK"/>
+          <w:sz w:val="28"/>
+          <w:szCs w:val="28"/>
+        </w:rPr>
+      </w:pPr>
+    </w:p>
+    <w:p>
+      <w:pPr>
+        <w:ind w:firstLine="560"/>
+        <w:jc w:val="left"/>
+        <w:rPr>
+          <w:rFonts w:ascii="方正仿宋_GBK" w:eastAsia="方正仿宋_GBK"/>
+          <w:sz w:val="28"/>
+          <w:szCs w:val="28"/>
+        </w:rPr>
+      </w:pPr>
+    </w:p>
+    <w:p>
+      <w:pPr>
+        <w:ind w:firstLine="560"/>
+        <w:jc w:val="left"/>
+        <w:rPr>
+          <w:rFonts w:ascii="方正仿宋_GBK" w:eastAsia="方正仿宋_GBK"/>
+          <w:sz w:val="28"/>
+          <w:szCs w:val="28"/>
+        </w:rPr>
+      </w:pPr>
+    </w:p>
+    <w:p>
+      <w:pPr>
+        <w:ind w:firstLine="560"/>
+        <w:jc w:val="left"/>
+        <w:rPr>
+          <w:rFonts w:ascii="方正仿宋_GBK" w:eastAsia="方正仿宋_GBK"/>
+          <w:sz w:val="28"/>
+          <w:szCs w:val="28"/>
+        </w:rPr>
+      </w:pPr>
+      <w:r>
+        <w:rPr>
+          <w:rFonts w:ascii="方正仿宋_GBK" w:eastAsia="方正仿宋_GBK" w:hint="eastAsia"/>
+          <w:sz w:val="28"/>
+          <w:szCs w:val="28"/>
+        </w:rPr>
+        <w:t xml:space="preserve">没有额外功能 </w:t>
+      </w:r>
+    </w:p>
+    <w:p>
+      <w:pPr>
+        <w:ind w:firstLine="560"/>
+        <w:jc w:val="left"/>
+        <w:rPr>
+          <w:rFonts w:ascii="方正仿宋_GBK" w:eastAsia="方正仿宋_GBK"/>
+          <w:sz w:val="28"/>
+          <w:szCs w:val="28"/>
+        </w:rPr>
+      </w:pPr>
+      <w:r>
+        <w:rPr>
+          <w:rFonts w:ascii="方正仿宋_GBK" w:eastAsia="方正仿宋_GBK" w:hint="eastAsia"/>
+          <w:noProof/>
+          <w:sz w:val="28"/>
+          <w:szCs w:val="28"/>
+        </w:rPr>
+        <mc:AlternateContent>
+          <mc:Choice Requires="wps">
+            <w:drawing>
+              <wp:anchor distT="0" distB="0" distL="114300" distR="114300" simplePos="0" relativeHeight="251691008" behindDoc="0" locked="0" layoutInCell="1" allowOverlap="1" wp14:anchorId="15CFEF92" wp14:editId="40423C63">
+                <wp:simplePos x="0" y="0"/>
+                <wp:positionH relativeFrom="column">
+                  <wp:posOffset>2689952</wp:posOffset>
+                </wp:positionH>
+                <wp:positionV relativeFrom="page">
+                  <wp:posOffset>5609402</wp:posOffset>
+                </wp:positionV>
+                <wp:extent cx="2371725" cy="262255"/>
+                <wp:effectExtent l="0" t="0" r="28575" b="23495"/>
+                <wp:wrapNone/>
+                <wp:docPr id="25" name="文本框 25"/>
+                <wp:cNvGraphicFramePr/>
+                <a:graphic xmlns:a="http://schemas.openxmlformats.org/drawingml/2006/main">
+                  <a:graphicData uri="http://schemas.microsoft.com/office/word/2010/wordprocessingShape">
+                    <wps:wsp>
+                      <wps:cNvSpPr txBox="1"/>
+                      <wps:spPr>
+                        <a:xfrm>
+                          <a:off x="0" y="0"/>
+                          <a:ext cx="2371725" cy="262255"/>
+                        </a:xfrm>
+                        <a:prstGeom prst="rect">
+                          <a:avLst/>
+                        </a:prstGeom>
+                        <a:solidFill>
+                          <a:schemeClr val="lt1"/>
+                        </a:solidFill>
+                        <a:ln w="6350">
+                          <a:solidFill>
+                            <a:srgbClr val="C00000"/>
+                          </a:solidFill>
+                        </a:ln>
+                      </wps:spPr>
+                      <wps:txbx>
+                        <w:txbxContent>
+                          <w:p>
+                            <w:pPr>
+                              <w:spacing w:line="240" w:lineRule="atLeast"/>
+                              <w:rPr>
+                                <w:rFonts w:ascii="仿宋" w:eastAsia="仿宋" w:hAnsi="仿宋" w:hint="eastAsia"/>
+                                <w:sz w:val="18"/>
+                                <w:szCs w:val="20"/>
+                              </w:rPr>
+                            </w:pPr>
+                            <w:r>
+                              <w:rPr>
+                                <w:rFonts w:ascii="仿宋" w:eastAsia="仿宋" w:hAnsi="仿宋" w:hint="eastAsia"/>
+                                <w:sz w:val="18"/>
+                                <w:szCs w:val="20"/>
+                              </w:rPr>
+                              <w:t>右键单击</w:t>
+                            </w:r>
+                            <w:r>
+                              <w:rPr>
+                                <w:rFonts w:ascii="仿宋" w:eastAsia="仿宋" w:hAnsi="仿宋" w:hint="eastAsia"/>
+                                <w:sz w:val="18"/>
+                                <w:szCs w:val="20"/>
+                              </w:rPr>
+                              <w:t>可以发送四种不同的指令（</w:t>
+                            </w:r>
+                            <w:hyperlink r:id="rId12" w:history="1">
+                              <w:r>
+                                <w:rPr>
+                                  <w:rStyle w:val="a8"/>
+                                  <w:rFonts w:ascii="仿宋" w:eastAsia="仿宋" w:hAnsi="仿宋" w:hint="eastAsia"/>
+                                  <w:sz w:val="18"/>
+                                  <w:szCs w:val="20"/>
+                                </w:rPr>
+                                <w:t>视频</w:t>
+                              </w:r>
+                            </w:hyperlink>
+                            <w:r>
+                              <w:rPr>
+                                <w:rFonts w:ascii="仿宋" w:eastAsia="仿宋" w:hAnsi="仿宋" w:hint="eastAsia"/>
+                                <w:sz w:val="18"/>
+                                <w:szCs w:val="20"/>
+                              </w:rPr>
+                              <w:t>）</w:t>
+                            </w:r>
+                          </w:p>
+                        </w:txbxContent>
+                      </wps:txbx>
+                      <wps:bodyPr rot="0" spcFirstLastPara="0" vertOverflow="overflow" horzOverflow="overflow" vert="horz" wrap="square" lIns="91440" tIns="45720" rIns="91440" bIns="45720" numCol="1" spcCol="0" rtlCol="0" fromWordArt="0" anchor="t" anchorCtr="0" forceAA="0" compatLnSpc="1">
+                        <a:prstTxWarp prst="textNoShape">
+                          <a:avLst/>
+                        </a:prstTxWarp>
+                        <a:noAutofit/>
+                      </wps:bodyPr>
+                    </wps:wsp>
+                  </a:graphicData>
+                </a:graphic>
+                <wp14:sizeRelH relativeFrom="margin">
+                  <wp14:pctWidth>0</wp14:pctWidth>
+                </wp14:sizeRelH>
+                <wp14:sizeRelV relativeFrom="margin">
+                  <wp14:pctHeight>0</wp14:pctHeight>
+                </wp14:sizeRelV>
+              </wp:anchor>
+            </w:drawing>
+          </mc:Choice>
+          <mc:Fallback>
+            <w:pict>
+              <v:shape w14:anchorId="15CFEF92" id="文本框 25" o:spid="_x0000_s1032" type="#_x0000_t202" style="position:absolute;left:0;text-align:left;margin-left:211.8pt;margin-top:441.7pt;width:186.75pt;height:20.65pt;z-index:251691008;visibility:visible;mso-wrap-style:square;mso-width-percent:0;mso-height-percent:0;mso-wrap-distance-left:9pt;mso-wrap-distance-top:0;mso-wrap-distance-right:9pt;mso-wrap-distance-bottom:0;mso-position-horizontal:absolute;mso-position-horizontal-relative:text;mso-position-vertical:absolute;mso-position-vertical-relative:page;mso-width-percent:0;mso-height-percent:0;mso-width-relative:margin;mso-height-relative:margin;v-text-anchor:top" o:gfxdata="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" fillcolor="white [3201]" strokecolor="#c00000" strokeweight=".5pt">
+                <v:textbox>
+                  <w:txbxContent>
+                    <w:p>
+                      <w:pPr>
+                        <w:spacing w:line="240" w:lineRule="atLeast"/>
+                        <w:rPr>
+                          <w:rFonts w:ascii="仿宋" w:eastAsia="仿宋" w:hAnsi="仿宋" w:hint="eastAsia"/>
+                          <w:sz w:val="18"/>
+                          <w:szCs w:val="20"/>
+                        </w:rPr>
+                      </w:pPr>
+                      <w:r>
+                        <w:rPr>
+                          <w:rFonts w:ascii="仿宋" w:eastAsia="仿宋" w:hAnsi="仿宋" w:hint="eastAsia"/>
+                          <w:sz w:val="18"/>
+                          <w:szCs w:val="20"/>
+                        </w:rPr>
+                        <w:t>右键单击</w:t>
+                      </w:r>
+                      <w:r>
+                        <w:rPr>
+                          <w:rFonts w:ascii="仿宋" w:eastAsia="仿宋" w:hAnsi="仿宋" w:hint="eastAsia"/>
+                          <w:sz w:val="18"/>
+                          <w:szCs w:val="20"/>
+                        </w:rPr>
+                        <w:t>可以发送四种不同的指令（</w:t>
+                      </w:r>
+                      <w:hyperlink r:id="rId13" w:history="1">
+                        <w:r>
+                          <w:rPr>
+                            <w:rStyle w:val="a8"/>
+                            <w:rFonts w:ascii="仿宋" w:eastAsia="仿宋" w:hAnsi="仿宋" w:hint="eastAsia"/>
+                            <w:sz w:val="18"/>
+                            <w:szCs w:val="20"/>
+                          </w:rPr>
+                          <w:t>视频</w:t>
+                        </w:r>
+                      </w:hyperlink>
+                      <w:r>
+                        <w:rPr>
+                          <w:rFonts w:ascii="仿宋" w:eastAsia="仿宋" w:hAnsi="仿宋" w:hint="eastAsia"/>
+                          <w:sz w:val="18"/>
+                          <w:szCs w:val="20"/>
+                        </w:rPr>
+                        <w:t>）</w:t>
+                      </w:r>
+                    </w:p>
+                  </w:txbxContent>
+                </v:textbox>
+                <w10:wrap anchory="page"/>
+              </v:shape>
+            </w:pict>
+          </mc:Fallback>
+        </mc:AlternateContent>
+      </w:r>
+      <w:r>
+        <w:rPr>
+          <w:rFonts w:ascii="方正仿宋_GBK" w:eastAsia="方正仿宋_GBK"/>
+          <w:noProof/>
+          <w:sz w:val="28"/>
+          <w:szCs w:val="28"/>
+        </w:rPr>
+        <mc:AlternateContent>
+          <mc:Choice Requires="wps">
+            <w:drawing>
+              <wp:anchor distT="0" distB="0" distL="114300" distR="114300" simplePos="0" relativeHeight="251688960" behindDoc="0" locked="0" layoutInCell="1" allowOverlap="1" wp14:anchorId="25A0C87B" wp14:editId="20E557F5">
+                <wp:simplePos x="0" y="0"/>
+                <wp:positionH relativeFrom="column">
+                  <wp:posOffset>2797263</wp:posOffset>
+                </wp:positionH>
+                <wp:positionV relativeFrom="page">
+                  <wp:posOffset>5860166</wp:posOffset>
+                </wp:positionV>
+                <wp:extent cx="216535" cy="665480"/>
+                <wp:effectExtent l="0" t="38100" r="50165" b="20320"/>
+                <wp:wrapNone/>
+                <wp:docPr id="24" name="直接箭头连接符 24"/>
+                <wp:cNvGraphicFramePr/>
+                <a:graphic xmlns:a="http://schemas.openxmlformats.org/drawingml/2006/main">
+                  <a:graphicData uri="http://schemas.microsoft.com/office/word/2010/wordprocessingShape">
+                    <wps:wsp>
+                      <wps:cNvCnPr/>
+                      <wps:spPr>
+                        <a:xfrm flipV="1">
+                          <a:off x="0" y="0"/>
+                          <a:ext cx="216535" cy="665480"/>
+                        </a:xfrm>
+                        <a:prstGeom prst="straightConnector1">
+                          <a:avLst/>
+                        </a:prstGeom>
+                        <a:ln>
+                          <a:solidFill>
+                            <a:srgbClr val="FF0000"/>
+                          </a:solidFill>
+                          <a:tailEnd type="triangle"/>
+                        </a:ln>
+                      </wps:spPr>
+                      <wps:style>
+                        <a:lnRef idx="2">
+                          <a:schemeClr val="accent1"/>
+                        </a:lnRef>
+                        <a:fillRef idx="0">
+                          <a:schemeClr val="accent1"/>
+                        </a:fillRef>
+                        <a:effectRef idx="1">
+                          <a:schemeClr val="accent1"/>
+                        </a:effectRef>
+                        <a:fontRef idx="minor">
+                          <a:schemeClr val="tx1"/>
+                        </a:fontRef>
+                      </wps:style>
+                      <wps:bodyPr/>
+                    </wps:wsp>
+                  </a:graphicData>
+                </a:graphic>
+              </wp:anchor>
+            </w:drawing>
+          </mc:Choice>
+          <mc:Fallback>
+            <w:pict>
+              <v:shape w14:anchorId="3D8EDD2B" id="直接箭头连接符 24" o:spid="_x0000_s1026" type="#_x0000_t32" style="position:absolute;left:0;text-align:left;margin-left:220.25pt;margin-top:461.45pt;width:17.05pt;height:52.4pt;flip:y;z-index:251688960;visibility:visible;mso-wrap-style:square;mso-wrap-distance-left:9pt;mso-wrap-distance-top:0;mso-wrap-distance-right:9pt;mso-wrap-distance-bottom:0;mso-position-horizontal:absolute;mso-position-horizontal-relative:text;mso-position-vertical:absolute;mso-position-vertical-relative:page" o:gfxdata="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" strokecolor="red" strokeweight="1.5pt">
+                <v:stroke endarrow="block" joinstyle="miter"/>
+                <w10:wrap anchory="page"/>
+              </v:shape>
+            </w:pict>
+          </mc:Fallback>
+        </mc:AlternateContent>
+      </w:r>
+      <w:r>
+        <w:rPr>
+          <w:rFonts w:ascii="方正仿宋_GBK" w:eastAsia="方正仿宋_GBK"/>
+          <w:sz w:val="28"/>
+          <w:szCs w:val="28"/>
+        </w:rPr>
+        <w:drawing>
+          <wp:anchor distT="0" distB="0" distL="114300" distR="114300" simplePos="0" relativeHeight="251685888" behindDoc="0" locked="0" layoutInCell="1" allowOverlap="1" wp14:anchorId="366C4A8F" wp14:editId="4192865E">
+            <wp:simplePos x="0" y="0"/>
+            <wp:positionH relativeFrom="column">
+              <wp:posOffset>264730</wp:posOffset>
+            </wp:positionH>
+            <wp:positionV relativeFrom="page">
+              <wp:posOffset>5959597</wp:posOffset>
+            </wp:positionV>
+            <wp:extent cx="5723890" cy="3578225"/>
+            <wp:effectExtent l="0" t="0" r="0" b="3175"/>
+            <wp:wrapNone/>
+            <wp:docPr id="21" name="图片 21"/>
+            <wp:cNvGraphicFramePr>
+              <a:graphicFrameLocks xmlns:a="http://schemas.openxmlformats.org/drawingml/2006/main" noChangeAspect="1"/>
+            </wp:cNvGraphicFramePr>
+            <a:graphic xmlns:a="http://schemas.openxmlformats.org/drawingml/2006/main">
+              <a:graphicData uri="http://schemas.openxmlformats.org/drawingml/2006/picture">
+                <pic:pic xmlns:pic="http://schemas.openxmlformats.org/drawingml/2006/picture">
+                  <pic:nvPicPr>
+                    <pic:cNvPr id="1" name=""/>
+                    <pic:cNvPicPr/>
+                  </pic:nvPicPr>
+                  <pic:blipFill>
+                    <a:blip r:embed="rId14">
+                      <a:extLst>
+                        <a:ext uri="{28A0092B-C50C-407E-A947-70E740481C1C}">
+                          <a14:useLocalDpi xmlns:a14="http://schemas.microsoft.com/office/drawing/2010/main" val="0"/>
+                        </a:ext>
+                      </a:extLst>
+                    </a:blip>
+                    <a:stretch>
+                      <a:fillRect/>
+                    </a:stretch>
+                  </pic:blipFill>
+                  <pic:spPr>
+                    <a:xfrm>
+                      <a:off x="0" y="0"/>
+                      <a:ext cx="5723890" cy="3578225"/>
+                    </a:xfrm>
+                    <a:prstGeom prst="rect">
+                      <a:avLst/>
+                    </a:prstGeom>
+                  </pic:spPr>
+                </pic:pic>
+              </a:graphicData>
+            </a:graphic>
+          </wp:anchor>
+        </w:drawing>
+      </w:r>
+      <w:r>
+        <w:rPr>
+          <w:rFonts w:ascii="方正仿宋_GBK" w:eastAsia="方正仿宋_GBK" w:hint="eastAsia"/>
+          <w:sz w:val="28"/>
+          <w:szCs w:val="28"/>
+        </w:rPr>
+        <w:t>4</w:t>
+      </w:r>
+      <w:r>
+        <w:rPr>
+          <w:rFonts w:ascii="方正仿宋_GBK" w:eastAsia="方正仿宋_GBK"/>
+          <w:sz w:val="28"/>
+          <w:szCs w:val="28"/>
+        </w:rPr>
+        <w:t>.</w:t>
+      </w:r>
+      <w:r>
+        <w:rPr>
+          <w:rFonts w:ascii="方正仿宋_GBK" w:eastAsia="方正仿宋_GBK" w:hint="eastAsia"/>
+          <w:sz w:val="28"/>
+          <w:szCs w:val="28"/>
+        </w:rPr>
+        <w:t>界面3</w:t>
+      </w:r>
+      <w:r>
+        <w:rPr>
+          <w:rFonts w:ascii="方正仿宋_GBK" w:eastAsia="方正仿宋_GBK"/>
+          <w:sz w:val="28"/>
+          <w:szCs w:val="28"/>
+        </w:rPr>
+        <w:t>-</w:t>
+      </w:r>
+      <w:r>
+        <w:rPr>
+          <w:rFonts w:ascii="方正仿宋_GBK" w:eastAsia="方正仿宋_GBK" w:hint="eastAsia"/>
+          <w:sz w:val="28"/>
+          <w:szCs w:val="28"/>
+        </w:rPr>
+        <w:t>手动控制</w:t>
+      </w:r>
+    </w:p>
+    <w:p>
+      <w:pPr>
+        <w:rPr>
+          <w:rFonts w:ascii="方正仿宋_GBK" w:eastAsia="方正仿宋_GBK"/>
+          <w:sz w:val="28"/>
+          <w:szCs w:val="28"/>
+        </w:rPr>
+      </w:pPr>
+      <w:r>
+        <w:rPr>
+          <w:rFonts w:ascii="方正仿宋_GBK" w:eastAsia="方正仿宋_GBK" w:hint="eastAsia"/>
+          <w:noProof/>
+          <w:sz w:val="28"/>
+          <w:szCs w:val="28"/>
+        </w:rPr>
+        <mc:AlternateContent>
+          <mc:Choice Requires="wps">
+            <w:drawing>
+              <wp:anchor distT="0" distB="0" distL="114300" distR="114300" simplePos="0" relativeHeight="251701248" behindDoc="0" locked="0" layoutInCell="1" allowOverlap="1" wp14:anchorId="32A6F1A2" wp14:editId="66CB4F02">
+                <wp:simplePos x="0" y="0"/>
+                <wp:positionH relativeFrom="margin">
+                  <wp:posOffset>3207441</wp:posOffset>
+                </wp:positionH>
+                <wp:positionV relativeFrom="page">
+                  <wp:posOffset>9681668</wp:posOffset>
+                </wp:positionV>
+                <wp:extent cx="2371725" cy="262255"/>
+                <wp:effectExtent l="0" t="0" r="28575" b="23495"/>
+                <wp:wrapNone/>
+                <wp:docPr id="33" name="文本框 33"/>
+                <wp:cNvGraphicFramePr/>
+                <a:graphic xmlns:a="http://schemas.openxmlformats.org/drawingml/2006/main">
+                  <a:graphicData uri="http://schemas.microsoft.com/office/word/2010/wordprocessingShape">
+                    <wps:wsp>
+                      <wps:cNvSpPr txBox="1"/>
+                      <wps:spPr>
+                        <a:xfrm>
+                          <a:off x="0" y="0"/>
+                          <a:ext cx="2371725" cy="262255"/>
+                        </a:xfrm>
+                        <a:prstGeom prst="rect">
+                          <a:avLst/>
+                        </a:prstGeom>
+                        <a:solidFill>
+                          <a:schemeClr val="lt1"/>
+                        </a:solidFill>
+                        <a:ln w="6350">
+                          <a:solidFill>
+                            <a:srgbClr val="C00000"/>
+                          </a:solidFill>
+                        </a:ln>
+                      </wps:spPr>
+                      <wps:txbx>
+                        <w:txbxContent>
+                          <w:p>
+                            <w:pPr>
+                              <w:spacing w:line="240" w:lineRule="atLeast"/>
+                              <w:rPr>
+                                <w:rFonts w:ascii="仿宋" w:eastAsia="仿宋" w:hAnsi="仿宋" w:hint="eastAsia"/>
+                                <w:sz w:val="18"/>
+                                <w:szCs w:val="20"/>
+                              </w:rPr>
+                            </w:pPr>
+                            <w:r>
+                              <w:rPr>
+                                <w:rFonts w:ascii="仿宋" w:eastAsia="仿宋" w:hAnsi="仿宋" w:hint="eastAsia"/>
+                                <w:sz w:val="18"/>
+                                <w:szCs w:val="20"/>
+                              </w:rPr>
+                              <w:t>出现警告后在这里清除（包括头顶的弹窗）</w:t>
+                            </w:r>
+                          </w:p>
+                        </w:txbxContent>
+                      </wps:txbx>
+                      <wps:bodyPr rot="0" spcFirstLastPara="0" vertOverflow="overflow" horzOverflow="overflow" vert="horz" wrap="square" lIns="91440" tIns="45720" rIns="91440" bIns="45720" numCol="1" spcCol="0" rtlCol="0" fromWordArt="0" anchor="t" anchorCtr="0" forceAA="0" compatLnSpc="1">
+                        <a:prstTxWarp prst="textNoShape">
+                          <a:avLst/>
+                        </a:prstTxWarp>
+                        <a:noAutofit/>
+                      </wps:bodyPr>
+                    </wps:wsp>
+                  </a:graphicData>
+                </a:graphic>
+                <wp14:sizeRelH relativeFrom="margin">
+                  <wp14:pctWidth>0</wp14:pctWidth>
+                </wp14:sizeRelH>
+                <wp14:sizeRelV relativeFrom="margin">
+                  <wp14:pctHeight>0</wp14:pctHeight>
+                </wp14:sizeRelV>
+              </wp:anchor>
+            </w:drawing>
+          </mc:Choice>
+          <mc:Fallback>
+            <w:pict>
+              <v:shape w14:anchorId="32A6F1A2" id="文本框 33" o:spid="_x0000_s1033" type="#_x0000_t202" style="position:absolute;left:0;text-align:left;margin-left:252.55pt;margin-top:762.35pt;width:186.75pt;height:20.65pt;z-index:251701248;visibility:visible;mso-wrap-style:square;mso-width-percent:0;mso-height-percent:0;mso-wrap-distance-left:9pt;mso-wrap-distance-top:0;mso-wrap-distance-right:9pt;mso-wrap-distance-bottom:0;mso-position-horizontal:absolute;mso-position-horizontal-relative:margin;mso-position-vertical:absolute;mso-position-vertical-relative:page;mso-width-percent:0;mso-height-percent:0;mso-width-relative:margin;mso-height-relative:margin;v-text-anchor:top" o:gfxdata="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" fillcolor="white [3201]" strokecolor="#c00000" strokeweight=".5pt">
+                <v:textbox>
+                  <w:txbxContent>
+                    <w:p>
+                      <w:pPr>
+                        <w:spacing w:line="240" w:lineRule="atLeast"/>
+                        <w:rPr>
+                          <w:rFonts w:ascii="仿宋" w:eastAsia="仿宋" w:hAnsi="仿宋" w:hint="eastAsia"/>
+                          <w:sz w:val="18"/>
+                          <w:szCs w:val="20"/>
+                        </w:rPr>
+                      </w:pPr>
+                      <w:r>
+                        <w:rPr>
+                          <w:rFonts w:ascii="仿宋" w:eastAsia="仿宋" w:hAnsi="仿宋" w:hint="eastAsia"/>
+                          <w:sz w:val="18"/>
+                          <w:szCs w:val="20"/>
+                        </w:rPr>
+                        <w:t>出现警告后在这里清除（包括头顶的弹窗）</w:t>
+                      </w:r>
+                    </w:p>
+                  </w:txbxContent>
+                </v:textbox>
+                <w10:wrap anchorx="margin" anchory="page"/>
+              </v:shape>
+            </w:pict>
+          </mc:Fallback>
+        </mc:AlternateContent>
+      </w:r>
+      <w:r>
+        <w:rPr>
+          <w:rFonts w:ascii="方正仿宋_GBK" w:eastAsia="方正仿宋_GBK" w:hint="eastAsia"/>
+          <w:noProof/>
+          <w:sz w:val="28"/>
+          <w:szCs w:val="28"/>
+        </w:rPr>
+        <mc:AlternateContent>
+          <mc:Choice Requires="wps">
+            <w:drawing>
+              <wp:anchor distT="0" distB="0" distL="114300" distR="114300" simplePos="0" relativeHeight="251699200" behindDoc="0" locked="0" layoutInCell="1" allowOverlap="1" wp14:anchorId="42BACF77" wp14:editId="65B9ABAB">
+                <wp:simplePos x="0" y="0"/>
+                <wp:positionH relativeFrom="column">
+                  <wp:posOffset>3073569</wp:posOffset>
+                </wp:positionH>
+                <wp:positionV relativeFrom="page">
+                  <wp:posOffset>8396340</wp:posOffset>
+                </wp:positionV>
+                <wp:extent cx="803275" cy="1273810"/>
+                <wp:effectExtent l="0" t="0" r="53975" b="59690"/>
+                <wp:wrapNone/>
+                <wp:docPr id="32" name="直接箭头连接符 32"/>
+                <wp:cNvGraphicFramePr/>
+                <a:graphic xmlns:a="http://schemas.openxmlformats.org/drawingml/2006/main">
+                  <a:graphicData uri="http://schemas.microsoft.com/office/word/2010/wordprocessingShape">
+                    <wps:wsp>
+                      <wps:cNvCnPr/>
+                      <wps:spPr>
+                        <a:xfrm>
+                          <a:off x="0" y="0"/>
+                          <a:ext cx="803275" cy="1273810"/>
+                        </a:xfrm>
+                        <a:prstGeom prst="straightConnector1">
+                          <a:avLst/>
+                        </a:prstGeom>
+                        <a:ln>
+                          <a:solidFill>
+                            <a:srgbClr val="FF0000"/>
+                          </a:solidFill>
+                          <a:tailEnd type="triangle"/>
+                        </a:ln>
+                      </wps:spPr>
+                      <wps:style>
+                        <a:lnRef idx="2">
+                          <a:schemeClr val="accent1"/>
+                        </a:lnRef>
+                        <a:fillRef idx="0">
+                          <a:schemeClr val="accent1"/>
+                        </a:fillRef>
+                        <a:effectRef idx="1">
+                          <a:schemeClr val="accent1"/>
+                        </a:effectRef>
+                        <a:fontRef idx="minor">
+                          <a:schemeClr val="tx1"/>
+                        </a:fontRef>
+                      </wps:style>
+                      <wps:bodyPr/>
+                    </wps:wsp>
+                  </a:graphicData>
+                </a:graphic>
+              </wp:anchor>
+            </w:drawing>
+          </mc:Choice>
+          <mc:Fallback>
+            <w:pict>
+              <v:shape w14:anchorId="0A5E873F" id="直接箭头连接符 32" o:spid="_x0000_s1026" type="#_x0000_t32" style="position:absolute;left:0;text-align:left;margin-left:242pt;margin-top:661.15pt;width:63.25pt;height:100.3pt;z-index:251699200;visibility:visible;mso-wrap-style:square;mso-wrap-distance-left:9pt;mso-wrap-distance-top:0;mso-wrap-distance-right:9pt;mso-wrap-distance-bottom:0;mso-position-horizontal:absolute;mso-position-horizontal-relative:text;mso-position-vertical:absolute;mso-position-vertical-relative:page" o:gfxdata="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" strokecolor="red" strokeweight="1.5pt">
+                <v:stroke endarrow="block" joinstyle="miter"/>
+                <w10:wrap anchory="page"/>
+              </v:shape>
+            </w:pict>
+          </mc:Fallback>
+        </mc:AlternateContent>
+      </w:r>
+      <w:r>
+        <w:rPr>
+          <w:rFonts w:ascii="方正仿宋_GBK" w:eastAsia="方正仿宋_GBK" w:hint="eastAsia"/>
+          <w:noProof/>
+          <w:sz w:val="28"/>
+          <w:szCs w:val="28"/>
+        </w:rPr>
+        <mc:AlternateContent>
+          <mc:Choice Requires="wps">
+            <w:drawing>
+              <wp:anchor distT="0" distB="0" distL="114300" distR="114300" simplePos="0" relativeHeight="251698176" behindDoc="0" locked="0" layoutInCell="1" allowOverlap="1" wp14:anchorId="3E3FDB40" wp14:editId="70C224F9">
+                <wp:simplePos x="0" y="0"/>
+                <wp:positionH relativeFrom="column">
+                  <wp:posOffset>2281257</wp:posOffset>
+                </wp:positionH>
+                <wp:positionV relativeFrom="page">
+                  <wp:posOffset>8170264</wp:posOffset>
+                </wp:positionV>
+                <wp:extent cx="766404" cy="253706"/>
+                <wp:effectExtent l="0" t="0" r="15240" b="13335"/>
+                <wp:wrapNone/>
+                <wp:docPr id="31" name="矩形 31"/>
+                <wp:cNvGraphicFramePr/>
+                <a:graphic xmlns:a="http://schemas.openxmlformats.org/drawingml/2006/main">
+                  <a:graphicData uri="http://schemas.microsoft.com/office/word/2010/wordprocessingShape">
+                    <wps:wsp>
+                      <wps:cNvSpPr/>
+                      <wps:spPr>
+                        <a:xfrm>
+                          <a:off x="0" y="0"/>
+                          <a:ext cx="766404" cy="253706"/>
+                        </a:xfrm>
+                        <a:prstGeom prst="rect">
+                          <a:avLst/>
+                        </a:prstGeom>
+                        <a:noFill/>
+                        <a:ln>
+                          <a:solidFill>
+                            <a:srgbClr val="C00000"/>
+                          </a:solidFill>
+                        </a:ln>
+                      </wps:spPr>
+                      <wps:style>
+                        <a:lnRef idx="2">
+                          <a:schemeClr val="accent1">
+                            <a:shade val="50000"/>
+                          </a:schemeClr>
+                        </a:lnRef>
+                        <a:fillRef idx="1">
+                          <a:schemeClr val="accent1"/>
+                        </a:fillRef>
+                        <a:effectRef idx="0">
+                          <a:schemeClr val="accent1"/>
+                        </a:effectRef>
+                        <a:fontRef idx="minor">
+                          <a:schemeClr val="lt1"/>
+                        </a:fontRef>
+                      </wps:style>
+                      <wps:bodyPr rot="0" spcFirstLastPara="0" vertOverflow="overflow" horzOverflow="overflow" vert="horz" wrap="square" lIns="91440" tIns="45720" rIns="91440" bIns="45720" numCol="1" spcCol="0" rtlCol="0" fromWordArt="0" anchor="ctr" anchorCtr="0" forceAA="0" compatLnSpc="1">
+                        <a:prstTxWarp prst="textNoShape">
+                          <a:avLst/>
+                        </a:prstTxWarp>
+                        <a:noAutofit/>
+                      </wps:bodyPr>
+                    </wps:wsp>
+                  </a:graphicData>
+                </a:graphic>
+                <wp14:sizeRelH relativeFrom="margin">
+                  <wp14:pctWidth>0</wp14:pctWidth>
+                </wp14:sizeRelH>
+                <wp14:sizeRelV relativeFrom="margin">
+                  <wp14:pctHeight>0</wp14:pctHeight>
+                </wp14:sizeRelV>
+              </wp:anchor>
+            </w:drawing>
+          </mc:Choice>
+          <mc:Fallback>
+            <w:pict>
+              <v:rect w14:anchorId="0CBF5879" id="矩形 31" o:spid="_x0000_s1026" style="position:absolute;left:0;text-align:left;margin-left:179.65pt;margin-top:643.35pt;width:60.35pt;height:20pt;z-index:251698176;visibility:visible;mso-wrap-style:square;mso-width-percent:0;mso-height-percent:0;mso-wrap-distance-left:9pt;mso-wrap-distance-top:0;mso-wrap-distance-right:9pt;mso-wrap-distance-bottom:0;mso-position-horizontal:absolute;mso-position-horizontal-relative:text;mso-position-vertical:absolute;mso-position-vertical-relative:page;mso-width-percent:0;mso-height-percent:0;mso-width-relative:margin;mso-height-relative:margin;v-text-anchor:middle" o:gfxdata="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" filled="f" strokecolor="#c00000" strokeweight="1.5pt">
+                <w10:wrap anchory="page"/>
+              </v:rect>
+            </w:pict>
+          </mc:Fallback>
+        </mc:AlternateContent>
+      </w:r>
+      <w:r>
+        <w:rPr>
+          <w:rFonts w:ascii="方正仿宋_GBK" w:eastAsia="方正仿宋_GBK" w:hint="eastAsia"/>
+          <w:noProof/>
+          <w:sz w:val="28"/>
+          <w:szCs w:val="28"/>
+        </w:rPr>
+        <mc:AlternateContent>
+          <mc:Choice Requires="wps">
+            <w:drawing>
+              <wp:anchor distT="0" distB="0" distL="114300" distR="114300" simplePos="0" relativeHeight="251694080" behindDoc="0" locked="0" layoutInCell="1" allowOverlap="1" wp14:anchorId="2A3C4401" wp14:editId="45C56E64">
+                <wp:simplePos x="0" y="0"/>
+                <wp:positionH relativeFrom="column">
+                  <wp:posOffset>127096</wp:posOffset>
+                </wp:positionH>
+                <wp:positionV relativeFrom="page">
+                  <wp:posOffset>7374777</wp:posOffset>
+                </wp:positionV>
+                <wp:extent cx="226695" cy="607695"/>
+                <wp:effectExtent l="38100" t="0" r="20955" b="59055"/>
+                <wp:wrapNone/>
+                <wp:docPr id="28" name="直接箭头连接符 28"/>
+                <wp:cNvGraphicFramePr/>
+                <a:graphic xmlns:a="http://schemas.openxmlformats.org/drawingml/2006/main">
+                  <a:graphicData uri="http://schemas.microsoft.com/office/word/2010/wordprocessingShape">
+                    <wps:wsp>
+                      <wps:cNvCnPr/>
+                      <wps:spPr>
+                        <a:xfrm flipH="1">
+                          <a:off x="0" y="0"/>
+                          <a:ext cx="226695" cy="607695"/>
+                        </a:xfrm>
+                        <a:prstGeom prst="straightConnector1">
+                          <a:avLst/>
+                        </a:prstGeom>
+                        <a:ln>
+                          <a:solidFill>
+                            <a:srgbClr val="FF0000"/>
+                          </a:solidFill>
+                          <a:tailEnd type="triangle"/>
+                        </a:ln>
+                      </wps:spPr>
+                      <wps:style>
+                        <a:lnRef idx="2">
+                          <a:schemeClr val="accent1"/>
+                        </a:lnRef>
+                        <a:fillRef idx="0">
+                          <a:schemeClr val="accent1"/>
+                        </a:fillRef>
+                        <a:effectRef idx="1">
+                          <a:schemeClr val="accent1"/>
+                        </a:effectRef>
+                        <a:fontRef idx="minor">
+                          <a:schemeClr val="tx1"/>
+                        </a:fontRef>
+                      </wps:style>
+                      <wps:bodyPr/>
+                    </wps:wsp>
+                  </a:graphicData>
+                </a:graphic>
+              </wp:anchor>
+            </w:drawing>
+          </mc:Choice>
+          <mc:Fallback>
+            <w:pict>
+              <v:shape w14:anchorId="70DE7E4F" id="直接箭头连接符 28" o:spid="_x0000_s1026" type="#_x0000_t32" style="position:absolute;left:0;text-align:left;margin-left:10pt;margin-top:580.7pt;width:17.85pt;height:47.85pt;flip:x;z-index:251694080;visibility:visible;mso-wrap-style:square;mso-wrap-distance-left:9pt;mso-wrap-distance-top:0;mso-wrap-distance-right:9pt;mso-wrap-distance-bottom:0;mso-position-horizontal:absolute;mso-position-horizontal-relative:text;mso-position-vertical:absolute;mso-position-vertical-relative:page" o:gfxdata="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" strokecolor="red" strokeweight="1.5pt">
+                <v:stroke endarrow="block" joinstyle="miter"/>
+                <w10:wrap anchory="page"/>
+              </v:shape>
+            </w:pict>
+          </mc:Fallback>
+        </mc:AlternateContent>
+      </w:r>
+      <w:r>
+        <w:rPr>
+          <w:rFonts w:ascii="方正仿宋_GBK" w:eastAsia="方正仿宋_GBK" w:hint="eastAsia"/>
+          <w:noProof/>
+          <w:sz w:val="28"/>
+          <w:szCs w:val="28"/>
+        </w:rPr>
+        <mc:AlternateContent>
+          <mc:Choice Requires="wps">
+            <w:drawing>
+              <wp:anchor distT="0" distB="0" distL="114300" distR="114300" simplePos="0" relativeHeight="251696128" behindDoc="0" locked="0" layoutInCell="1" allowOverlap="1" wp14:anchorId="6EE89CCB" wp14:editId="1DC97670">
+                <wp:simplePos x="0" y="0"/>
+                <wp:positionH relativeFrom="column">
+                  <wp:posOffset>-823812</wp:posOffset>
+                </wp:positionH>
+                <wp:positionV relativeFrom="margin">
+                  <wp:align>bottom</wp:align>
+                </wp:positionV>
+                <wp:extent cx="1035967" cy="1638520"/>
+                <wp:effectExtent l="0" t="0" r="12065" b="19050"/>
+                <wp:wrapNone/>
+                <wp:docPr id="30" name="文本框 30"/>
+                <wp:cNvGraphicFramePr/>
+                <a:graphic xmlns:a="http://schemas.openxmlformats.org/drawingml/2006/main">
+                  <a:graphicData uri="http://schemas.microsoft.com/office/word/2010/wordprocessingShape">
+                    <wps:wsp>
+                      <wps:cNvSpPr txBox="1"/>
+                      <wps:spPr>
+                        <a:xfrm>
+                          <a:off x="0" y="0"/>
+                          <a:ext cx="1035967" cy="1638520"/>
+                        </a:xfrm>
+                        <a:prstGeom prst="rect">
+                          <a:avLst/>
+                        </a:prstGeom>
+                        <a:solidFill>
+                          <a:schemeClr val="lt1"/>
+                        </a:solidFill>
+                        <a:ln w="6350">
+                          <a:solidFill>
+                            <a:srgbClr val="C00000"/>
+                          </a:solidFill>
+                        </a:ln>
+                      </wps:spPr>
+                      <wps:txbx>
+                        <w:txbxContent>
+                          <w:p>
+                            <w:pPr>
+                              <w:spacing w:line="240" w:lineRule="atLeast"/>
+                              <w:rPr>
+                                <w:rFonts w:ascii="仿宋" w:eastAsia="仿宋" w:hAnsi="仿宋" w:hint="eastAsia"/>
+                                <w:sz w:val="18"/>
+                                <w:szCs w:val="20"/>
+                              </w:rPr>
+                            </w:pPr>
+                            <w:r>
+                              <w:rPr>
+                                <w:rFonts w:ascii="仿宋" w:eastAsia="仿宋" w:hAnsi="仿宋" w:hint="eastAsia"/>
+                                <w:sz w:val="18"/>
+                                <w:szCs w:val="20"/>
+                              </w:rPr>
+                              <w:t>这里可以切换种植面积和作物种类，切换种类会更改对应的DLI</w:t>
+                            </w:r>
+                            <w:r>
+                              <w:rPr>
+                                <w:rFonts w:ascii="仿宋" w:eastAsia="仿宋" w:hAnsi="仿宋"/>
+                                <w:sz w:val="18"/>
+                                <w:szCs w:val="20"/>
+                              </w:rPr>
+                              <w:t>取值</w:t>
+                            </w:r>
+                            <w:r>
+                              <w:rPr>
+                                <w:rFonts w:ascii="仿宋" w:eastAsia="仿宋" w:hAnsi="仿宋" w:hint="eastAsia"/>
+                                <w:sz w:val="18"/>
+                                <w:szCs w:val="20"/>
+                              </w:rPr>
+                              <w:t>。面积原本是用来计算相对值的，查了资料后发现没必要</w:t>
+                            </w:r>
+                          </w:p>
+                        </w:txbxContent>
+                      </wps:txbx>
+                      <wps:bodyPr rot="0" spcFirstLastPara="0" vertOverflow="overflow" horzOverflow="overflow" vert="horz" wrap="square" lIns="91440" tIns="45720" rIns="91440" bIns="45720" numCol="1" spcCol="0" rtlCol="0" fromWordArt="0" anchor="t" anchorCtr="0" forceAA="0" compatLnSpc="1">
+                        <a:prstTxWarp prst="textNoShape">
+                          <a:avLst/>
+                        </a:prstTxWarp>
+                        <a:noAutofit/>
+                      </wps:bodyPr>
+                    </wps:wsp>
+                  </a:graphicData>
+                </a:graphic>
+                <wp14:sizeRelH relativeFrom="margin">
+                  <wp14:pctWidth>0</wp14:pctWidth>
+                </wp14:sizeRelH>
+                <wp14:sizeRelV relativeFrom="margin">
+                  <wp14:pctHeight>0</wp14:pctHeight>
+                </wp14:sizeRelV>
+              </wp:anchor>
+            </w:drawing>
+          </mc:Choice>
+          <mc:Fallback>
+            <w:pict>
+              <v:shape w14:anchorId="6EE89CCB" id="文本框 30" o:spid="_x0000_s1034" type="#_x0000_t202" style="position:absolute;left:0;text-align:left;margin-left:-64.85pt;margin-top:0;width:81.55pt;height:129pt;z-index:251696128;visibility:visible;mso-wrap-style:square;mso-width-percent:0;mso-height-percent:0;mso-wrap-distance-left:9pt;mso-wrap-distance-top:0;mso-wrap-distance-right:9pt;mso-wrap-distance-bottom:0;mso-position-horizontal:absolute;mso-position-horizontal-relative:text;mso-position-vertical:bottom;mso-position-vertical-relative:margin;mso-width-percent:0;mso-height-percent:0;mso-width-relative:margin;mso-height-relative:margin;v-text-anchor:top" o:gfxdata="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" fillcolor="white [3201]" strokecolor="#c00000" strokeweight=".5pt">
+                <v:textbox>
+                  <w:txbxContent>
+                    <w:p>
+                      <w:pPr>
+                        <w:spacing w:line="240" w:lineRule="atLeast"/>
+                        <w:rPr>
+                          <w:rFonts w:ascii="仿宋" w:eastAsia="仿宋" w:hAnsi="仿宋" w:hint="eastAsia"/>
+                          <w:sz w:val="18"/>
+                          <w:szCs w:val="20"/>
+                        </w:rPr>
+                      </w:pPr>
+                      <w:r>
+                        <w:rPr>
+                          <w:rFonts w:ascii="仿宋" w:eastAsia="仿宋" w:hAnsi="仿宋" w:hint="eastAsia"/>
+                          <w:sz w:val="18"/>
+                          <w:szCs w:val="20"/>
+                        </w:rPr>
+                        <w:t>这里可以切换种植面积和作物种类，切换种类会更改对应的DLI</w:t>
+                      </w:r>
+                      <w:r>
+                        <w:rPr>
+                          <w:rFonts w:ascii="仿宋" w:eastAsia="仿宋" w:hAnsi="仿宋"/>
+                          <w:sz w:val="18"/>
+                          <w:szCs w:val="20"/>
+                        </w:rPr>
+                        <w:t>取值</w:t>
+                      </w:r>
+                      <w:r>
+                        <w:rPr>
+                          <w:rFonts w:ascii="仿宋" w:eastAsia="仿宋" w:hAnsi="仿宋" w:hint="eastAsia"/>
+                          <w:sz w:val="18"/>
+                          <w:szCs w:val="20"/>
+                        </w:rPr>
+                        <w:t>。面积原本是用来计算相对值的，查了资料后发现没必要</w:t>
+                      </w:r>
+                    </w:p>
+                  </w:txbxContent>
+                </v:textbox>
+                <w10:wrap anchory="margin"/>
+              </v:shape>
+            </w:pict>
+          </mc:Fallback>
+        </mc:AlternateContent>
+      </w:r>
+      <w:r>
+        <w:rPr>
+          <w:rFonts w:ascii="方正仿宋_GBK" w:eastAsia="方正仿宋_GBK" w:hint="eastAsia"/>
+          <w:noProof/>
+          <w:sz w:val="28"/>
+          <w:szCs w:val="28"/>
+        </w:rPr>
+        <mc:AlternateContent>
+          <mc:Choice Requires="wps">
+            <w:drawing>
+              <wp:anchor distT="0" distB="0" distL="114300" distR="114300" simplePos="0" relativeHeight="251693056" behindDoc="0" locked="0" layoutInCell="1" allowOverlap="1" wp14:anchorId="4D3069B8" wp14:editId="10693BA6">
+                <wp:simplePos x="0" y="0"/>
+                <wp:positionH relativeFrom="column">
+                  <wp:posOffset>356348</wp:posOffset>
+                </wp:positionH>
+                <wp:positionV relativeFrom="page">
+                  <wp:posOffset>7192669</wp:posOffset>
+                </wp:positionV>
+                <wp:extent cx="1305530" cy="596919"/>
+                <wp:effectExtent l="0" t="0" r="28575" b="12700"/>
+                <wp:wrapNone/>
+                <wp:docPr id="26" name="矩形 26"/>
+                <wp:cNvGraphicFramePr/>
+                <a:graphic xmlns:a="http://schemas.openxmlformats.org/drawingml/2006/main">
+                  <a:graphicData uri="http://schemas.microsoft.com/office/word/2010/wordprocessingShape">
+                    <wps:wsp>
+                      <wps:cNvSpPr/>
+                      <wps:spPr>
+                        <a:xfrm>
+                          <a:off x="0" y="0"/>
+                          <a:ext cx="1305530" cy="596919"/>
+                        </a:xfrm>
+                        <a:prstGeom prst="rect">
+                          <a:avLst/>
+                        </a:prstGeom>
+                        <a:noFill/>
+                        <a:ln>
+                          <a:solidFill>
+                            <a:srgbClr val="C00000"/>
+                          </a:solidFill>
+                        </a:ln>
+                      </wps:spPr>
+                      <wps:style>
+                        <a:lnRef idx="2">
+                          <a:schemeClr val="accent1">
+                            <a:shade val="50000"/>
+                          </a:schemeClr>
+                        </a:lnRef>
+                        <a:fillRef idx="1">
+                          <a:schemeClr val="accent1"/>
+                        </a:fillRef>
+                        <a:effectRef idx="0">
+                          <a:schemeClr val="accent1"/>
+                        </a:effectRef>
+                        <a:fontRef idx="minor">
+                          <a:schemeClr val="lt1"/>
+                        </a:fontRef>
+                      </wps:style>
+                      <wps:bodyPr rot="0" spcFirstLastPara="0" vertOverflow="overflow" horzOverflow="overflow" vert="horz" wrap="square" lIns="91440" tIns="45720" rIns="91440" bIns="45720" numCol="1" spcCol="0" rtlCol="0" fromWordArt="0" anchor="ctr" anchorCtr="0" forceAA="0" compatLnSpc="1">
+                        <a:prstTxWarp prst="textNoShape">
+                          <a:avLst/>
+                        </a:prstTxWarp>
+                        <a:noAutofit/>
+                      </wps:bodyPr>
+                    </wps:wsp>
+                  </a:graphicData>
+                </a:graphic>
+                <wp14:sizeRelH relativeFrom="margin">
+                  <wp14:pctWidth>0</wp14:pctWidth>
+                </wp14:sizeRelH>
+                <wp14:sizeRelV relativeFrom="margin">
+                  <wp14:pctHeight>0</wp14:pctHeight>
+                </wp14:sizeRelV>
+              </wp:anchor>
+            </w:drawing>
+          </mc:Choice>
+          <mc:Fallback>
+            <w:pict>
+              <v:rect w14:anchorId="39EC0A99" id="矩形 26" o:spid="_x0000_s1026" style="position:absolute;left:0;text-align:left;margin-left:28.05pt;margin-top:566.35pt;width:102.8pt;height:47pt;z-index:251693056;visibility:visible;mso-wrap-style:square;mso-width-percent:0;mso-height-percent:0;mso-wrap-distance-left:9pt;mso-wrap-distance-top:0;mso-wrap-distance-right:9pt;mso-wrap-distance-bottom:0;mso-position-horizontal:absolute;mso-position-horizontal-relative:text;mso-position-vertical:absolute;mso-position-vertical-relative:page;mso-width-percent:0;mso-height-percent:0;mso-width-relative:margin;mso-height-relative:margin;v-text-anchor:middle" o:gfxdata="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" filled="f" strokecolor="#c00000" strokeweight="1.5pt">
+                <w10:wrap anchory="page"/>
+              </v:rect>
+            </w:pict>
+          </mc:Fallback>
+        </mc:AlternateContent>
+      </w:r>
+      <w:r>
+        <w:rPr>
+          <w:rFonts w:ascii="方正仿宋_GBK" w:eastAsia="方正仿宋_GBK" w:hint="eastAsia"/>
+          <w:noProof/>
+          <w:sz w:val="28"/>
+          <w:szCs w:val="28"/>
+        </w:rPr>
+        <mc:AlternateContent>
+          <mc:Choice Requires="wps">
+            <w:drawing>
+              <wp:anchor distT="0" distB="0" distL="114300" distR="114300" simplePos="0" relativeHeight="251687936" behindDoc="0" locked="0" layoutInCell="1" allowOverlap="1" wp14:anchorId="6D0C0A0E" wp14:editId="4C9371C2">
+                <wp:simplePos x="0" y="0"/>
+                <wp:positionH relativeFrom="column">
+                  <wp:posOffset>874419</wp:posOffset>
+                </wp:positionH>
+                <wp:positionV relativeFrom="bottomMargin">
+                  <wp:posOffset>-3107802</wp:posOffset>
+                </wp:positionV>
+                <wp:extent cx="4502785" cy="639445"/>
+                <wp:effectExtent l="0" t="0" r="12065" b="27305"/>
+                <wp:wrapNone/>
+                <wp:docPr id="23" name="矩形 23"/>
+                <wp:cNvGraphicFramePr/>
+                <a:graphic xmlns:a="http://schemas.openxmlformats.org/drawingml/2006/main">
+                  <a:graphicData uri="http://schemas.microsoft.com/office/word/2010/wordprocessingShape">
+                    <wps:wsp>
+                      <wps:cNvSpPr/>
+                      <wps:spPr>
+                        <a:xfrm>
+                          <a:off x="0" y="0"/>
+                          <a:ext cx="4502785" cy="639445"/>
+                        </a:xfrm>
+                        <a:prstGeom prst="rect">
+                          <a:avLst/>
+                        </a:prstGeom>
+                        <a:noFill/>
+                        <a:ln>
+                          <a:solidFill>
+                            <a:srgbClr val="C00000"/>
+                          </a:solidFill>
+                        </a:ln>
+                      </wps:spPr>
+                      <wps:style>
+                        <a:lnRef idx="2">
+                          <a:schemeClr val="accent1">
+                            <a:shade val="50000"/>
+                          </a:schemeClr>
+                        </a:lnRef>
+                        <a:fillRef idx="1">
+                          <a:schemeClr val="accent1"/>
+                        </a:fillRef>
+                        <a:effectRef idx="0">
+                          <a:schemeClr val="accent1"/>
+                        </a:effectRef>
+                        <a:fontRef idx="minor">
+                          <a:schemeClr val="lt1"/>
+                        </a:fontRef>
+                      </wps:style>
+                      <wps:bodyPr rot="0" spcFirstLastPara="0" vertOverflow="overflow" horzOverflow="overflow" vert="horz" wrap="square" lIns="91440" tIns="45720" rIns="91440" bIns="45720" numCol="1" spcCol="0" rtlCol="0" fromWordArt="0" anchor="ctr" anchorCtr="0" forceAA="0" compatLnSpc="1">
+                        <a:prstTxWarp prst="textNoShape">
+                          <a:avLst/>
+                        </a:prstTxWarp>
+                        <a:noAutofit/>
+                      </wps:bodyPr>
+                    </wps:wsp>
+                  </a:graphicData>
+                </a:graphic>
+                <wp14:sizeRelH relativeFrom="margin">
+                  <wp14:pctWidth>0</wp14:pctWidth>
+                </wp14:sizeRelH>
+                <wp14:sizeRelV relativeFrom="margin">
+                  <wp14:pctHeight>0</wp14:pctHeight>
+                </wp14:sizeRelV>
+              </wp:anchor>
+            </w:drawing>
+          </mc:Choice>
+          <mc:Fallback>
+            <w:pict>
+              <v:rect w14:anchorId="45F74703" id="矩形 23" o:spid="_x0000_s1026" style="position:absolute;left:0;text-align:left;margin-left:68.85pt;margin-top:-244.7pt;width:354.55pt;height:50.35pt;z-index:251687936;visibility:visible;mso-wrap-style:square;mso-width-percent:0;mso-height-percent:0;mso-wrap-distance-left:9pt;mso-wrap-distance-top:0;mso-wrap-distance-right:9pt;mso-wrap-distance-bottom:0;mso-position-horizontal:absolute;mso-position-horizontal-relative:text;mso-position-vertical:absolute;mso-position-vertical-relative:bottom-margin-area;mso-width-percent:0;mso-height-percent:0;mso-width-relative:margin;mso-height-relative:margin;v-text-anchor:middle" o:gfxdata="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" filled="f" strokecolor="#c00000" strokeweight="1.5pt">
+                <w10:wrap anchory="margin"/>
+              </v:rect>
+            </w:pict>
+          </mc:Fallback>
+        </mc:AlternateContent>
+      </w:r>
+      <w:r>
+        <w:rPr>
+          <w:rFonts w:ascii="方正仿宋_GBK" w:eastAsia="方正仿宋_GBK"/>
+          <w:sz w:val="28"/>
+          <w:szCs w:val="28"/>
+        </w:rPr>
+        <w:br w:type="page"/>
+      </w:r>
+    </w:p>
+    <w:p>
+      <w:pPr>
+        <w:ind w:firstLine="560"/>
+        <w:jc w:val="left"/>
+        <w:rPr>
+          <w:rFonts w:ascii="方正仿宋_GBK" w:eastAsia="方正仿宋_GBK"/>
+          <w:sz w:val="28"/>
+          <w:szCs w:val="28"/>
+        </w:rPr>
+      </w:pPr>
+      <w:r>
+        <w:rPr>
+          <w:rFonts w:ascii="方正仿宋_GBK" w:eastAsia="方正仿宋_GBK"/>
+          <w:sz w:val="28"/>
+          <w:szCs w:val="28"/>
+        </w:rPr>
+        <w:lastRenderedPageBreak/>
+        <w:drawing>
+          <wp:anchor distT="0" distB="0" distL="114300" distR="114300" simplePos="0" relativeHeight="251702272" behindDoc="0" locked="0" layoutInCell="1" allowOverlap="1" wp14:anchorId="3EBD8B4A" wp14:editId="66CE8E06">
+            <wp:simplePos x="0" y="0"/>
+            <wp:positionH relativeFrom="column">
+              <wp:posOffset>355005</wp:posOffset>
+            </wp:positionH>
+            <wp:positionV relativeFrom="page">
+              <wp:posOffset>1655180</wp:posOffset>
+            </wp:positionV>
+            <wp:extent cx="5723890" cy="3726180"/>
+            <wp:effectExtent l="0" t="0" r="0" b="7620"/>
+            <wp:wrapNone/>
+            <wp:docPr id="34" name="图片 34"/>
+            <wp:cNvGraphicFramePr>
+              <a:graphicFrameLocks xmlns:a="http://schemas.openxmlformats.org/drawingml/2006/main" noChangeAspect="1"/>
+            </wp:cNvGraphicFramePr>
+            <a:graphic xmlns:a="http://schemas.openxmlformats.org/drawingml/2006/main">
+              <a:graphicData uri="http://schemas.openxmlformats.org/drawingml/2006/picture">
+                <pic:pic xmlns:pic="http://schemas.openxmlformats.org/drawingml/2006/picture">
+                  <pic:nvPicPr>
+                    <pic:cNvPr id="1" name=""/>
+                    <pic:cNvPicPr/>
+                  </pic:nvPicPr>
+                  <pic:blipFill>
+                    <a:blip r:embed="rId15">
+                      <a:extLst>
+                        <a:ext uri="{28A0092B-C50C-407E-A947-70E740481C1C}">
+                          <a14:useLocalDpi xmlns:a14="http://schemas.microsoft.com/office/drawing/2010/main" val="0"/>
+                        </a:ext>
+                      </a:extLst>
+                    </a:blip>
+                    <a:stretch>
+                      <a:fillRect/>
+                    </a:stretch>
+                  </pic:blipFill>
+                  <pic:spPr>
+                    <a:xfrm>
+                      <a:off x="0" y="0"/>
+                      <a:ext cx="5723890" cy="3726180"/>
+                    </a:xfrm>
+                    <a:prstGeom prst="rect">
+                      <a:avLst/>
+                    </a:prstGeom>
+                  </pic:spPr>
+                </pic:pic>
+              </a:graphicData>
+            </a:graphic>
+          </wp:anchor>
+        </w:drawing>
+      </w:r>
+      <w:r>
+        <w:rPr>
+          <w:rFonts w:ascii="方正仿宋_GBK" w:eastAsia="方正仿宋_GBK" w:hint="eastAsia"/>
+          <w:sz w:val="28"/>
+          <w:szCs w:val="28"/>
+        </w:rPr>
+        <w:t>5</w:t>
+      </w:r>
+      <w:r>
+        <w:rPr>
+          <w:rFonts w:ascii="方正仿宋_GBK" w:eastAsia="方正仿宋_GBK"/>
+          <w:sz w:val="28"/>
+          <w:szCs w:val="28"/>
+        </w:rPr>
+        <w:t>.</w:t>
+      </w:r>
+      <w:r>
+        <w:rPr>
+          <w:rFonts w:ascii="方正仿宋_GBK" w:eastAsia="方正仿宋_GBK" w:hint="eastAsia"/>
+          <w:sz w:val="28"/>
+          <w:szCs w:val="28"/>
+        </w:rPr>
+        <w:t>界面4</w:t>
+      </w:r>
+      <w:r>
+        <w:rPr>
+          <w:rFonts w:ascii="方正仿宋_GBK" w:eastAsia="方正仿宋_GBK"/>
+          <w:sz w:val="28"/>
+          <w:szCs w:val="28"/>
+        </w:rPr>
+        <w:t>-</w:t>
+      </w:r>
+      <w:r>
+        <w:rPr>
+          <w:rFonts w:ascii="方正仿宋_GBK" w:eastAsia="方正仿宋_GBK" w:hint="eastAsia"/>
+          <w:sz w:val="28"/>
+          <w:szCs w:val="28"/>
+        </w:rPr>
+        <w:t>决策建议</w:t>
+      </w:r>
+    </w:p>
+    <w:p>
+      <w:pPr>
+        <w:ind w:firstLine="560"/>
+        <w:jc w:val="left"/>
+        <w:rPr>
+          <w:rFonts w:ascii="方正仿宋_GBK" w:eastAsia="方正仿宋_GBK"/>
+          <w:sz w:val="28"/>
+          <w:szCs w:val="28"/>
+        </w:rPr>
+      </w:pPr>
+    </w:p>
+    <w:p>
+      <w:pPr>
+        <w:ind w:firstLine="560"/>
+        <w:jc w:val="left"/>
+        <w:rPr>
+          <w:rFonts w:ascii="方正仿宋_GBK" w:eastAsia="方正仿宋_GBK"/>
+          <w:sz w:val="28"/>
+          <w:szCs w:val="28"/>
+        </w:rPr>
+      </w:pPr>
+    </w:p>
+    <w:p>
+      <w:pPr>
+        <w:ind w:firstLine="560"/>
+        <w:jc w:val="left"/>
+        <w:rPr>
+          <w:rFonts w:ascii="方正仿宋_GBK" w:eastAsia="方正仿宋_GBK"/>
+          <w:sz w:val="28"/>
+          <w:szCs w:val="28"/>
+        </w:rPr>
+      </w:pPr>
+    </w:p>
+    <w:p>
+      <w:pPr>
+        <w:ind w:firstLine="560"/>
+        <w:jc w:val="left"/>
+        <w:rPr>
+          <w:rFonts w:ascii="方正仿宋_GBK" w:eastAsia="方正仿宋_GBK"/>
+          <w:sz w:val="28"/>
+          <w:szCs w:val="28"/>
+        </w:rPr>
+      </w:pPr>
+    </w:p>
+    <w:p>
+      <w:pPr>
+        <w:ind w:firstLine="560"/>
+        <w:jc w:val="left"/>
+        <w:rPr>
+          <w:rFonts w:ascii="方正仿宋_GBK" w:eastAsia="方正仿宋_GBK"/>
+          <w:sz w:val="28"/>
+          <w:szCs w:val="28"/>
+        </w:rPr>
+      </w:pPr>
+    </w:p>
+    <w:p>
+      <w:pPr>
+        <w:ind w:firstLine="560"/>
+        <w:jc w:val="left"/>
+        <w:rPr>
+          <w:rFonts w:ascii="方正仿宋_GBK" w:eastAsia="方正仿宋_GBK"/>
+          <w:sz w:val="28"/>
+          <w:szCs w:val="28"/>
+        </w:rPr>
+      </w:pPr>
+    </w:p>
+    <w:p>
+      <w:pPr>
+        <w:ind w:firstLine="560"/>
+        <w:jc w:val="left"/>
+        <w:rPr>
+          <w:rFonts w:ascii="方正仿宋_GBK" w:eastAsia="方正仿宋_GBK"/>
+          <w:sz w:val="28"/>
+          <w:szCs w:val="28"/>
+        </w:rPr>
+      </w:pPr>
+    </w:p>
+    <w:p>
+      <w:pPr>
+        <w:ind w:firstLine="560"/>
+        <w:jc w:val="left"/>
+        <w:rPr>
+          <w:rFonts w:ascii="方正仿宋_GBK" w:eastAsia="方正仿宋_GBK"/>
+          <w:sz w:val="28"/>
+          <w:szCs w:val="28"/>
+        </w:rPr>
+      </w:pPr>
+    </w:p>
+    <w:p>
+      <w:pPr>
+        <w:ind w:firstLine="560"/>
+        <w:jc w:val="left"/>
+        <w:rPr>
+          <w:rFonts w:ascii="方正仿宋_GBK" w:eastAsia="方正仿宋_GBK"/>
+          <w:sz w:val="28"/>
+          <w:szCs w:val="28"/>
+        </w:rPr>
+      </w:pPr>
+      <w:r>
+        <w:rPr>
+          <w:rFonts w:ascii="方正仿宋_GBK" w:eastAsia="方正仿宋_GBK"/>
+          <w:sz w:val="28"/>
+          <w:szCs w:val="28"/>
+        </w:rPr>
+        <w:t>6.</w:t>
+      </w:r>
+      <w:r>
+        <w:rPr>
+          <w:rFonts w:ascii="方正仿宋_GBK" w:eastAsia="方正仿宋_GBK" w:hint="eastAsia"/>
+          <w:sz w:val="28"/>
+          <w:szCs w:val="28"/>
+        </w:rPr>
+        <w:t>退出程序：退出控制台和图形化，都可退出程序</w:t>
+      </w:r>
+    </w:p>
+    <w:p>
+      <w:pPr>
+        <w:ind w:firstLine="560"/>
+        <w:jc w:val="left"/>
+        <w:rPr>
+          <w:rFonts w:ascii="方正仿宋_GBK" w:eastAsia="方正仿宋_GBK" w:hint="eastAsia"/>
+          <w:sz w:val="28"/>
+          <w:szCs w:val="28"/>
+        </w:rPr>
+      </w:pPr>
+      <w:r>
+        <w:rPr>
+          <w:rFonts w:ascii="方正仿宋_GBK" w:eastAsia="方正仿宋_GBK" w:hint="eastAsia"/>
+          <w:sz w:val="28"/>
+          <w:szCs w:val="28"/>
+        </w:rPr>
+        <w:t>附：部分内容</w:t>
+      </w:r>
+      <w:hyperlink r:id="rId16" w:history="1">
+        <w:r>
+          <w:rPr>
+            <w:rStyle w:val="a8"/>
+            <w:rFonts w:ascii="方正仿宋_GBK" w:eastAsia="方正仿宋_GBK" w:hint="eastAsia"/>
+            <w:sz w:val="28"/>
+            <w:szCs w:val="28"/>
+          </w:rPr>
+          <w:t>操作</w:t>
         </w:r>
         <w:r>
           <w:rPr>
@@ -2326,7 +5937,7 @@
             <w:sz w:val="28"/>
             <w:szCs w:val="28"/>
           </w:rPr>
-          <w:t>d</w:t>
+          <w:t>视</w:t>
         </w:r>
         <w:r>
           <w:rPr>
@@ -2335,72 +5946,9 @@
             <w:sz w:val="28"/>
             <w:szCs w:val="28"/>
           </w:rPr>
-          <w:t>.</w:t>
-        </w:r>
-        <w:r>
-          <w:rPr>
-            <w:rStyle w:val="a8"/>
-            <w:rFonts w:ascii="方正仿宋_GBK" w:eastAsia="方正仿宋_GBK"/>
-            <w:sz w:val="28"/>
-            <w:szCs w:val="28"/>
-          </w:rPr>
-          <w:t>b</w:t>
-        </w:r>
-        <w:r>
-          <w:rPr>
-            <w:rStyle w:val="a8"/>
-            <w:rFonts w:ascii="方正仿宋_GBK" w:eastAsia="方正仿宋_GBK"/>
-            <w:sz w:val="28"/>
-            <w:szCs w:val="28"/>
-          </w:rPr>
-          <w:t>a</w:t>
-        </w:r>
-        <w:r>
-          <w:rPr>
-            <w:rStyle w:val="a8"/>
-            <w:rFonts w:ascii="方正仿宋_GBK" w:eastAsia="方正仿宋_GBK"/>
-            <w:sz w:val="28"/>
-            <w:szCs w:val="28"/>
-          </w:rPr>
-          <w:t>t</w:t>
+          <w:t>频</w:t>
         </w:r>
       </w:hyperlink>
-      <w:r>
-        <w:rPr>
-          <w:rFonts w:ascii="方正仿宋_GBK" w:eastAsia="方正仿宋_GBK" w:hint="eastAsia"/>
-          <w:sz w:val="28"/>
-          <w:szCs w:val="28"/>
-        </w:rPr>
-        <w:t>文件，双击直接运行就能编译</w:t>
-      </w:r>
-    </w:p>
-    <w:p>
-      <w:pPr>
-        <w:jc w:val="left"/>
-        <w:rPr>
-          <w:rFonts w:ascii="方正黑体_GBK" w:eastAsia="方正黑体_GBK"/>
-          <w:sz w:val="28"/>
-          <w:szCs w:val="28"/>
-        </w:rPr>
-      </w:pPr>
-      <w:r>
-        <w:rPr>
-          <w:rFonts w:ascii="方正黑体_GBK" w:eastAsia="方正黑体_GBK" w:hint="eastAsia"/>
-          <w:sz w:val="28"/>
-          <w:szCs w:val="28"/>
-        </w:rPr>
-        <w:t>四 程序使用说明</w:t>
-      </w:r>
-    </w:p>
-    <w:p>
-      <w:pPr>
-        <w:jc w:val="left"/>
-        <w:rPr>
-          <w:rFonts w:ascii="方正黑体_GBK" w:eastAsia="方正黑体_GBK" w:hint="eastAsia"/>
-          <w:sz w:val="28"/>
-          <w:szCs w:val="28"/>
-        </w:rPr>
-      </w:pPr>
     </w:p>
     <w:sectPr>
       <w:pgSz w:w="11906" w:h="16838"/>
